--- a/idris/.NET Angular/Idris_Sadiq.docx
+++ b/idris/.NET Angular/Idris_Sadiq.docx
@@ -110,7 +110,14 @@
                 <w:rFonts w:ascii="Arial" w:eastAsia="Arial" w:hAnsi="Arial" w:cs="Arial"/>
                 <w:color w:val="BBBBBB"/>
               </w:rPr>
-              <w:t xml:space="preserve">idrissadiqdev@outlook.com  </w:t>
+              <w:t>Idrissdev</w:t>
+            </w:r>
+            <w:r>
+              <w:rPr>
+                <w:rFonts w:ascii="Arial" w:eastAsia="Arial" w:hAnsi="Arial" w:cs="Arial"/>
+                <w:color w:val="BBBBBB"/>
+              </w:rPr>
+              <w:t xml:space="preserve">@outlook.com  </w:t>
             </w:r>
             <w:r>
               <w:rPr>
@@ -124,7 +131,21 @@
                 <w:rFonts w:ascii="Arial" w:eastAsia="Arial" w:hAnsi="Arial" w:cs="Arial"/>
                 <w:color w:val="BBBBBB"/>
               </w:rPr>
-              <w:t>|  Los Angeles, California, United States</w:t>
+              <w:t xml:space="preserve">|  </w:t>
+            </w:r>
+            <w:r>
+              <w:rPr>
+                <w:rFonts w:ascii="Arial" w:eastAsia="Arial" w:hAnsi="Arial" w:cs="Arial"/>
+                <w:color w:val="BBBBBB"/>
+              </w:rPr>
+              <w:t>Spring Valley</w:t>
+            </w:r>
+            <w:r>
+              <w:rPr>
+                <w:rFonts w:ascii="Arial" w:eastAsia="Arial" w:hAnsi="Arial" w:cs="Arial"/>
+                <w:color w:val="BBBBBB"/>
+              </w:rPr>
+              <w:t>, California, United States</w:t>
             </w:r>
           </w:p>
           <w:p>
@@ -136,7 +157,14 @@
                 <w:rFonts w:ascii="Arial" w:eastAsia="Arial" w:hAnsi="Arial" w:cs="Arial"/>
                 <w:color w:val="BBBBBB"/>
               </w:rPr>
-              <w:t>LinkedIn: linkedin.com/in/idris-sadiq-958b453a6</w:t>
+              <w:t xml:space="preserve">LinkedIn: </w:t>
+            </w:r>
+            <w:r>
+              <w:rPr>
+                <w:rFonts w:ascii="Arial" w:eastAsia="Arial" w:hAnsi="Arial" w:cs="Arial"/>
+                <w:color w:val="BBBBBB"/>
+              </w:rPr>
+              <w:t>https://www.linkedin.com/in/idris-sadiq-1b824b3b4</w:t>
             </w:r>
           </w:p>
         </w:tc>
@@ -167,48 +195,48 @@
     </w:p>
     <w:p>
       <w:pPr>
-        <w:spacing w:after="80"/>
+        <w:pStyle w:val="NormalWeb"/>
+        <w:spacing w:before="0" w:beforeAutospacing="0" w:after="0" w:afterAutospacing="0"/>
         <w:jc w:val="both"/>
         <w:rPr>
           <w:rFonts w:ascii="Arial" w:hAnsi="Arial" w:cs="Arial"/>
-        </w:rPr>
-      </w:pPr>
-      <w:r>
-        <w:rPr>
-          <w:rStyle w:val="Strong"/>
-          <w:rFonts w:ascii="Arial" w:hAnsi="Arial" w:cs="Arial"/>
-        </w:rPr>
-        <w:t>Senior Software Engineer</w:t>
-      </w:r>
-      <w:r>
-        <w:rPr>
-          <w:rFonts w:ascii="Arial" w:hAnsi="Arial" w:cs="Arial"/>
-        </w:rPr>
-        <w:t xml:space="preserve"> with ~10 years building and operating </w:t>
-      </w:r>
-      <w:r>
-        <w:rPr>
-          <w:rStyle w:val="Strong"/>
-          <w:rFonts w:ascii="Arial" w:hAnsi="Arial" w:cs="Arial"/>
+          <w:sz w:val="20"/>
+        </w:rPr>
+      </w:pPr>
+      <w:r>
+        <w:rPr>
+          <w:rFonts w:ascii="Arial" w:hAnsi="Arial" w:cs="Arial"/>
+          <w:sz w:val="20"/>
+        </w:rPr>
+        <w:t xml:space="preserve">Senior Software Engineer with ~10 years delivering and operating </w:t>
+      </w:r>
+      <w:r>
+        <w:rPr>
+          <w:rStyle w:val="Strong"/>
+          <w:rFonts w:ascii="Arial" w:hAnsi="Arial" w:cs="Arial"/>
+          <w:sz w:val="20"/>
         </w:rPr>
         <w:t>customer-facing platforms</w:t>
       </w:r>
       <w:r>
         <w:rPr>
           <w:rFonts w:ascii="Arial" w:hAnsi="Arial" w:cs="Arial"/>
-        </w:rPr>
-        <w:t xml:space="preserve"> end-to-end, with deep focus on </w:t>
-      </w:r>
-      <w:r>
-        <w:rPr>
-          <w:rStyle w:val="Strong"/>
-          <w:rFonts w:ascii="Arial" w:hAnsi="Arial" w:cs="Arial"/>
-        </w:rPr>
-        <w:t>.NET services</w:t>
-      </w:r>
-      <w:r>
-        <w:rPr>
-          <w:rFonts w:ascii="Arial" w:hAnsi="Arial" w:cs="Arial"/>
+          <w:sz w:val="20"/>
+        </w:rPr>
+        <w:t xml:space="preserve"> end-to-end, specializing in </w:t>
+      </w:r>
+      <w:r>
+        <w:rPr>
+          <w:rStyle w:val="Strong"/>
+          <w:rFonts w:ascii="Arial" w:hAnsi="Arial" w:cs="Arial"/>
+          <w:sz w:val="20"/>
+        </w:rPr>
+        <w:t>.NET (ASP.NET Core) backend services</w:t>
+      </w:r>
+      <w:r>
+        <w:rPr>
+          <w:rFonts w:ascii="Arial" w:hAnsi="Arial" w:cs="Arial"/>
+          <w:sz w:val="20"/>
         </w:rPr>
         <w:t xml:space="preserve">, </w:t>
       </w:r>
@@ -216,153 +244,231 @@
         <w:rPr>
           <w:rStyle w:val="Strong"/>
           <w:rFonts w:ascii="Arial" w:hAnsi="Arial" w:cs="Arial"/>
-        </w:rPr>
-        <w:t>Angular frontends</w:t>
-      </w:r>
-      <w:r>
-        <w:rPr>
-          <w:rFonts w:ascii="Arial" w:hAnsi="Arial" w:cs="Arial"/>
-        </w:rPr>
-        <w:t xml:space="preserve">, and </w:t>
-      </w:r>
-      <w:r>
-        <w:rPr>
-          <w:rStyle w:val="Strong"/>
-          <w:rFonts w:ascii="Arial" w:hAnsi="Arial" w:cs="Arial"/>
+          <w:sz w:val="20"/>
+        </w:rPr>
+        <w:t>Angular</w:t>
+      </w:r>
+      <w:r>
+        <w:rPr>
+          <w:rFonts w:ascii="Arial" w:hAnsi="Arial" w:cs="Arial"/>
+          <w:sz w:val="20"/>
+        </w:rPr>
+        <w:t xml:space="preserve"> frontends, and </w:t>
+      </w:r>
+      <w:r>
+        <w:rPr>
+          <w:rStyle w:val="Strong"/>
+          <w:rFonts w:ascii="Arial" w:hAnsi="Arial" w:cs="Arial"/>
+          <w:sz w:val="20"/>
         </w:rPr>
         <w:t>cloud-native delivery</w:t>
       </w:r>
       <w:r>
         <w:rPr>
           <w:rFonts w:ascii="Arial" w:hAnsi="Arial" w:cs="Arial"/>
-        </w:rPr>
-        <w:t xml:space="preserve">. Strong at turning ambiguous needs into </w:t>
-      </w:r>
-      <w:r>
-        <w:rPr>
-          <w:rStyle w:val="Strong"/>
-          <w:rFonts w:ascii="Arial" w:hAnsi="Arial" w:cs="Arial"/>
-        </w:rPr>
-        <w:t>clear API contracts</w:t>
-      </w:r>
-      <w:r>
-        <w:rPr>
-          <w:rFonts w:ascii="Arial" w:hAnsi="Arial" w:cs="Arial"/>
-        </w:rPr>
-        <w:t xml:space="preserve">, maintainable </w:t>
-      </w:r>
-      <w:r>
-        <w:rPr>
-          <w:rStyle w:val="Strong"/>
-          <w:rFonts w:ascii="Arial" w:hAnsi="Arial" w:cs="Arial"/>
-        </w:rPr>
-        <w:t>domain models</w:t>
-      </w:r>
-      <w:r>
-        <w:rPr>
-          <w:rFonts w:ascii="Arial" w:hAnsi="Arial" w:cs="Arial"/>
-        </w:rPr>
-        <w:t xml:space="preserve">, and </w:t>
-      </w:r>
-      <w:r>
-        <w:rPr>
-          <w:rStyle w:val="Strong"/>
-          <w:rFonts w:ascii="Arial" w:hAnsi="Arial" w:cs="Arial"/>
+          <w:sz w:val="20"/>
+        </w:rPr>
+        <w:t xml:space="preserve"> on AWS/Azure. Experienced in translating ambiguous product goals into </w:t>
+      </w:r>
+      <w:r>
+        <w:rPr>
+          <w:rStyle w:val="Strong"/>
+          <w:rFonts w:ascii="Arial" w:hAnsi="Arial" w:cs="Arial"/>
+          <w:sz w:val="20"/>
+        </w:rPr>
+        <w:t>well-versioned API contracts</w:t>
+      </w:r>
+      <w:r>
+        <w:rPr>
+          <w:rFonts w:ascii="Arial" w:hAnsi="Arial" w:cs="Arial"/>
+          <w:sz w:val="20"/>
+        </w:rPr>
+        <w:t xml:space="preserve"> (REST/</w:t>
+      </w:r>
+      <w:proofErr w:type="spellStart"/>
+      <w:r>
+        <w:rPr>
+          <w:rFonts w:ascii="Arial" w:hAnsi="Arial" w:cs="Arial"/>
+          <w:sz w:val="20"/>
+        </w:rPr>
+        <w:t>gRPC</w:t>
+      </w:r>
+      <w:proofErr w:type="spellEnd"/>
+      <w:r>
+        <w:rPr>
+          <w:rFonts w:ascii="Arial" w:hAnsi="Arial" w:cs="Arial"/>
+          <w:sz w:val="20"/>
+        </w:rPr>
+        <w:t xml:space="preserve"> patterns), </w:t>
+      </w:r>
+      <w:r>
+        <w:rPr>
+          <w:rStyle w:val="Strong"/>
+          <w:rFonts w:ascii="Arial" w:hAnsi="Arial" w:cs="Arial"/>
+          <w:sz w:val="20"/>
+        </w:rPr>
+        <w:t>clean domain models</w:t>
+      </w:r>
+      <w:r>
+        <w:rPr>
+          <w:rFonts w:ascii="Arial" w:hAnsi="Arial" w:cs="Arial"/>
+          <w:sz w:val="20"/>
+        </w:rPr>
+        <w:t xml:space="preserve"> (DDD-inspired boundaries, transactional consistency), and </w:t>
+      </w:r>
+      <w:r>
+        <w:rPr>
+          <w:rStyle w:val="Strong"/>
+          <w:rFonts w:ascii="Arial" w:hAnsi="Arial" w:cs="Arial"/>
+          <w:sz w:val="20"/>
         </w:rPr>
         <w:t>incremental releases</w:t>
       </w:r>
       <w:r>
         <w:rPr>
           <w:rFonts w:ascii="Arial" w:hAnsi="Arial" w:cs="Arial"/>
-        </w:rPr>
-        <w:t xml:space="preserve"> backed by </w:t>
-      </w:r>
-      <w:proofErr w:type="spellStart"/>
-      <w:r>
-        <w:rPr>
-          <w:rStyle w:val="Strong"/>
-          <w:rFonts w:ascii="Arial" w:hAnsi="Arial" w:cs="Arial"/>
+          <w:sz w:val="20"/>
+        </w:rPr>
+        <w:t xml:space="preserve"> using </w:t>
+      </w:r>
+      <w:r>
+        <w:rPr>
+          <w:rStyle w:val="Strong"/>
+          <w:rFonts w:ascii="Arial" w:hAnsi="Arial" w:cs="Arial"/>
+          <w:sz w:val="20"/>
+        </w:rPr>
+        <w:t>CI/CD</w:t>
+      </w:r>
+      <w:r>
+        <w:rPr>
+          <w:rFonts w:ascii="Arial" w:hAnsi="Arial" w:cs="Arial"/>
+          <w:sz w:val="20"/>
+        </w:rPr>
+        <w:t xml:space="preserve">, feature flags, and safe rollout strategies. Strong in building </w:t>
+      </w:r>
+      <w:r>
+        <w:rPr>
+          <w:rStyle w:val="Strong"/>
+          <w:rFonts w:ascii="Arial" w:hAnsi="Arial" w:cs="Arial"/>
+          <w:sz w:val="20"/>
+        </w:rPr>
+        <w:t>production-grade systems</w:t>
+      </w:r>
+      <w:r>
+        <w:rPr>
+          <w:rFonts w:ascii="Arial" w:hAnsi="Arial" w:cs="Arial"/>
+          <w:sz w:val="20"/>
+        </w:rPr>
+        <w:t xml:space="preserve"> with </w:t>
+      </w:r>
+      <w:proofErr w:type="spellStart"/>
+      <w:r>
+        <w:rPr>
+          <w:rStyle w:val="Strong"/>
+          <w:rFonts w:ascii="Arial" w:hAnsi="Arial" w:cs="Arial"/>
+          <w:sz w:val="20"/>
         </w:rPr>
         <w:t>observability</w:t>
       </w:r>
       <w:proofErr w:type="spellEnd"/>
       <w:r>
         <w:rPr>
-          <w:rFonts w:ascii="Arial" w:hAnsi="Arial" w:cs="Arial"/>
-        </w:rPr>
-        <w:t xml:space="preserve">, </w:t>
-      </w:r>
-      <w:r>
-        <w:rPr>
-          <w:rStyle w:val="Strong"/>
-          <w:rFonts w:ascii="Arial" w:hAnsi="Arial" w:cs="Arial"/>
-        </w:rPr>
-        <w:t>testing</w:t>
-      </w:r>
-      <w:r>
-        <w:rPr>
-          <w:rFonts w:ascii="Arial" w:hAnsi="Arial" w:cs="Arial"/>
-        </w:rPr>
-        <w:t xml:space="preserve">, and </w:t>
-      </w:r>
-      <w:r>
-        <w:rPr>
-          <w:rStyle w:val="Strong"/>
-          <w:rFonts w:ascii="Arial" w:hAnsi="Arial" w:cs="Arial"/>
+          <w:rStyle w:val="Strong"/>
+          <w:rFonts w:ascii="Arial" w:hAnsi="Arial" w:cs="Arial"/>
+          <w:sz w:val="20"/>
+        </w:rPr>
+        <w:t xml:space="preserve"> by default</w:t>
+      </w:r>
+      <w:r>
+        <w:rPr>
+          <w:rFonts w:ascii="Arial" w:hAnsi="Arial" w:cs="Arial"/>
+          <w:sz w:val="20"/>
+        </w:rPr>
+        <w:t xml:space="preserve"> (structured logs, metrics, distributed tracing, SLO-driven dashboards), </w:t>
+      </w:r>
+      <w:r>
+        <w:rPr>
+          <w:rStyle w:val="Strong"/>
+          <w:rFonts w:ascii="Arial" w:hAnsi="Arial" w:cs="Arial"/>
+          <w:sz w:val="20"/>
+        </w:rPr>
+        <w:t>automated testing</w:t>
+      </w:r>
+      <w:r>
+        <w:rPr>
+          <w:rFonts w:ascii="Arial" w:hAnsi="Arial" w:cs="Arial"/>
+          <w:sz w:val="20"/>
+        </w:rPr>
+        <w:t xml:space="preserve"> (unit/integration/contract/E2E), and </w:t>
+      </w:r>
+      <w:r>
+        <w:rPr>
+          <w:rStyle w:val="Strong"/>
+          <w:rFonts w:ascii="Arial" w:hAnsi="Arial" w:cs="Arial"/>
+          <w:sz w:val="20"/>
         </w:rPr>
         <w:t>secure-by-default</w:t>
       </w:r>
       <w:r>
         <w:rPr>
           <w:rFonts w:ascii="Arial" w:hAnsi="Arial" w:cs="Arial"/>
-        </w:rPr>
-        <w:t xml:space="preserve"> patterns. </w:t>
+          <w:sz w:val="20"/>
+        </w:rPr>
+        <w:t xml:space="preserve"> design (OAuth2/OIDC, JWT validation, RBAC/ABAC, rate limiting, audit logging). </w:t>
       </w:r>
       <w:proofErr w:type="gramStart"/>
       <w:r>
         <w:rPr>
           <w:rFonts w:ascii="Arial" w:hAnsi="Arial" w:cs="Arial"/>
-        </w:rPr>
-        <w:t xml:space="preserve">Known for improving </w:t>
-      </w:r>
-      <w:r>
-        <w:rPr>
-          <w:rStyle w:val="Strong"/>
-          <w:rFonts w:ascii="Arial" w:hAnsi="Arial" w:cs="Arial"/>
-        </w:rPr>
-        <w:t>performance</w:t>
-      </w:r>
-      <w:r>
-        <w:rPr>
-          <w:rFonts w:ascii="Arial" w:hAnsi="Arial" w:cs="Arial"/>
-        </w:rPr>
-        <w:t xml:space="preserve">, </w:t>
-      </w:r>
-      <w:r>
-        <w:rPr>
-          <w:rStyle w:val="Strong"/>
-          <w:rFonts w:ascii="Arial" w:hAnsi="Arial" w:cs="Arial"/>
-        </w:rPr>
-        <w:t>reliability</w:t>
-      </w:r>
-      <w:r>
-        <w:rPr>
-          <w:rFonts w:ascii="Arial" w:hAnsi="Arial" w:cs="Arial"/>
-        </w:rPr>
-        <w:t xml:space="preserve">, and </w:t>
-      </w:r>
-      <w:r>
-        <w:rPr>
-          <w:rStyle w:val="Strong"/>
-          <w:rFonts w:ascii="Arial" w:hAnsi="Arial" w:cs="Arial"/>
-        </w:rPr>
-        <w:t>team execution</w:t>
-      </w:r>
-      <w:r>
-        <w:rPr>
-          <w:rFonts w:ascii="Arial" w:hAnsi="Arial" w:cs="Arial"/>
-        </w:rPr>
-        <w:t xml:space="preserve"> through pragmatic architecture, strong engineering habits, and production-driven iteration.</w:t>
+          <w:sz w:val="20"/>
+        </w:rPr>
+        <w:t xml:space="preserve">Known for raising platform </w:t>
+      </w:r>
+      <w:r>
+        <w:rPr>
+          <w:rStyle w:val="Strong"/>
+          <w:rFonts w:ascii="Arial" w:hAnsi="Arial" w:cs="Arial"/>
+          <w:sz w:val="20"/>
+        </w:rPr>
+        <w:t>performance and reliability</w:t>
+      </w:r>
+      <w:r>
+        <w:rPr>
+          <w:rFonts w:ascii="Arial" w:hAnsi="Arial" w:cs="Arial"/>
+          <w:sz w:val="20"/>
+        </w:rPr>
+        <w:t xml:space="preserve"> through profiling, caching, query/index tuning, </w:t>
+      </w:r>
+      <w:proofErr w:type="spellStart"/>
+      <w:r>
+        <w:rPr>
+          <w:rFonts w:ascii="Arial" w:hAnsi="Arial" w:cs="Arial"/>
+          <w:sz w:val="20"/>
+        </w:rPr>
+        <w:t>async</w:t>
+      </w:r>
+      <w:proofErr w:type="spellEnd"/>
+      <w:r>
+        <w:rPr>
+          <w:rFonts w:ascii="Arial" w:hAnsi="Arial" w:cs="Arial"/>
+          <w:sz w:val="20"/>
+        </w:rPr>
+        <w:t xml:space="preserve"> workloads, and pragmatic architecture decisions that improve </w:t>
+      </w:r>
+      <w:r>
+        <w:rPr>
+          <w:rStyle w:val="Strong"/>
+          <w:rFonts w:ascii="Arial" w:hAnsi="Arial" w:cs="Arial"/>
+          <w:sz w:val="20"/>
+        </w:rPr>
+        <w:t>throughput, latency, and operability</w:t>
+      </w:r>
+      <w:r>
+        <w:rPr>
+          <w:rFonts w:ascii="Arial" w:hAnsi="Arial" w:cs="Arial"/>
+          <w:sz w:val="20"/>
+        </w:rPr>
+        <w:t xml:space="preserve"> while accelerating team execution.</w:t>
       </w:r>
       <w:proofErr w:type="gramEnd"/>
     </w:p>
@@ -394,74 +500,87 @@
         <w:spacing w:after="80"/>
         <w:jc w:val="both"/>
         <w:rPr>
-          <w:rFonts w:ascii="Arial" w:hAnsi="Arial" w:cs="Arial"/>
-        </w:rPr>
-      </w:pPr>
-      <w:r>
-        <w:rPr>
-          <w:rStyle w:val="Strong"/>
-          <w:rFonts w:ascii="Arial" w:hAnsi="Arial" w:cs="Arial"/>
-        </w:rPr>
-        <w:t>Frontend</w:t>
-      </w:r>
-      <w:r>
-        <w:rPr>
-          <w:rFonts w:ascii="Arial" w:hAnsi="Arial" w:cs="Arial"/>
-        </w:rPr>
-        <w:t xml:space="preserve"> — </w:t>
-      </w:r>
-      <w:r>
-        <w:rPr>
-          <w:rStyle w:val="Strong"/>
-          <w:rFonts w:ascii="Arial" w:hAnsi="Arial" w:cs="Arial"/>
-        </w:rPr>
-        <w:t>Angular</w:t>
-      </w:r>
-      <w:r>
-        <w:rPr>
-          <w:rFonts w:ascii="Arial" w:hAnsi="Arial" w:cs="Arial"/>
+          <w:rStyle w:val="Strong"/>
+          <w:rFonts w:ascii="Arial" w:hAnsi="Arial" w:cs="Arial"/>
+          <w:b w:val="0"/>
+          <w:bCs w:val="0"/>
+          <w:sz w:val="18"/>
+        </w:rPr>
+      </w:pPr>
+      <w:r>
+        <w:rPr>
+          <w:rStyle w:val="Strong"/>
+          <w:rFonts w:ascii="Arial" w:hAnsi="Arial" w:cs="Arial"/>
+          <w:sz w:val="18"/>
+        </w:rPr>
+        <w:t xml:space="preserve">Frontend — </w:t>
+      </w:r>
+      <w:r>
+        <w:rPr>
+          <w:rStyle w:val="Strong"/>
+          <w:rFonts w:ascii="Arial" w:hAnsi="Arial" w:cs="Arial"/>
+          <w:b w:val="0"/>
+          <w:sz w:val="18"/>
+        </w:rPr>
+        <w:t xml:space="preserve">Angular, </w:t>
+      </w:r>
+      <w:proofErr w:type="spellStart"/>
+      <w:r>
+        <w:rPr>
+          <w:rStyle w:val="Strong"/>
+          <w:rFonts w:ascii="Arial" w:hAnsi="Arial" w:cs="Arial"/>
+          <w:b w:val="0"/>
+          <w:sz w:val="18"/>
+        </w:rPr>
+        <w:t>RxJS</w:t>
+      </w:r>
+      <w:proofErr w:type="spellEnd"/>
+      <w:r>
+        <w:rPr>
+          <w:rStyle w:val="Strong"/>
+          <w:rFonts w:ascii="Arial" w:hAnsi="Arial" w:cs="Arial"/>
+          <w:b w:val="0"/>
+          <w:sz w:val="18"/>
         </w:rPr>
         <w:t xml:space="preserve">, </w:t>
       </w:r>
       <w:proofErr w:type="spellStart"/>
       <w:r>
         <w:rPr>
-          <w:rFonts w:ascii="Arial" w:hAnsi="Arial" w:cs="Arial"/>
-        </w:rPr>
-        <w:t>RxJS</w:t>
-      </w:r>
-      <w:proofErr w:type="spellEnd"/>
-      <w:r>
-        <w:rPr>
-          <w:rFonts w:ascii="Arial" w:hAnsi="Arial" w:cs="Arial"/>
-        </w:rPr>
-        <w:t xml:space="preserve">, </w:t>
-      </w:r>
-      <w:proofErr w:type="spellStart"/>
-      <w:r>
-        <w:rPr>
-          <w:rFonts w:ascii="Arial" w:hAnsi="Arial" w:cs="Arial"/>
+          <w:rStyle w:val="Strong"/>
+          <w:rFonts w:ascii="Arial" w:hAnsi="Arial" w:cs="Arial"/>
+          <w:b w:val="0"/>
+          <w:sz w:val="18"/>
         </w:rPr>
         <w:t>NgRx</w:t>
       </w:r>
       <w:proofErr w:type="spellEnd"/>
       <w:r>
         <w:rPr>
-          <w:rFonts w:ascii="Arial" w:hAnsi="Arial" w:cs="Arial"/>
+          <w:rStyle w:val="Strong"/>
+          <w:rFonts w:ascii="Arial" w:hAnsi="Arial" w:cs="Arial"/>
+          <w:b w:val="0"/>
+          <w:sz w:val="18"/>
         </w:rPr>
         <w:t xml:space="preserve">, Angular Material, Storybook, accessibility-minded UI, client-side caching, performance profiling, </w:t>
       </w:r>
       <w:proofErr w:type="spellStart"/>
       <w:r>
         <w:rPr>
-          <w:rFonts w:ascii="Arial" w:hAnsi="Arial" w:cs="Arial"/>
+          <w:rStyle w:val="Strong"/>
+          <w:rFonts w:ascii="Arial" w:hAnsi="Arial" w:cs="Arial"/>
+          <w:b w:val="0"/>
+          <w:sz w:val="18"/>
         </w:rPr>
         <w:t>TypeScript</w:t>
       </w:r>
       <w:proofErr w:type="spellEnd"/>
       <w:r>
         <w:rPr>
-          <w:rFonts w:ascii="Arial" w:hAnsi="Arial" w:cs="Arial"/>
+          <w:rStyle w:val="Strong"/>
+          <w:rFonts w:ascii="Arial" w:hAnsi="Arial" w:cs="Arial"/>
+          <w:b w:val="0"/>
+          <w:sz w:val="18"/>
         </w:rPr>
         <w:t>, JavaScript, HTML, CSS</w:t>
       </w:r>
@@ -476,19 +595,24 @@
         <w:spacing w:after="80"/>
         <w:jc w:val="both"/>
         <w:rPr>
-          <w:rFonts w:ascii="Arial" w:hAnsi="Arial" w:cs="Arial"/>
-        </w:rPr>
-      </w:pPr>
-      <w:r>
-        <w:rPr>
-          <w:rStyle w:val="Strong"/>
-          <w:rFonts w:ascii="Arial" w:hAnsi="Arial" w:cs="Arial"/>
+          <w:rStyle w:val="Strong"/>
+          <w:rFonts w:ascii="Arial" w:hAnsi="Arial" w:cs="Arial"/>
+          <w:bCs w:val="0"/>
+          <w:sz w:val="18"/>
+        </w:rPr>
+      </w:pPr>
+      <w:r>
+        <w:rPr>
+          <w:rStyle w:val="Strong"/>
+          <w:rFonts w:ascii="Arial" w:hAnsi="Arial" w:cs="Arial"/>
+          <w:sz w:val="18"/>
         </w:rPr>
         <w:t>Backend &amp; APIs</w:t>
       </w:r>
       <w:r>
         <w:rPr>
           <w:rFonts w:ascii="Arial" w:hAnsi="Arial" w:cs="Arial"/>
+          <w:sz w:val="18"/>
         </w:rPr>
         <w:t xml:space="preserve"> — </w:t>
       </w:r>
@@ -496,67 +620,68 @@
         <w:rPr>
           <w:rStyle w:val="Strong"/>
           <w:rFonts w:ascii="Arial" w:hAnsi="Arial" w:cs="Arial"/>
-        </w:rPr>
-        <w:t>C#</w:t>
-      </w:r>
-      <w:r>
-        <w:rPr>
-          <w:rFonts w:ascii="Arial" w:hAnsi="Arial" w:cs="Arial"/>
+          <w:b w:val="0"/>
+          <w:sz w:val="18"/>
+        </w:rPr>
+        <w:t xml:space="preserve">C#, .NET, ASP.NET Core, REST, background jobs/hosted services, </w:t>
+      </w:r>
+      <w:proofErr w:type="spellStart"/>
+      <w:r>
+        <w:rPr>
+          <w:rStyle w:val="Strong"/>
+          <w:rFonts w:ascii="Arial" w:hAnsi="Arial" w:cs="Arial"/>
+          <w:b w:val="0"/>
+          <w:sz w:val="18"/>
+        </w:rPr>
+        <w:t>webhooks</w:t>
+      </w:r>
+      <w:proofErr w:type="spellEnd"/>
+      <w:r>
+        <w:rPr>
+          <w:rStyle w:val="Strong"/>
+          <w:rFonts w:ascii="Arial" w:hAnsi="Arial" w:cs="Arial"/>
+          <w:b w:val="0"/>
+          <w:sz w:val="18"/>
         </w:rPr>
         <w:t xml:space="preserve">, </w:t>
       </w:r>
-      <w:r>
-        <w:rPr>
-          <w:rStyle w:val="Strong"/>
-          <w:rFonts w:ascii="Arial" w:hAnsi="Arial" w:cs="Arial"/>
-        </w:rPr>
-        <w:t>.NET</w:t>
-      </w:r>
-      <w:r>
-        <w:rPr>
-          <w:rFonts w:ascii="Arial" w:hAnsi="Arial" w:cs="Arial"/>
-        </w:rPr>
-        <w:t xml:space="preserve">, ASP.NET Core, REST, background jobs/hosted services, </w:t>
-      </w:r>
-      <w:proofErr w:type="spellStart"/>
-      <w:r>
-        <w:rPr>
-          <w:rFonts w:ascii="Arial" w:hAnsi="Arial" w:cs="Arial"/>
-        </w:rPr>
-        <w:t>webhooks</w:t>
-      </w:r>
-      <w:proofErr w:type="spellEnd"/>
-      <w:r>
-        <w:rPr>
-          <w:rFonts w:ascii="Arial" w:hAnsi="Arial" w:cs="Arial"/>
-        </w:rPr>
-        <w:t xml:space="preserve">, </w:t>
-      </w:r>
-      <w:proofErr w:type="spellStart"/>
-      <w:r>
-        <w:rPr>
-          <w:rFonts w:ascii="Arial" w:hAnsi="Arial" w:cs="Arial"/>
+      <w:proofErr w:type="spellStart"/>
+      <w:r>
+        <w:rPr>
+          <w:rStyle w:val="Strong"/>
+          <w:rFonts w:ascii="Arial" w:hAnsi="Arial" w:cs="Arial"/>
+          <w:b w:val="0"/>
+          <w:sz w:val="18"/>
         </w:rPr>
         <w:t>WebSockets</w:t>
       </w:r>
       <w:proofErr w:type="spellEnd"/>
       <w:r>
         <w:rPr>
-          <w:rFonts w:ascii="Arial" w:hAnsi="Arial" w:cs="Arial"/>
+          <w:rStyle w:val="Strong"/>
+          <w:rFonts w:ascii="Arial" w:hAnsi="Arial" w:cs="Arial"/>
+          <w:b w:val="0"/>
+          <w:sz w:val="18"/>
         </w:rPr>
         <w:t xml:space="preserve">/SSE, caching strategies, API versioning, </w:t>
       </w:r>
       <w:proofErr w:type="spellStart"/>
       <w:r>
         <w:rPr>
-          <w:rFonts w:ascii="Arial" w:hAnsi="Arial" w:cs="Arial"/>
+          <w:rStyle w:val="Strong"/>
+          <w:rFonts w:ascii="Arial" w:hAnsi="Arial" w:cs="Arial"/>
+          <w:b w:val="0"/>
+          <w:sz w:val="18"/>
         </w:rPr>
         <w:t>idempotency</w:t>
       </w:r>
       <w:proofErr w:type="spellEnd"/>
       <w:r>
         <w:rPr>
-          <w:rFonts w:ascii="Arial" w:hAnsi="Arial" w:cs="Arial"/>
+          <w:rStyle w:val="Strong"/>
+          <w:rFonts w:ascii="Arial" w:hAnsi="Arial" w:cs="Arial"/>
+          <w:b w:val="0"/>
+          <w:sz w:val="18"/>
         </w:rPr>
         <w:t>, rate limiting, retries</w:t>
       </w:r>
@@ -572,194 +697,222 @@
         <w:jc w:val="both"/>
         <w:rPr>
           <w:rFonts w:ascii="Arial" w:hAnsi="Arial" w:cs="Arial"/>
-        </w:rPr>
-      </w:pPr>
-      <w:r>
-        <w:rPr>
-          <w:rStyle w:val="Strong"/>
-          <w:rFonts w:ascii="Arial" w:hAnsi="Arial" w:cs="Arial"/>
+          <w:b/>
+          <w:sz w:val="18"/>
+        </w:rPr>
+      </w:pPr>
+      <w:r>
+        <w:rPr>
+          <w:rStyle w:val="Strong"/>
+          <w:rFonts w:ascii="Arial" w:hAnsi="Arial" w:cs="Arial"/>
+          <w:sz w:val="18"/>
         </w:rPr>
         <w:t>Data, Messaging &amp; Search</w:t>
       </w:r>
       <w:r>
         <w:rPr>
           <w:rFonts w:ascii="Arial" w:hAnsi="Arial" w:cs="Arial"/>
+          <w:sz w:val="18"/>
         </w:rPr>
         <w:t xml:space="preserve"> — </w:t>
       </w:r>
-      <w:proofErr w:type="spellStart"/>
-      <w:r>
-        <w:rPr>
-          <w:rStyle w:val="Strong"/>
-          <w:rFonts w:ascii="Arial" w:hAnsi="Arial" w:cs="Arial"/>
+      <w:r>
+        <w:rPr>
+          <w:rStyle w:val="Strong"/>
+          <w:rFonts w:ascii="Arial" w:hAnsi="Arial" w:cs="Arial"/>
+          <w:sz w:val="18"/>
+        </w:rPr>
+        <w:t>Relational</w:t>
+      </w:r>
+      <w:r>
+        <w:rPr>
+          <w:rStyle w:val="Strong"/>
+          <w:rFonts w:ascii="Arial" w:hAnsi="Arial" w:cs="Arial"/>
+          <w:b w:val="0"/>
+          <w:sz w:val="18"/>
+        </w:rPr>
+        <w:t xml:space="preserve">: </w:t>
+      </w:r>
+      <w:proofErr w:type="spellStart"/>
+      <w:r>
+        <w:rPr>
+          <w:rStyle w:val="Strong"/>
+          <w:rFonts w:ascii="Arial" w:hAnsi="Arial" w:cs="Arial"/>
+          <w:b w:val="0"/>
+          <w:sz w:val="18"/>
         </w:rPr>
         <w:t>PostgreSQL</w:t>
       </w:r>
       <w:proofErr w:type="spellEnd"/>
       <w:r>
         <w:rPr>
-          <w:rFonts w:ascii="Arial" w:hAnsi="Arial" w:cs="Arial"/>
+          <w:rStyle w:val="Strong"/>
+          <w:rFonts w:ascii="Arial" w:hAnsi="Arial" w:cs="Arial"/>
+          <w:b w:val="0"/>
+          <w:sz w:val="18"/>
+        </w:rPr>
+        <w:t xml:space="preserve">, MySQL, SQL Server • </w:t>
+      </w:r>
+      <w:proofErr w:type="spellStart"/>
+      <w:r>
+        <w:rPr>
+          <w:rStyle w:val="Strong"/>
+          <w:rFonts w:ascii="Arial" w:hAnsi="Arial" w:cs="Arial"/>
+          <w:sz w:val="18"/>
+        </w:rPr>
+        <w:t>NoSQL</w:t>
+      </w:r>
+      <w:proofErr w:type="spellEnd"/>
+      <w:r>
+        <w:rPr>
+          <w:rStyle w:val="Strong"/>
+          <w:rFonts w:ascii="Arial" w:hAnsi="Arial" w:cs="Arial"/>
+          <w:b w:val="0"/>
+          <w:sz w:val="18"/>
+        </w:rPr>
+        <w:t xml:space="preserve">: </w:t>
+      </w:r>
+      <w:proofErr w:type="spellStart"/>
+      <w:r>
+        <w:rPr>
+          <w:rStyle w:val="Strong"/>
+          <w:rFonts w:ascii="Arial" w:hAnsi="Arial" w:cs="Arial"/>
+          <w:b w:val="0"/>
+          <w:sz w:val="18"/>
+        </w:rPr>
+        <w:t>Redis</w:t>
+      </w:r>
+      <w:proofErr w:type="spellEnd"/>
+      <w:r>
+        <w:rPr>
+          <w:rStyle w:val="Strong"/>
+          <w:rFonts w:ascii="Arial" w:hAnsi="Arial" w:cs="Arial"/>
+          <w:b w:val="0"/>
+          <w:sz w:val="18"/>
         </w:rPr>
         <w:t xml:space="preserve">, </w:t>
       </w:r>
-      <w:r>
-        <w:rPr>
-          <w:rStyle w:val="Strong"/>
-          <w:rFonts w:ascii="Arial" w:hAnsi="Arial" w:cs="Arial"/>
-        </w:rPr>
-        <w:t>MySQL</w:t>
-      </w:r>
-      <w:r>
-        <w:rPr>
-          <w:rFonts w:ascii="Arial" w:hAnsi="Arial" w:cs="Arial"/>
+      <w:proofErr w:type="spellStart"/>
+      <w:r>
+        <w:rPr>
+          <w:rStyle w:val="Strong"/>
+          <w:rFonts w:ascii="Arial" w:hAnsi="Arial" w:cs="Arial"/>
+          <w:b w:val="0"/>
+          <w:sz w:val="18"/>
+        </w:rPr>
+        <w:t>MongoDB</w:t>
+      </w:r>
+      <w:proofErr w:type="spellEnd"/>
+      <w:r>
+        <w:rPr>
+          <w:rStyle w:val="Strong"/>
+          <w:rFonts w:ascii="Arial" w:hAnsi="Arial" w:cs="Arial"/>
+          <w:b w:val="0"/>
+          <w:sz w:val="18"/>
         </w:rPr>
         <w:t xml:space="preserve">, </w:t>
       </w:r>
-      <w:r>
-        <w:rPr>
-          <w:rStyle w:val="Strong"/>
-          <w:rFonts w:ascii="Arial" w:hAnsi="Arial" w:cs="Arial"/>
-        </w:rPr>
-        <w:t>SQL Server</w:t>
-      </w:r>
-      <w:r>
-        <w:rPr>
-          <w:rFonts w:ascii="Arial" w:hAnsi="Arial" w:cs="Arial"/>
-        </w:rPr>
-        <w:t xml:space="preserve">, </w:t>
-      </w:r>
-      <w:proofErr w:type="spellStart"/>
-      <w:r>
-        <w:rPr>
-          <w:rStyle w:val="Strong"/>
-          <w:rFonts w:ascii="Arial" w:hAnsi="Arial" w:cs="Arial"/>
-        </w:rPr>
-        <w:t>Redis</w:t>
-      </w:r>
-      <w:proofErr w:type="spellEnd"/>
-      <w:r>
-        <w:rPr>
-          <w:rFonts w:ascii="Arial" w:hAnsi="Arial" w:cs="Arial"/>
-        </w:rPr>
-        <w:t xml:space="preserve">, </w:t>
-      </w:r>
-      <w:proofErr w:type="spellStart"/>
-      <w:r>
-        <w:rPr>
-          <w:rStyle w:val="Strong"/>
-          <w:rFonts w:ascii="Arial" w:hAnsi="Arial" w:cs="Arial"/>
-        </w:rPr>
-        <w:t>MongoDB</w:t>
-      </w:r>
-      <w:proofErr w:type="spellEnd"/>
-      <w:r>
-        <w:rPr>
-          <w:rFonts w:ascii="Arial" w:hAnsi="Arial" w:cs="Arial"/>
-        </w:rPr>
-        <w:t xml:space="preserve">, </w:t>
-      </w:r>
-      <w:proofErr w:type="spellStart"/>
-      <w:r>
-        <w:rPr>
-          <w:rStyle w:val="Strong"/>
-          <w:rFonts w:ascii="Arial" w:hAnsi="Arial" w:cs="Arial"/>
+      <w:proofErr w:type="spellStart"/>
+      <w:r>
+        <w:rPr>
+          <w:rStyle w:val="Strong"/>
+          <w:rFonts w:ascii="Arial" w:hAnsi="Arial" w:cs="Arial"/>
+          <w:b w:val="0"/>
+          <w:sz w:val="18"/>
         </w:rPr>
         <w:t>DynamoDB</w:t>
       </w:r>
       <w:proofErr w:type="spellEnd"/>
       <w:r>
         <w:rPr>
-          <w:rFonts w:ascii="Arial" w:hAnsi="Arial" w:cs="Arial"/>
-        </w:rPr>
-        <w:t xml:space="preserve">, </w:t>
-      </w:r>
-      <w:r>
-        <w:rPr>
-          <w:rStyle w:val="Strong"/>
-          <w:rFonts w:ascii="Arial" w:hAnsi="Arial" w:cs="Arial"/>
-        </w:rPr>
-        <w:t>AWS SQS/SNS</w:t>
-      </w:r>
-      <w:r>
-        <w:rPr>
-          <w:rFonts w:ascii="Arial" w:hAnsi="Arial" w:cs="Arial"/>
-        </w:rPr>
-        <w:t xml:space="preserve">, </w:t>
-      </w:r>
-      <w:r>
-        <w:rPr>
-          <w:rStyle w:val="Strong"/>
-          <w:rFonts w:ascii="Arial" w:hAnsi="Arial" w:cs="Arial"/>
-        </w:rPr>
-        <w:t>Kafka</w:t>
-      </w:r>
-      <w:r>
-        <w:rPr>
-          <w:rFonts w:ascii="Arial" w:hAnsi="Arial" w:cs="Arial"/>
-        </w:rPr>
-        <w:t xml:space="preserve">, </w:t>
-      </w:r>
-      <w:proofErr w:type="spellStart"/>
-      <w:r>
-        <w:rPr>
-          <w:rStyle w:val="Strong"/>
-          <w:rFonts w:ascii="Arial" w:hAnsi="Arial" w:cs="Arial"/>
+          <w:rStyle w:val="Strong"/>
+          <w:rFonts w:ascii="Arial" w:hAnsi="Arial" w:cs="Arial"/>
+          <w:b w:val="0"/>
+          <w:sz w:val="18"/>
+        </w:rPr>
+        <w:t xml:space="preserve"> • </w:t>
+      </w:r>
+      <w:r>
+        <w:rPr>
+          <w:rStyle w:val="Strong"/>
+          <w:rFonts w:ascii="Arial" w:hAnsi="Arial" w:cs="Arial"/>
+          <w:sz w:val="18"/>
+        </w:rPr>
+        <w:t>Queues/streams</w:t>
+      </w:r>
+      <w:r>
+        <w:rPr>
+          <w:rStyle w:val="Strong"/>
+          <w:rFonts w:ascii="Arial" w:hAnsi="Arial" w:cs="Arial"/>
+          <w:b w:val="0"/>
+          <w:sz w:val="18"/>
+        </w:rPr>
+        <w:t xml:space="preserve">: AWS SQS/SNS, Kafka, </w:t>
+      </w:r>
+      <w:proofErr w:type="spellStart"/>
+      <w:r>
+        <w:rPr>
+          <w:rStyle w:val="Strong"/>
+          <w:rFonts w:ascii="Arial" w:hAnsi="Arial" w:cs="Arial"/>
+          <w:b w:val="0"/>
+          <w:sz w:val="18"/>
         </w:rPr>
         <w:t>RabbitMQ</w:t>
       </w:r>
       <w:proofErr w:type="spellEnd"/>
       <w:r>
         <w:rPr>
-          <w:rFonts w:ascii="Arial" w:hAnsi="Arial" w:cs="Arial"/>
-        </w:rPr>
-        <w:t xml:space="preserve">, </w:t>
-      </w:r>
-      <w:proofErr w:type="spellStart"/>
-      <w:r>
-        <w:rPr>
-          <w:rStyle w:val="Strong"/>
-          <w:rFonts w:ascii="Arial" w:hAnsi="Arial" w:cs="Arial"/>
+          <w:rStyle w:val="Strong"/>
+          <w:rFonts w:ascii="Arial" w:hAnsi="Arial" w:cs="Arial"/>
+          <w:b w:val="0"/>
+          <w:sz w:val="18"/>
+        </w:rPr>
+        <w:t xml:space="preserve"> • Search: </w:t>
+      </w:r>
+      <w:proofErr w:type="spellStart"/>
+      <w:r>
+        <w:rPr>
+          <w:rStyle w:val="Strong"/>
+          <w:rFonts w:ascii="Arial" w:hAnsi="Arial" w:cs="Arial"/>
+          <w:b w:val="0"/>
+          <w:sz w:val="18"/>
         </w:rPr>
         <w:t>Elasticsearch</w:t>
       </w:r>
       <w:proofErr w:type="spellEnd"/>
       <w:r>
         <w:rPr>
-          <w:rFonts w:ascii="Arial" w:hAnsi="Arial" w:cs="Arial"/>
-        </w:rPr>
-        <w:t xml:space="preserve">, </w:t>
-      </w:r>
-      <w:r>
-        <w:rPr>
-          <w:rStyle w:val="Strong"/>
-          <w:rFonts w:ascii="Arial" w:hAnsi="Arial" w:cs="Arial"/>
-        </w:rPr>
-        <w:t>OpenSearch</w:t>
-      </w:r>
-      <w:r>
-        <w:rPr>
-          <w:rFonts w:ascii="Arial" w:hAnsi="Arial" w:cs="Arial"/>
-        </w:rPr>
-        <w:t xml:space="preserve">, </w:t>
-      </w:r>
-      <w:r>
-        <w:rPr>
-          <w:rStyle w:val="Strong"/>
-          <w:rFonts w:ascii="Arial" w:hAnsi="Arial" w:cs="Arial"/>
-        </w:rPr>
-        <w:t>Redshift</w:t>
-      </w:r>
-      <w:r>
-        <w:rPr>
-          <w:rFonts w:ascii="Arial" w:hAnsi="Arial" w:cs="Arial"/>
-        </w:rPr>
-        <w:t xml:space="preserve">, </w:t>
-      </w:r>
-      <w:proofErr w:type="spellStart"/>
-      <w:r>
-        <w:rPr>
-          <w:rStyle w:val="Strong"/>
-          <w:rFonts w:ascii="Arial" w:hAnsi="Arial" w:cs="Arial"/>
+          <w:rStyle w:val="Strong"/>
+          <w:rFonts w:ascii="Arial" w:hAnsi="Arial" w:cs="Arial"/>
+          <w:b w:val="0"/>
+          <w:sz w:val="18"/>
+        </w:rPr>
+        <w:t xml:space="preserve">, OpenSearch • </w:t>
+      </w:r>
+      <w:r>
+        <w:rPr>
+          <w:rStyle w:val="Strong"/>
+          <w:rFonts w:ascii="Arial" w:hAnsi="Arial" w:cs="Arial"/>
+          <w:sz w:val="18"/>
+        </w:rPr>
+        <w:t>Analytics</w:t>
+      </w:r>
+      <w:r>
+        <w:rPr>
+          <w:rStyle w:val="Strong"/>
+          <w:rFonts w:ascii="Arial" w:hAnsi="Arial" w:cs="Arial"/>
+          <w:b w:val="0"/>
+          <w:sz w:val="18"/>
+        </w:rPr>
+        <w:t xml:space="preserve">: Redshift, </w:t>
+      </w:r>
+      <w:proofErr w:type="spellStart"/>
+      <w:r>
+        <w:rPr>
+          <w:rStyle w:val="Strong"/>
+          <w:rFonts w:ascii="Arial" w:hAnsi="Arial" w:cs="Arial"/>
+          <w:b w:val="0"/>
+          <w:sz w:val="18"/>
         </w:rPr>
         <w:t>BigQuery</w:t>
       </w:r>
@@ -775,13 +928,18 @@
         <w:spacing w:after="80"/>
         <w:jc w:val="both"/>
         <w:rPr>
-          <w:rFonts w:ascii="Arial" w:hAnsi="Arial" w:cs="Arial"/>
-        </w:rPr>
-      </w:pPr>
-      <w:r>
-        <w:rPr>
-          <w:rStyle w:val="Strong"/>
-          <w:rFonts w:ascii="Arial" w:hAnsi="Arial" w:cs="Arial"/>
+          <w:rStyle w:val="Strong"/>
+          <w:rFonts w:ascii="Arial" w:hAnsi="Arial" w:cs="Arial"/>
+          <w:b w:val="0"/>
+          <w:bCs w:val="0"/>
+          <w:sz w:val="18"/>
+        </w:rPr>
+      </w:pPr>
+      <w:r>
+        <w:rPr>
+          <w:rStyle w:val="Strong"/>
+          <w:rFonts w:ascii="Arial" w:hAnsi="Arial" w:cs="Arial"/>
+          <w:sz w:val="18"/>
         </w:rPr>
         <w:t xml:space="preserve">Cloud &amp; </w:t>
       </w:r>
@@ -790,6 +948,7 @@
         <w:rPr>
           <w:rStyle w:val="Strong"/>
           <w:rFonts w:ascii="Arial" w:hAnsi="Arial" w:cs="Arial"/>
+          <w:sz w:val="18"/>
         </w:rPr>
         <w:t>DevOps</w:t>
       </w:r>
@@ -797,450 +956,417 @@
       <w:r>
         <w:rPr>
           <w:rFonts w:ascii="Arial" w:hAnsi="Arial" w:cs="Arial"/>
+          <w:sz w:val="18"/>
         </w:rPr>
         <w:t xml:space="preserve"> — </w:t>
       </w:r>
-      <w:r>
-        <w:rPr>
-          <w:rStyle w:val="Strong"/>
-          <w:rFonts w:ascii="Arial" w:hAnsi="Arial" w:cs="Arial"/>
-        </w:rPr>
-        <w:t>AWS (primary)</w:t>
-      </w:r>
-      <w:r>
-        <w:rPr>
-          <w:rFonts w:ascii="Arial" w:hAnsi="Arial" w:cs="Arial"/>
+      <w:proofErr w:type="spellStart"/>
+      <w:r>
+        <w:rPr>
+          <w:rStyle w:val="Strong"/>
+          <w:rFonts w:ascii="Arial" w:hAnsi="Arial" w:cs="Arial"/>
+          <w:b w:val="0"/>
+          <w:sz w:val="18"/>
+        </w:rPr>
+        <w:t>Docker</w:t>
+      </w:r>
+      <w:proofErr w:type="spellEnd"/>
+      <w:r>
+        <w:rPr>
+          <w:rStyle w:val="Strong"/>
+          <w:rFonts w:ascii="Arial" w:hAnsi="Arial" w:cs="Arial"/>
+          <w:b w:val="0"/>
+          <w:sz w:val="18"/>
+        </w:rPr>
+        <w:t xml:space="preserve">, </w:t>
+      </w:r>
+      <w:proofErr w:type="spellStart"/>
+      <w:r>
+        <w:rPr>
+          <w:rStyle w:val="Strong"/>
+          <w:rFonts w:ascii="Arial" w:hAnsi="Arial" w:cs="Arial"/>
+          <w:b w:val="0"/>
+          <w:sz w:val="18"/>
+        </w:rPr>
+        <w:t>Kubernetes</w:t>
+      </w:r>
+      <w:proofErr w:type="spellEnd"/>
+      <w:r>
+        <w:rPr>
+          <w:rStyle w:val="Strong"/>
+          <w:rFonts w:ascii="Arial" w:hAnsi="Arial" w:cs="Arial"/>
+          <w:b w:val="0"/>
+          <w:sz w:val="18"/>
+        </w:rPr>
+        <w:t xml:space="preserve">, Helm, Argo CD, </w:t>
+      </w:r>
+      <w:proofErr w:type="spellStart"/>
+      <w:r>
+        <w:rPr>
+          <w:rStyle w:val="Strong"/>
+          <w:rFonts w:ascii="Arial" w:hAnsi="Arial" w:cs="Arial"/>
+          <w:b w:val="0"/>
+          <w:sz w:val="18"/>
+        </w:rPr>
+        <w:t>Gi</w:t>
+      </w:r>
+      <w:r>
+        <w:rPr>
+          <w:rStyle w:val="Strong"/>
+          <w:rFonts w:ascii="Arial" w:hAnsi="Arial" w:cs="Arial"/>
+          <w:b w:val="0"/>
+          <w:sz w:val="18"/>
+        </w:rPr>
+        <w:t>tOps</w:t>
+      </w:r>
+      <w:proofErr w:type="spellEnd"/>
+      <w:r>
+        <w:rPr>
+          <w:rStyle w:val="Strong"/>
+          <w:rFonts w:ascii="Arial" w:hAnsi="Arial" w:cs="Arial"/>
+          <w:b w:val="0"/>
+          <w:sz w:val="18"/>
+        </w:rPr>
+        <w:t xml:space="preserve">, </w:t>
+      </w:r>
+      <w:proofErr w:type="spellStart"/>
+      <w:r>
+        <w:rPr>
+          <w:rStyle w:val="Strong"/>
+          <w:rFonts w:ascii="Arial" w:hAnsi="Arial" w:cs="Arial"/>
+          <w:b w:val="0"/>
+          <w:sz w:val="18"/>
+        </w:rPr>
+        <w:t>Terraform</w:t>
+      </w:r>
+      <w:proofErr w:type="spellEnd"/>
+      <w:r>
+        <w:rPr>
+          <w:rStyle w:val="Strong"/>
+          <w:rFonts w:ascii="Arial" w:hAnsi="Arial" w:cs="Arial"/>
+          <w:b w:val="0"/>
+          <w:sz w:val="18"/>
+        </w:rPr>
+        <w:t xml:space="preserve">, </w:t>
+      </w:r>
+      <w:proofErr w:type="spellStart"/>
+      <w:r>
+        <w:rPr>
+          <w:rStyle w:val="Strong"/>
+          <w:rFonts w:ascii="Arial" w:hAnsi="Arial" w:cs="Arial"/>
+          <w:b w:val="0"/>
+          <w:sz w:val="18"/>
+        </w:rPr>
+        <w:t>CloudFormation</w:t>
+      </w:r>
+      <w:proofErr w:type="spellEnd"/>
+      <w:r>
+        <w:rPr>
+          <w:rStyle w:val="Strong"/>
+          <w:rFonts w:ascii="Arial" w:hAnsi="Arial" w:cs="Arial"/>
+          <w:b w:val="0"/>
+          <w:sz w:val="18"/>
+        </w:rPr>
+        <w:t xml:space="preserve"> •</w:t>
+      </w:r>
+      <w:bookmarkStart w:id="0" w:name="_GoBack"/>
+      <w:bookmarkEnd w:id="0"/>
+      <w:r>
+        <w:rPr>
+          <w:rStyle w:val="Strong"/>
+          <w:rFonts w:ascii="Arial" w:hAnsi="Arial" w:cs="Arial"/>
+          <w:b w:val="0"/>
+          <w:sz w:val="18"/>
+        </w:rPr>
+        <w:t xml:space="preserve"> </w:t>
+      </w:r>
+      <w:r>
+        <w:rPr>
+          <w:rStyle w:val="Strong"/>
+          <w:rFonts w:ascii="Arial" w:hAnsi="Arial" w:cs="Arial"/>
+          <w:sz w:val="18"/>
+        </w:rPr>
+        <w:t>AWS</w:t>
+      </w:r>
+      <w:r>
+        <w:rPr>
+          <w:rStyle w:val="Strong"/>
+          <w:rFonts w:ascii="Arial" w:hAnsi="Arial" w:cs="Arial"/>
+          <w:b w:val="0"/>
+          <w:sz w:val="18"/>
+        </w:rPr>
+        <w:t>:</w:t>
+      </w:r>
+      <w:r>
+        <w:rPr>
+          <w:rStyle w:val="Strong"/>
+          <w:rFonts w:ascii="Arial" w:hAnsi="Arial" w:cs="Arial"/>
+          <w:sz w:val="18"/>
+        </w:rPr>
+        <w:t xml:space="preserve"> </w:t>
+      </w:r>
+      <w:r>
+        <w:rPr>
+          <w:rStyle w:val="Strong"/>
+          <w:rFonts w:ascii="Arial" w:hAnsi="Arial" w:cs="Arial"/>
+          <w:b w:val="0"/>
+          <w:sz w:val="18"/>
+        </w:rPr>
+        <w:t xml:space="preserve">EKS, ECS, EC2, Lambda, API Gateway, S3, </w:t>
+      </w:r>
+      <w:proofErr w:type="spellStart"/>
+      <w:r>
+        <w:rPr>
+          <w:rStyle w:val="Strong"/>
+          <w:rFonts w:ascii="Arial" w:hAnsi="Arial" w:cs="Arial"/>
+          <w:b w:val="0"/>
+          <w:sz w:val="18"/>
+        </w:rPr>
+        <w:t>CloudFront</w:t>
+      </w:r>
+      <w:proofErr w:type="spellEnd"/>
+      <w:r>
+        <w:rPr>
+          <w:rStyle w:val="Strong"/>
+          <w:rFonts w:ascii="Arial" w:hAnsi="Arial" w:cs="Arial"/>
+          <w:b w:val="0"/>
+          <w:sz w:val="18"/>
+        </w:rPr>
+        <w:t xml:space="preserve">, RDS, </w:t>
+      </w:r>
+      <w:proofErr w:type="spellStart"/>
+      <w:r>
+        <w:rPr>
+          <w:rStyle w:val="Strong"/>
+          <w:rFonts w:ascii="Arial" w:hAnsi="Arial" w:cs="Arial"/>
+          <w:b w:val="0"/>
+          <w:sz w:val="18"/>
+        </w:rPr>
+        <w:t>DynamoDB</w:t>
+      </w:r>
+      <w:proofErr w:type="spellEnd"/>
+      <w:r>
+        <w:rPr>
+          <w:rStyle w:val="Strong"/>
+          <w:rFonts w:ascii="Arial" w:hAnsi="Arial" w:cs="Arial"/>
+          <w:b w:val="0"/>
+          <w:sz w:val="18"/>
+        </w:rPr>
+        <w:t xml:space="preserve">, </w:t>
+      </w:r>
+      <w:proofErr w:type="spellStart"/>
+      <w:r>
+        <w:rPr>
+          <w:rStyle w:val="Strong"/>
+          <w:rFonts w:ascii="Arial" w:hAnsi="Arial" w:cs="Arial"/>
+          <w:b w:val="0"/>
+          <w:sz w:val="18"/>
+        </w:rPr>
+        <w:t>ElastiCache</w:t>
+      </w:r>
+      <w:proofErr w:type="spellEnd"/>
+      <w:r>
+        <w:rPr>
+          <w:rStyle w:val="Strong"/>
+          <w:rFonts w:ascii="Arial" w:hAnsi="Arial" w:cs="Arial"/>
+          <w:b w:val="0"/>
+          <w:sz w:val="18"/>
+        </w:rPr>
+        <w:t xml:space="preserve">, </w:t>
+      </w:r>
+      <w:proofErr w:type="spellStart"/>
+      <w:r>
+        <w:rPr>
+          <w:rStyle w:val="Strong"/>
+          <w:rFonts w:ascii="Arial" w:hAnsi="Arial" w:cs="Arial"/>
+          <w:b w:val="0"/>
+          <w:sz w:val="18"/>
+        </w:rPr>
+        <w:t>EventBridge</w:t>
+      </w:r>
+      <w:proofErr w:type="spellEnd"/>
+      <w:r>
+        <w:rPr>
+          <w:rStyle w:val="Strong"/>
+          <w:rFonts w:ascii="Arial" w:hAnsi="Arial" w:cs="Arial"/>
+          <w:b w:val="0"/>
+          <w:sz w:val="18"/>
+        </w:rPr>
+        <w:t xml:space="preserve">, Step Functions, IAM • </w:t>
+      </w:r>
+      <w:r>
+        <w:rPr>
+          <w:rStyle w:val="Strong"/>
+          <w:rFonts w:ascii="Arial" w:hAnsi="Arial" w:cs="Arial"/>
+          <w:sz w:val="18"/>
+        </w:rPr>
+        <w:t>Azure</w:t>
+      </w:r>
+      <w:r>
+        <w:rPr>
+          <w:rStyle w:val="Strong"/>
+          <w:rFonts w:ascii="Arial" w:hAnsi="Arial" w:cs="Arial"/>
+          <w:b w:val="0"/>
+          <w:sz w:val="18"/>
+        </w:rPr>
+        <w:t xml:space="preserve">: AKS, App Service, Azure SQL, Service Bus, Key Vault, Application Insights • </w:t>
+      </w:r>
+      <w:r>
+        <w:rPr>
+          <w:rStyle w:val="Strong"/>
+          <w:rFonts w:ascii="Arial" w:hAnsi="Arial" w:cs="Arial"/>
+          <w:sz w:val="18"/>
+        </w:rPr>
+        <w:t>GCP</w:t>
+      </w:r>
+      <w:r>
+        <w:rPr>
+          <w:rStyle w:val="Strong"/>
+          <w:rFonts w:ascii="Arial" w:hAnsi="Arial" w:cs="Arial"/>
+          <w:b w:val="0"/>
+          <w:sz w:val="18"/>
+        </w:rPr>
+        <w:t>:</w:t>
+      </w:r>
+      <w:r>
+        <w:rPr>
+          <w:rStyle w:val="Strong"/>
+          <w:rFonts w:ascii="Arial" w:hAnsi="Arial" w:cs="Arial"/>
+          <w:sz w:val="18"/>
+        </w:rPr>
+        <w:t xml:space="preserve"> </w:t>
+      </w:r>
+      <w:r>
+        <w:rPr>
+          <w:rStyle w:val="Strong"/>
+          <w:rFonts w:ascii="Arial" w:hAnsi="Arial" w:cs="Arial"/>
+          <w:b w:val="0"/>
+          <w:sz w:val="18"/>
+        </w:rPr>
+        <w:t>GKE, Cloud Run, P</w:t>
+      </w:r>
+      <w:r>
+        <w:rPr>
+          <w:rStyle w:val="Strong"/>
+          <w:rFonts w:ascii="Arial" w:hAnsi="Arial" w:cs="Arial"/>
+          <w:b w:val="0"/>
+          <w:sz w:val="18"/>
+        </w:rPr>
+        <w:t xml:space="preserve">ub/Sub, Cloud Storage, </w:t>
+      </w:r>
+      <w:proofErr w:type="spellStart"/>
+      <w:r>
+        <w:rPr>
+          <w:rStyle w:val="Strong"/>
+          <w:rFonts w:ascii="Arial" w:hAnsi="Arial" w:cs="Arial"/>
+          <w:b w:val="0"/>
+          <w:sz w:val="18"/>
+        </w:rPr>
+        <w:t>BigQuery</w:t>
+      </w:r>
+      <w:proofErr w:type="spellEnd"/>
+      <w:r>
+        <w:rPr>
+          <w:rStyle w:val="Strong"/>
+          <w:rFonts w:ascii="Arial" w:hAnsi="Arial" w:cs="Arial"/>
+          <w:b w:val="0"/>
+          <w:sz w:val="18"/>
+        </w:rPr>
+        <w:t xml:space="preserve"> </w:t>
+      </w:r>
+      <w:r>
+        <w:rPr>
+          <w:rStyle w:val="Strong"/>
+          <w:rFonts w:ascii="Arial" w:hAnsi="Arial" w:cs="Arial"/>
+          <w:b w:val="0"/>
+          <w:sz w:val="18"/>
+        </w:rPr>
+        <w:t>•</w:t>
+      </w:r>
+      <w:r>
+        <w:rPr>
+          <w:rStyle w:val="Strong"/>
+          <w:rFonts w:ascii="Arial" w:hAnsi="Arial" w:cs="Arial"/>
+          <w:sz w:val="18"/>
+        </w:rPr>
+        <w:t xml:space="preserve"> CI/CD</w:t>
+      </w:r>
+      <w:r>
+        <w:rPr>
+          <w:rStyle w:val="Strong"/>
+          <w:rFonts w:ascii="Arial" w:hAnsi="Arial" w:cs="Arial"/>
+          <w:b w:val="0"/>
+          <w:sz w:val="18"/>
         </w:rPr>
         <w:t xml:space="preserve">: </w:t>
       </w:r>
-      <w:r>
-        <w:rPr>
-          <w:rStyle w:val="Strong"/>
-          <w:rFonts w:ascii="Arial" w:hAnsi="Arial" w:cs="Arial"/>
-        </w:rPr>
-        <w:t>EKS</w:t>
-      </w:r>
-      <w:r>
-        <w:rPr>
-          <w:rFonts w:ascii="Arial" w:hAnsi="Arial" w:cs="Arial"/>
+      <w:proofErr w:type="spellStart"/>
+      <w:r>
+        <w:rPr>
+          <w:rStyle w:val="Strong"/>
+          <w:rFonts w:ascii="Arial" w:hAnsi="Arial" w:cs="Arial"/>
+          <w:b w:val="0"/>
+          <w:sz w:val="18"/>
+        </w:rPr>
+        <w:t>GitHub</w:t>
+      </w:r>
+      <w:proofErr w:type="spellEnd"/>
+      <w:r>
+        <w:rPr>
+          <w:rStyle w:val="Strong"/>
+          <w:rFonts w:ascii="Arial" w:hAnsi="Arial" w:cs="Arial"/>
+          <w:b w:val="0"/>
+          <w:sz w:val="18"/>
+        </w:rPr>
+        <w:t xml:space="preserve"> Actions, </w:t>
+      </w:r>
+      <w:proofErr w:type="spellStart"/>
+      <w:r>
+        <w:rPr>
+          <w:rStyle w:val="Strong"/>
+          <w:rFonts w:ascii="Arial" w:hAnsi="Arial" w:cs="Arial"/>
+          <w:b w:val="0"/>
+          <w:sz w:val="18"/>
+        </w:rPr>
+        <w:t>GitLab</w:t>
+      </w:r>
+      <w:proofErr w:type="spellEnd"/>
+      <w:r>
+        <w:rPr>
+          <w:rStyle w:val="Strong"/>
+          <w:rFonts w:ascii="Arial" w:hAnsi="Arial" w:cs="Arial"/>
+          <w:b w:val="0"/>
+          <w:sz w:val="18"/>
+        </w:rPr>
+        <w:t xml:space="preserve"> CI, Jenkins, Azure </w:t>
+      </w:r>
+      <w:proofErr w:type="spellStart"/>
+      <w:r>
+        <w:rPr>
+          <w:rStyle w:val="Strong"/>
+          <w:rFonts w:ascii="Arial" w:hAnsi="Arial" w:cs="Arial"/>
+          <w:b w:val="0"/>
+          <w:sz w:val="18"/>
+        </w:rPr>
+        <w:t>DevOps</w:t>
+      </w:r>
+      <w:proofErr w:type="spellEnd"/>
+      <w:r>
+        <w:rPr>
+          <w:rStyle w:val="Strong"/>
+          <w:rFonts w:ascii="Arial" w:hAnsi="Arial" w:cs="Arial"/>
+          <w:b w:val="0"/>
+          <w:sz w:val="18"/>
         </w:rPr>
         <w:t xml:space="preserve">, </w:t>
       </w:r>
-      <w:r>
-        <w:rPr>
-          <w:rStyle w:val="Strong"/>
-          <w:rFonts w:ascii="Arial" w:hAnsi="Arial" w:cs="Arial"/>
-        </w:rPr>
-        <w:t>ECS</w:t>
-      </w:r>
-      <w:r>
-        <w:rPr>
-          <w:rFonts w:ascii="Arial" w:hAnsi="Arial" w:cs="Arial"/>
-        </w:rPr>
-        <w:t xml:space="preserve">, </w:t>
-      </w:r>
-      <w:r>
-        <w:rPr>
-          <w:rStyle w:val="Strong"/>
-          <w:rFonts w:ascii="Arial" w:hAnsi="Arial" w:cs="Arial"/>
-        </w:rPr>
-        <w:t>EC2</w:t>
-      </w:r>
-      <w:r>
-        <w:rPr>
-          <w:rFonts w:ascii="Arial" w:hAnsi="Arial" w:cs="Arial"/>
-        </w:rPr>
-        <w:t xml:space="preserve">, </w:t>
-      </w:r>
-      <w:r>
-        <w:rPr>
-          <w:rStyle w:val="Strong"/>
-          <w:rFonts w:ascii="Arial" w:hAnsi="Arial" w:cs="Arial"/>
-        </w:rPr>
-        <w:t>Lambda</w:t>
-      </w:r>
-      <w:r>
-        <w:rPr>
-          <w:rFonts w:ascii="Arial" w:hAnsi="Arial" w:cs="Arial"/>
-        </w:rPr>
-        <w:t xml:space="preserve">, </w:t>
-      </w:r>
-      <w:r>
-        <w:rPr>
-          <w:rStyle w:val="Strong"/>
-          <w:rFonts w:ascii="Arial" w:hAnsi="Arial" w:cs="Arial"/>
-        </w:rPr>
-        <w:t>API Gateway</w:t>
-      </w:r>
-      <w:r>
-        <w:rPr>
-          <w:rFonts w:ascii="Arial" w:hAnsi="Arial" w:cs="Arial"/>
-        </w:rPr>
-        <w:t xml:space="preserve">, </w:t>
-      </w:r>
-      <w:r>
-        <w:rPr>
-          <w:rStyle w:val="Strong"/>
-          <w:rFonts w:ascii="Arial" w:hAnsi="Arial" w:cs="Arial"/>
-        </w:rPr>
-        <w:t>S3</w:t>
-      </w:r>
-      <w:r>
-        <w:rPr>
-          <w:rFonts w:ascii="Arial" w:hAnsi="Arial" w:cs="Arial"/>
-        </w:rPr>
-        <w:t xml:space="preserve">, </w:t>
-      </w:r>
-      <w:proofErr w:type="spellStart"/>
-      <w:r>
-        <w:rPr>
-          <w:rStyle w:val="Strong"/>
-          <w:rFonts w:ascii="Arial" w:hAnsi="Arial" w:cs="Arial"/>
-        </w:rPr>
-        <w:t>CloudFront</w:t>
-      </w:r>
-      <w:proofErr w:type="spellEnd"/>
-      <w:r>
-        <w:rPr>
-          <w:rFonts w:ascii="Arial" w:hAnsi="Arial" w:cs="Arial"/>
-        </w:rPr>
-        <w:t xml:space="preserve">, </w:t>
-      </w:r>
-      <w:r>
-        <w:rPr>
-          <w:rStyle w:val="Strong"/>
-          <w:rFonts w:ascii="Arial" w:hAnsi="Arial" w:cs="Arial"/>
-        </w:rPr>
-        <w:t>RDS</w:t>
-      </w:r>
-      <w:r>
-        <w:rPr>
-          <w:rFonts w:ascii="Arial" w:hAnsi="Arial" w:cs="Arial"/>
-        </w:rPr>
-        <w:t xml:space="preserve">, </w:t>
-      </w:r>
-      <w:proofErr w:type="spellStart"/>
-      <w:r>
-        <w:rPr>
-          <w:rStyle w:val="Strong"/>
-          <w:rFonts w:ascii="Arial" w:hAnsi="Arial" w:cs="Arial"/>
-        </w:rPr>
-        <w:t>DynamoDB</w:t>
-      </w:r>
-      <w:proofErr w:type="spellEnd"/>
-      <w:r>
-        <w:rPr>
-          <w:rFonts w:ascii="Arial" w:hAnsi="Arial" w:cs="Arial"/>
-        </w:rPr>
-        <w:t xml:space="preserve">, </w:t>
-      </w:r>
-      <w:proofErr w:type="spellStart"/>
-      <w:r>
-        <w:rPr>
-          <w:rStyle w:val="Strong"/>
-          <w:rFonts w:ascii="Arial" w:hAnsi="Arial" w:cs="Arial"/>
-        </w:rPr>
-        <w:t>ElastiCache</w:t>
-      </w:r>
-      <w:proofErr w:type="spellEnd"/>
-      <w:r>
-        <w:rPr>
-          <w:rFonts w:ascii="Arial" w:hAnsi="Arial" w:cs="Arial"/>
-        </w:rPr>
-        <w:t xml:space="preserve">, </w:t>
-      </w:r>
-      <w:proofErr w:type="spellStart"/>
-      <w:r>
-        <w:rPr>
-          <w:rStyle w:val="Strong"/>
-          <w:rFonts w:ascii="Arial" w:hAnsi="Arial" w:cs="Arial"/>
-        </w:rPr>
-        <w:t>EventBridge</w:t>
-      </w:r>
-      <w:proofErr w:type="spellEnd"/>
-      <w:r>
-        <w:rPr>
-          <w:rFonts w:ascii="Arial" w:hAnsi="Arial" w:cs="Arial"/>
-        </w:rPr>
-        <w:t xml:space="preserve">, </w:t>
-      </w:r>
-      <w:r>
-        <w:rPr>
-          <w:rStyle w:val="Strong"/>
-          <w:rFonts w:ascii="Arial" w:hAnsi="Arial" w:cs="Arial"/>
-        </w:rPr>
-        <w:t>Step Functions</w:t>
-      </w:r>
-      <w:r>
-        <w:rPr>
-          <w:rFonts w:ascii="Arial" w:hAnsi="Arial" w:cs="Arial"/>
-        </w:rPr>
-        <w:t xml:space="preserve">, </w:t>
-      </w:r>
-      <w:r>
-        <w:rPr>
-          <w:rStyle w:val="Strong"/>
-          <w:rFonts w:ascii="Arial" w:hAnsi="Arial" w:cs="Arial"/>
-        </w:rPr>
-        <w:t>IAM</w:t>
-      </w:r>
-      <w:r>
-        <w:rPr>
-          <w:rFonts w:ascii="Arial" w:hAnsi="Arial" w:cs="Arial"/>
-        </w:rPr>
-        <w:t xml:space="preserve"> • </w:t>
-      </w:r>
-      <w:r>
-        <w:rPr>
-          <w:rStyle w:val="Strong"/>
-          <w:rFonts w:ascii="Arial" w:hAnsi="Arial" w:cs="Arial"/>
-        </w:rPr>
-        <w:t>Azure</w:t>
-      </w:r>
-      <w:r>
-        <w:rPr>
-          <w:rFonts w:ascii="Arial" w:hAnsi="Arial" w:cs="Arial"/>
-        </w:rPr>
-        <w:t xml:space="preserve">: </w:t>
-      </w:r>
-      <w:r>
-        <w:rPr>
-          <w:rStyle w:val="Strong"/>
-          <w:rFonts w:ascii="Arial" w:hAnsi="Arial" w:cs="Arial"/>
-        </w:rPr>
-        <w:t>AKS</w:t>
-      </w:r>
-      <w:r>
-        <w:rPr>
-          <w:rFonts w:ascii="Arial" w:hAnsi="Arial" w:cs="Arial"/>
-        </w:rPr>
-        <w:t xml:space="preserve">, App Service, Azure SQL, Service Bus, Key Vault, Application Insights • </w:t>
-      </w:r>
-      <w:r>
-        <w:rPr>
-          <w:rStyle w:val="Strong"/>
-          <w:rFonts w:ascii="Arial" w:hAnsi="Arial" w:cs="Arial"/>
-        </w:rPr>
-        <w:t>GCP</w:t>
-      </w:r>
-      <w:r>
-        <w:rPr>
-          <w:rFonts w:ascii="Arial" w:hAnsi="Arial" w:cs="Arial"/>
-        </w:rPr>
-        <w:t xml:space="preserve">: </w:t>
-      </w:r>
-      <w:r>
-        <w:rPr>
-          <w:rStyle w:val="Strong"/>
-          <w:rFonts w:ascii="Arial" w:hAnsi="Arial" w:cs="Arial"/>
-        </w:rPr>
-        <w:t>GKE</w:t>
-      </w:r>
-      <w:r>
-        <w:rPr>
-          <w:rFonts w:ascii="Arial" w:hAnsi="Arial" w:cs="Arial"/>
-        </w:rPr>
-        <w:t xml:space="preserve">, Cloud Run, Pub/Sub, Cloud Storage, </w:t>
-      </w:r>
-      <w:proofErr w:type="spellStart"/>
-      <w:r>
-        <w:rPr>
-          <w:rFonts w:ascii="Arial" w:hAnsi="Arial" w:cs="Arial"/>
-        </w:rPr>
-        <w:t>BigQuery</w:t>
-      </w:r>
-      <w:proofErr w:type="spellEnd"/>
-      <w:r>
-        <w:rPr>
-          <w:rFonts w:ascii="Arial" w:hAnsi="Arial" w:cs="Arial"/>
-        </w:rPr>
-        <w:t xml:space="preserve"> • </w:t>
-      </w:r>
-      <w:proofErr w:type="spellStart"/>
-      <w:r>
-        <w:rPr>
-          <w:rStyle w:val="Strong"/>
-          <w:rFonts w:ascii="Arial" w:hAnsi="Arial" w:cs="Arial"/>
-        </w:rPr>
-        <w:t>Docker</w:t>
-      </w:r>
-      <w:proofErr w:type="spellEnd"/>
-      <w:r>
-        <w:rPr>
-          <w:rFonts w:ascii="Arial" w:hAnsi="Arial" w:cs="Arial"/>
-        </w:rPr>
-        <w:t xml:space="preserve">, </w:t>
-      </w:r>
-      <w:proofErr w:type="spellStart"/>
-      <w:r>
-        <w:rPr>
-          <w:rStyle w:val="Strong"/>
-          <w:rFonts w:ascii="Arial" w:hAnsi="Arial" w:cs="Arial"/>
-        </w:rPr>
-        <w:t>Kubernetes</w:t>
-      </w:r>
-      <w:proofErr w:type="spellEnd"/>
-      <w:r>
-        <w:rPr>
-          <w:rFonts w:ascii="Arial" w:hAnsi="Arial" w:cs="Arial"/>
-        </w:rPr>
-        <w:t xml:space="preserve">, </w:t>
-      </w:r>
-      <w:r>
-        <w:rPr>
-          <w:rStyle w:val="Strong"/>
-          <w:rFonts w:ascii="Arial" w:hAnsi="Arial" w:cs="Arial"/>
-        </w:rPr>
-        <w:t>Helm</w:t>
-      </w:r>
-      <w:r>
-        <w:rPr>
-          <w:rFonts w:ascii="Arial" w:hAnsi="Arial" w:cs="Arial"/>
-        </w:rPr>
-        <w:t xml:space="preserve">, </w:t>
-      </w:r>
-      <w:r>
-        <w:rPr>
-          <w:rStyle w:val="Strong"/>
-          <w:rFonts w:ascii="Arial" w:hAnsi="Arial" w:cs="Arial"/>
-        </w:rPr>
-        <w:t>Argo CD</w:t>
-      </w:r>
-      <w:r>
-        <w:rPr>
-          <w:rFonts w:ascii="Arial" w:hAnsi="Arial" w:cs="Arial"/>
-        </w:rPr>
-        <w:t xml:space="preserve">, </w:t>
-      </w:r>
-      <w:proofErr w:type="spellStart"/>
-      <w:r>
-        <w:rPr>
-          <w:rStyle w:val="Strong"/>
-          <w:rFonts w:ascii="Arial" w:hAnsi="Arial" w:cs="Arial"/>
-        </w:rPr>
-        <w:t>GitOps</w:t>
-      </w:r>
-      <w:proofErr w:type="spellEnd"/>
-      <w:r>
-        <w:rPr>
-          <w:rFonts w:ascii="Arial" w:hAnsi="Arial" w:cs="Arial"/>
-        </w:rPr>
-        <w:t xml:space="preserve">, </w:t>
-      </w:r>
-      <w:proofErr w:type="spellStart"/>
-      <w:r>
-        <w:rPr>
-          <w:rStyle w:val="Strong"/>
-          <w:rFonts w:ascii="Arial" w:hAnsi="Arial" w:cs="Arial"/>
-        </w:rPr>
-        <w:t>Terraform</w:t>
-      </w:r>
-      <w:proofErr w:type="spellEnd"/>
-      <w:r>
-        <w:rPr>
-          <w:rFonts w:ascii="Arial" w:hAnsi="Arial" w:cs="Arial"/>
-        </w:rPr>
-        <w:t xml:space="preserve">, </w:t>
-      </w:r>
-      <w:proofErr w:type="spellStart"/>
-      <w:r>
-        <w:rPr>
-          <w:rStyle w:val="Strong"/>
-          <w:rFonts w:ascii="Arial" w:hAnsi="Arial" w:cs="Arial"/>
-        </w:rPr>
-        <w:t>CloudFormation</w:t>
-      </w:r>
-      <w:proofErr w:type="spellEnd"/>
-      <w:r>
-        <w:rPr>
-          <w:rFonts w:ascii="Arial" w:hAnsi="Arial" w:cs="Arial"/>
-        </w:rPr>
-        <w:t xml:space="preserve"> • CI/CD: </w:t>
-      </w:r>
-      <w:proofErr w:type="spellStart"/>
-      <w:r>
-        <w:rPr>
-          <w:rStyle w:val="Strong"/>
-          <w:rFonts w:ascii="Arial" w:hAnsi="Arial" w:cs="Arial"/>
-        </w:rPr>
-        <w:t>GitHub</w:t>
-      </w:r>
-      <w:proofErr w:type="spellEnd"/>
-      <w:r>
-        <w:rPr>
-          <w:rStyle w:val="Strong"/>
-          <w:rFonts w:ascii="Arial" w:hAnsi="Arial" w:cs="Arial"/>
-        </w:rPr>
-        <w:t xml:space="preserve"> Actions</w:t>
-      </w:r>
-      <w:r>
-        <w:rPr>
-          <w:rFonts w:ascii="Arial" w:hAnsi="Arial" w:cs="Arial"/>
-        </w:rPr>
-        <w:t xml:space="preserve">, </w:t>
-      </w:r>
-      <w:proofErr w:type="spellStart"/>
-      <w:r>
-        <w:rPr>
-          <w:rStyle w:val="Strong"/>
-          <w:rFonts w:ascii="Arial" w:hAnsi="Arial" w:cs="Arial"/>
-        </w:rPr>
-        <w:t>GitLab</w:t>
-      </w:r>
-      <w:proofErr w:type="spellEnd"/>
-      <w:r>
-        <w:rPr>
-          <w:rStyle w:val="Strong"/>
-          <w:rFonts w:ascii="Arial" w:hAnsi="Arial" w:cs="Arial"/>
-        </w:rPr>
-        <w:t xml:space="preserve"> CI</w:t>
-      </w:r>
-      <w:r>
-        <w:rPr>
-          <w:rFonts w:ascii="Arial" w:hAnsi="Arial" w:cs="Arial"/>
-        </w:rPr>
-        <w:t xml:space="preserve">, </w:t>
-      </w:r>
-      <w:r>
-        <w:rPr>
-          <w:rStyle w:val="Strong"/>
-          <w:rFonts w:ascii="Arial" w:hAnsi="Arial" w:cs="Arial"/>
-        </w:rPr>
-        <w:t>Jenkins</w:t>
-      </w:r>
-      <w:r>
-        <w:rPr>
-          <w:rFonts w:ascii="Arial" w:hAnsi="Arial" w:cs="Arial"/>
-        </w:rPr>
-        <w:t xml:space="preserve">, </w:t>
-      </w:r>
-      <w:r>
-        <w:rPr>
-          <w:rStyle w:val="Strong"/>
-          <w:rFonts w:ascii="Arial" w:hAnsi="Arial" w:cs="Arial"/>
-        </w:rPr>
-        <w:t xml:space="preserve">Azure </w:t>
-      </w:r>
-      <w:proofErr w:type="spellStart"/>
-      <w:r>
-        <w:rPr>
-          <w:rStyle w:val="Strong"/>
-          <w:rFonts w:ascii="Arial" w:hAnsi="Arial" w:cs="Arial"/>
-        </w:rPr>
-        <w:t>DevOps</w:t>
-      </w:r>
-      <w:proofErr w:type="spellEnd"/>
-      <w:r>
-        <w:rPr>
-          <w:rFonts w:ascii="Arial" w:hAnsi="Arial" w:cs="Arial"/>
-        </w:rPr>
-        <w:t xml:space="preserve">, </w:t>
-      </w:r>
-      <w:proofErr w:type="spellStart"/>
-      <w:r>
-        <w:rPr>
-          <w:rStyle w:val="Strong"/>
-          <w:rFonts w:ascii="Arial" w:hAnsi="Arial" w:cs="Arial"/>
+      <w:proofErr w:type="spellStart"/>
+      <w:r>
+        <w:rPr>
+          <w:rStyle w:val="Strong"/>
+          <w:rFonts w:ascii="Arial" w:hAnsi="Arial" w:cs="Arial"/>
+          <w:b w:val="0"/>
+          <w:sz w:val="18"/>
         </w:rPr>
         <w:t>CircleCI</w:t>
       </w:r>
@@ -1257,13 +1383,15 @@
         <w:jc w:val="both"/>
         <w:rPr>
           <w:rFonts w:ascii="Arial" w:hAnsi="Arial" w:cs="Arial"/>
-        </w:rPr>
-      </w:pPr>
-      <w:proofErr w:type="spellStart"/>
-      <w:r>
-        <w:rPr>
-          <w:rStyle w:val="Strong"/>
-          <w:rFonts w:ascii="Arial" w:hAnsi="Arial" w:cs="Arial"/>
+          <w:sz w:val="18"/>
+        </w:rPr>
+      </w:pPr>
+      <w:proofErr w:type="spellStart"/>
+      <w:r>
+        <w:rPr>
+          <w:rStyle w:val="Strong"/>
+          <w:rFonts w:ascii="Arial" w:hAnsi="Arial" w:cs="Arial"/>
+          <w:sz w:val="18"/>
         </w:rPr>
         <w:t>Observability</w:t>
       </w:r>
@@ -1272,20 +1400,25 @@
         <w:rPr>
           <w:rStyle w:val="Strong"/>
           <w:rFonts w:ascii="Arial" w:hAnsi="Arial" w:cs="Arial"/>
+          <w:sz w:val="18"/>
         </w:rPr>
         <w:t>, Quality &amp; Security</w:t>
       </w:r>
       <w:r>
         <w:rPr>
           <w:rFonts w:ascii="Arial" w:hAnsi="Arial" w:cs="Arial"/>
+          <w:sz w:val="18"/>
         </w:rPr>
         <w:t xml:space="preserve"> — </w:t>
       </w:r>
       <w:proofErr w:type="spellStart"/>
       <w:r>
         <w:rPr>
-          <w:rStyle w:val="Strong"/>
-          <w:rFonts w:ascii="Arial" w:hAnsi="Arial" w:cs="Arial"/>
+          <w:rFonts w:ascii="Arial" w:hAnsi="Arial" w:cs="Arial"/>
+          <w:bCs/>
+          <w:color w:val="000000"/>
+          <w:sz w:val="18"/>
+          <w:szCs w:val="22"/>
         </w:rPr>
         <w:t>OpenTelemetry</w:t>
       </w:r>
@@ -1293,14 +1426,21 @@
       <w:r>
         <w:rPr>
           <w:rFonts w:ascii="Arial" w:hAnsi="Arial" w:cs="Arial"/>
+          <w:bCs/>
+          <w:color w:val="000000"/>
+          <w:sz w:val="18"/>
+          <w:szCs w:val="22"/>
         </w:rPr>
         <w:t xml:space="preserve">, </w:t>
       </w:r>
       <w:proofErr w:type="spellStart"/>
       <w:r>
         <w:rPr>
-          <w:rStyle w:val="Strong"/>
-          <w:rFonts w:ascii="Arial" w:hAnsi="Arial" w:cs="Arial"/>
+          <w:rFonts w:ascii="Arial" w:hAnsi="Arial" w:cs="Arial"/>
+          <w:bCs/>
+          <w:color w:val="000000"/>
+          <w:sz w:val="18"/>
+          <w:szCs w:val="22"/>
         </w:rPr>
         <w:t>Datadog</w:t>
       </w:r>
@@ -1308,27 +1448,21 @@
       <w:r>
         <w:rPr>
           <w:rFonts w:ascii="Arial" w:hAnsi="Arial" w:cs="Arial"/>
-        </w:rPr>
-        <w:t xml:space="preserve">, </w:t>
-      </w:r>
-      <w:r>
-        <w:rPr>
-          <w:rStyle w:val="Strong"/>
-          <w:rFonts w:ascii="Arial" w:hAnsi="Arial" w:cs="Arial"/>
-        </w:rPr>
-        <w:t>Prometheus</w:t>
-      </w:r>
-      <w:r>
-        <w:rPr>
-          <w:rFonts w:ascii="Arial" w:hAnsi="Arial" w:cs="Arial"/>
-        </w:rPr>
-        <w:t xml:space="preserve">, </w:t>
-      </w:r>
-      <w:proofErr w:type="spellStart"/>
-      <w:r>
-        <w:rPr>
-          <w:rStyle w:val="Strong"/>
-          <w:rFonts w:ascii="Arial" w:hAnsi="Arial" w:cs="Arial"/>
+          <w:bCs/>
+          <w:color w:val="000000"/>
+          <w:sz w:val="18"/>
+          <w:szCs w:val="22"/>
+        </w:rPr>
+        <w:t xml:space="preserve">, Prometheus, </w:t>
+      </w:r>
+      <w:proofErr w:type="spellStart"/>
+      <w:r>
+        <w:rPr>
+          <w:rFonts w:ascii="Arial" w:hAnsi="Arial" w:cs="Arial"/>
+          <w:bCs/>
+          <w:color w:val="000000"/>
+          <w:sz w:val="18"/>
+          <w:szCs w:val="22"/>
         </w:rPr>
         <w:t>Grafana</w:t>
       </w:r>
@@ -1336,27 +1470,21 @@
       <w:r>
         <w:rPr>
           <w:rFonts w:ascii="Arial" w:hAnsi="Arial" w:cs="Arial"/>
-        </w:rPr>
-        <w:t xml:space="preserve">, </w:t>
-      </w:r>
-      <w:r>
-        <w:rPr>
-          <w:rStyle w:val="Strong"/>
-          <w:rFonts w:ascii="Arial" w:hAnsi="Arial" w:cs="Arial"/>
-        </w:rPr>
-        <w:t>ELK/EFK</w:t>
-      </w:r>
-      <w:r>
-        <w:rPr>
-          <w:rFonts w:ascii="Arial" w:hAnsi="Arial" w:cs="Arial"/>
-        </w:rPr>
-        <w:t xml:space="preserve">, </w:t>
-      </w:r>
-      <w:proofErr w:type="spellStart"/>
-      <w:r>
-        <w:rPr>
-          <w:rStyle w:val="Strong"/>
-          <w:rFonts w:ascii="Arial" w:hAnsi="Arial" w:cs="Arial"/>
+          <w:bCs/>
+          <w:color w:val="000000"/>
+          <w:sz w:val="18"/>
+          <w:szCs w:val="22"/>
+        </w:rPr>
+        <w:t xml:space="preserve">, ELK/EFK, </w:t>
+      </w:r>
+      <w:proofErr w:type="spellStart"/>
+      <w:r>
+        <w:rPr>
+          <w:rFonts w:ascii="Arial" w:hAnsi="Arial" w:cs="Arial"/>
+          <w:bCs/>
+          <w:color w:val="000000"/>
+          <w:sz w:val="18"/>
+          <w:szCs w:val="22"/>
         </w:rPr>
         <w:t>CloudWatch</w:t>
       </w:r>
@@ -1364,153 +1492,85 @@
       <w:r>
         <w:rPr>
           <w:rFonts w:ascii="Arial" w:hAnsi="Arial" w:cs="Arial"/>
-        </w:rPr>
-        <w:t xml:space="preserve">, structured logging • Testing: </w:t>
-      </w:r>
-      <w:r>
-        <w:rPr>
-          <w:rStyle w:val="Strong"/>
-          <w:rFonts w:ascii="Arial" w:hAnsi="Arial" w:cs="Arial"/>
-        </w:rPr>
-        <w:t>Jest</w:t>
-      </w:r>
-      <w:r>
-        <w:rPr>
-          <w:rFonts w:ascii="Arial" w:hAnsi="Arial" w:cs="Arial"/>
-        </w:rPr>
-        <w:t xml:space="preserve">, </w:t>
-      </w:r>
-      <w:r>
-        <w:rPr>
-          <w:rStyle w:val="Strong"/>
-          <w:rFonts w:ascii="Arial" w:hAnsi="Arial" w:cs="Arial"/>
-        </w:rPr>
-        <w:t>Mocha</w:t>
-      </w:r>
-      <w:r>
-        <w:rPr>
-          <w:rFonts w:ascii="Arial" w:hAnsi="Arial" w:cs="Arial"/>
-        </w:rPr>
-        <w:t xml:space="preserve">, </w:t>
-      </w:r>
-      <w:r>
-        <w:rPr>
-          <w:rStyle w:val="Strong"/>
-          <w:rFonts w:ascii="Arial" w:hAnsi="Arial" w:cs="Arial"/>
-        </w:rPr>
-        <w:t>Chai</w:t>
-      </w:r>
-      <w:r>
-        <w:rPr>
-          <w:rFonts w:ascii="Arial" w:hAnsi="Arial" w:cs="Arial"/>
-        </w:rPr>
-        <w:t xml:space="preserve">, </w:t>
-      </w:r>
-      <w:r>
-        <w:rPr>
-          <w:rStyle w:val="Strong"/>
-          <w:rFonts w:ascii="Arial" w:hAnsi="Arial" w:cs="Arial"/>
-        </w:rPr>
-        <w:t>React Testing Library</w:t>
-      </w:r>
-      <w:r>
-        <w:rPr>
-          <w:rFonts w:ascii="Arial" w:hAnsi="Arial" w:cs="Arial"/>
-        </w:rPr>
-        <w:t xml:space="preserve">, </w:t>
-      </w:r>
-      <w:r>
-        <w:rPr>
-          <w:rStyle w:val="Strong"/>
-          <w:rFonts w:ascii="Arial" w:hAnsi="Arial" w:cs="Arial"/>
-        </w:rPr>
-        <w:t>Cypress</w:t>
-      </w:r>
-      <w:r>
-        <w:rPr>
-          <w:rFonts w:ascii="Arial" w:hAnsi="Arial" w:cs="Arial"/>
-        </w:rPr>
-        <w:t xml:space="preserve">, </w:t>
-      </w:r>
-      <w:r>
-        <w:rPr>
-          <w:rStyle w:val="Strong"/>
-          <w:rFonts w:ascii="Arial" w:hAnsi="Arial" w:cs="Arial"/>
-        </w:rPr>
-        <w:t>Playwright</w:t>
-      </w:r>
-      <w:r>
-        <w:rPr>
-          <w:rFonts w:ascii="Arial" w:hAnsi="Arial" w:cs="Arial"/>
-        </w:rPr>
-        <w:t xml:space="preserve">, </w:t>
-      </w:r>
-      <w:r>
-        <w:rPr>
-          <w:rStyle w:val="Strong"/>
-          <w:rFonts w:ascii="Arial" w:hAnsi="Arial" w:cs="Arial"/>
-        </w:rPr>
-        <w:t>API contract tests (Pact-style)</w:t>
-      </w:r>
-      <w:r>
-        <w:rPr>
-          <w:rFonts w:ascii="Arial" w:hAnsi="Arial" w:cs="Arial"/>
-        </w:rPr>
-        <w:t xml:space="preserve"> • Security: </w:t>
-      </w:r>
-      <w:r>
-        <w:rPr>
-          <w:rStyle w:val="Strong"/>
-          <w:rFonts w:ascii="Arial" w:hAnsi="Arial" w:cs="Arial"/>
-        </w:rPr>
-        <w:t>OAuth2</w:t>
-      </w:r>
-      <w:r>
-        <w:rPr>
-          <w:rFonts w:ascii="Arial" w:hAnsi="Arial" w:cs="Arial"/>
-        </w:rPr>
-        <w:t xml:space="preserve">, </w:t>
-      </w:r>
-      <w:proofErr w:type="spellStart"/>
-      <w:r>
-        <w:rPr>
-          <w:rStyle w:val="Strong"/>
-          <w:rFonts w:ascii="Arial" w:hAnsi="Arial" w:cs="Arial"/>
+          <w:bCs/>
+          <w:color w:val="000000"/>
+          <w:sz w:val="18"/>
+          <w:szCs w:val="22"/>
+        </w:rPr>
+        <w:t xml:space="preserve">, structured logging • </w:t>
+      </w:r>
+      <w:r>
+        <w:rPr>
+          <w:rFonts w:ascii="Arial" w:hAnsi="Arial" w:cs="Arial"/>
+          <w:b/>
+          <w:bCs/>
+          <w:color w:val="000000"/>
+          <w:sz w:val="18"/>
+          <w:szCs w:val="22"/>
+        </w:rPr>
+        <w:t>Testing</w:t>
+      </w:r>
+      <w:r>
+        <w:rPr>
+          <w:rFonts w:ascii="Arial" w:hAnsi="Arial" w:cs="Arial"/>
+          <w:bCs/>
+          <w:color w:val="000000"/>
+          <w:sz w:val="18"/>
+          <w:szCs w:val="22"/>
+        </w:rPr>
+        <w:t xml:space="preserve">: Jest, Mocha, Chai, React Testing Library, Cypress, Playwright, API contract tests (Pact-style) • </w:t>
+      </w:r>
+      <w:r>
+        <w:rPr>
+          <w:rFonts w:ascii="Arial" w:hAnsi="Arial" w:cs="Arial"/>
+          <w:b/>
+          <w:bCs/>
+          <w:color w:val="000000"/>
+          <w:sz w:val="18"/>
+          <w:szCs w:val="22"/>
+        </w:rPr>
+        <w:t>Security</w:t>
+      </w:r>
+      <w:r>
+        <w:rPr>
+          <w:rFonts w:ascii="Arial" w:hAnsi="Arial" w:cs="Arial"/>
+          <w:bCs/>
+          <w:color w:val="000000"/>
+          <w:sz w:val="18"/>
+          <w:szCs w:val="22"/>
+        </w:rPr>
+        <w:t xml:space="preserve">: OAuth2, </w:t>
+      </w:r>
+      <w:proofErr w:type="spellStart"/>
+      <w:r>
+        <w:rPr>
+          <w:rFonts w:ascii="Arial" w:hAnsi="Arial" w:cs="Arial"/>
+          <w:bCs/>
+          <w:color w:val="000000"/>
+          <w:sz w:val="18"/>
+          <w:szCs w:val="22"/>
         </w:rPr>
         <w:t>OpenID</w:t>
       </w:r>
       <w:proofErr w:type="spellEnd"/>
       <w:r>
         <w:rPr>
-          <w:rStyle w:val="Strong"/>
-          <w:rFonts w:ascii="Arial" w:hAnsi="Arial" w:cs="Arial"/>
-        </w:rPr>
-        <w:t xml:space="preserve"> Connect</w:t>
-      </w:r>
-      <w:r>
-        <w:rPr>
-          <w:rFonts w:ascii="Arial" w:hAnsi="Arial" w:cs="Arial"/>
-        </w:rPr>
-        <w:t xml:space="preserve">, </w:t>
-      </w:r>
-      <w:r>
-        <w:rPr>
-          <w:rStyle w:val="Strong"/>
-          <w:rFonts w:ascii="Arial" w:hAnsi="Arial" w:cs="Arial"/>
-        </w:rPr>
-        <w:t>JWT</w:t>
-      </w:r>
-      <w:r>
-        <w:rPr>
-          <w:rFonts w:ascii="Arial" w:hAnsi="Arial" w:cs="Arial"/>
-        </w:rPr>
-        <w:t xml:space="preserve">, </w:t>
-      </w:r>
-      <w:proofErr w:type="spellStart"/>
-      <w:r>
-        <w:rPr>
-          <w:rStyle w:val="Strong"/>
-          <w:rFonts w:ascii="Arial" w:hAnsi="Arial" w:cs="Arial"/>
+          <w:rFonts w:ascii="Arial" w:hAnsi="Arial" w:cs="Arial"/>
+          <w:bCs/>
+          <w:color w:val="000000"/>
+          <w:sz w:val="18"/>
+          <w:szCs w:val="22"/>
+        </w:rPr>
+        <w:t xml:space="preserve"> Connect, JWT, </w:t>
+      </w:r>
+      <w:proofErr w:type="spellStart"/>
+      <w:r>
+        <w:rPr>
+          <w:rFonts w:ascii="Arial" w:hAnsi="Arial" w:cs="Arial"/>
+          <w:bCs/>
+          <w:color w:val="000000"/>
+          <w:sz w:val="18"/>
+          <w:szCs w:val="22"/>
         </w:rPr>
         <w:t>Okta</w:t>
       </w:r>
@@ -1518,34 +1578,21 @@
       <w:r>
         <w:rPr>
           <w:rFonts w:ascii="Arial" w:hAnsi="Arial" w:cs="Arial"/>
-        </w:rPr>
-        <w:t xml:space="preserve">, </w:t>
-      </w:r>
-      <w:r>
-        <w:rPr>
-          <w:rStyle w:val="Strong"/>
-          <w:rFonts w:ascii="Arial" w:hAnsi="Arial" w:cs="Arial"/>
-        </w:rPr>
-        <w:t>Auth0</w:t>
-      </w:r>
-      <w:r>
-        <w:rPr>
-          <w:rFonts w:ascii="Arial" w:hAnsi="Arial" w:cs="Arial"/>
-        </w:rPr>
-        <w:t xml:space="preserve">, </w:t>
-      </w:r>
-      <w:r>
-        <w:rPr>
-          <w:rStyle w:val="Strong"/>
-          <w:rFonts w:ascii="Arial" w:hAnsi="Arial" w:cs="Arial"/>
-        </w:rPr>
-        <w:t xml:space="preserve">AWS </w:t>
-      </w:r>
-      <w:proofErr w:type="spellStart"/>
-      <w:r>
-        <w:rPr>
-          <w:rStyle w:val="Strong"/>
-          <w:rFonts w:ascii="Arial" w:hAnsi="Arial" w:cs="Arial"/>
+          <w:bCs/>
+          <w:color w:val="000000"/>
+          <w:sz w:val="18"/>
+          <w:szCs w:val="22"/>
+        </w:rPr>
+        <w:t xml:space="preserve">, Auth0, AWS </w:t>
+      </w:r>
+      <w:proofErr w:type="spellStart"/>
+      <w:r>
+        <w:rPr>
+          <w:rFonts w:ascii="Arial" w:hAnsi="Arial" w:cs="Arial"/>
+          <w:bCs/>
+          <w:color w:val="000000"/>
+          <w:sz w:val="18"/>
+          <w:szCs w:val="22"/>
         </w:rPr>
         <w:t>Cognito</w:t>
       </w:r>
@@ -1553,36 +1600,26 @@
       <w:r>
         <w:rPr>
           <w:rFonts w:ascii="Arial" w:hAnsi="Arial" w:cs="Arial"/>
-        </w:rPr>
-        <w:t xml:space="preserve">, </w:t>
-      </w:r>
-      <w:r>
-        <w:rPr>
-          <w:rStyle w:val="Strong"/>
-          <w:rFonts w:ascii="Arial" w:hAnsi="Arial" w:cs="Arial"/>
-        </w:rPr>
-        <w:t>RBAC/ABAC</w:t>
-      </w:r>
-      <w:r>
-        <w:rPr>
-          <w:rFonts w:ascii="Arial" w:hAnsi="Arial" w:cs="Arial"/>
-        </w:rPr>
-        <w:t xml:space="preserve">, </w:t>
-      </w:r>
-      <w:r>
-        <w:rPr>
-          <w:rStyle w:val="Strong"/>
-          <w:rFonts w:ascii="Arial" w:hAnsi="Arial" w:cs="Arial"/>
-        </w:rPr>
-        <w:t>audit logging</w:t>
+          <w:bCs/>
+          <w:color w:val="000000"/>
+          <w:sz w:val="18"/>
+          <w:szCs w:val="22"/>
+        </w:rPr>
+        <w:t>, RBAC/ABAC, audit logging</w:t>
       </w:r>
     </w:p>
     <w:p>
       <w:pPr>
+        <w:pStyle w:val="ListParagraph"/>
+        <w:numPr>
+          <w:ilvl w:val="0"/>
+          <w:numId w:val="16"/>
+        </w:numPr>
         <w:pBdr>
           <w:bottom w:val="single" w:sz="6" w:space="0" w:color="000000"/>
         </w:pBdr>
         <w:spacing w:before="120" w:after="80"/>
+        <w:jc w:val="both"/>
       </w:pPr>
       <w:r>
         <w:rPr>
@@ -1646,20 +1683,18 @@
         <w:pStyle w:val="NormalWeb"/>
         <w:numPr>
           <w:ilvl w:val="0"/>
-          <w:numId w:val="17"/>
+          <w:numId w:val="24"/>
         </w:numPr>
         <w:jc w:val="both"/>
         <w:rPr>
           <w:rFonts w:ascii="Arial" w:hAnsi="Arial" w:cs="Arial"/>
-          <w:sz w:val="20"/>
-          <w:szCs w:val="20"/>
-        </w:rPr>
-      </w:pPr>
-      <w:r>
-        <w:rPr>
-          <w:rFonts w:ascii="Arial" w:hAnsi="Arial" w:cs="Arial"/>
-          <w:sz w:val="20"/>
-          <w:szCs w:val="20"/>
+          <w:sz w:val="18"/>
+        </w:rPr>
+      </w:pPr>
+      <w:r>
+        <w:rPr>
+          <w:rFonts w:ascii="Arial" w:hAnsi="Arial" w:cs="Arial"/>
+          <w:sz w:val="18"/>
         </w:rPr>
         <w:t xml:space="preserve">Led delivery of </w:t>
       </w:r>
@@ -1667,35 +1702,76 @@
         <w:rPr>
           <w:rStyle w:val="Strong"/>
           <w:rFonts w:ascii="Arial" w:hAnsi="Arial" w:cs="Arial"/>
-          <w:sz w:val="20"/>
-          <w:szCs w:val="20"/>
-        </w:rPr>
-        <w:t>.NET</w:t>
-      </w:r>
-      <w:r>
-        <w:rPr>
-          <w:rFonts w:ascii="Arial" w:hAnsi="Arial" w:cs="Arial"/>
-          <w:sz w:val="20"/>
-          <w:szCs w:val="20"/>
+          <w:sz w:val="18"/>
+        </w:rPr>
+        <w:t>ASP.NET Core Web API</w:t>
+      </w:r>
+      <w:r>
+        <w:rPr>
+          <w:rFonts w:ascii="Arial" w:hAnsi="Arial" w:cs="Arial"/>
+          <w:sz w:val="18"/>
         </w:rPr>
         <w:t xml:space="preserve"> services for customer workflows, defining stable </w:t>
       </w:r>
-      <w:r>
-        <w:rPr>
-          <w:rStyle w:val="Strong"/>
-          <w:rFonts w:ascii="Arial" w:hAnsi="Arial" w:cs="Arial"/>
-          <w:sz w:val="20"/>
-          <w:szCs w:val="20"/>
-        </w:rPr>
-        <w:t>REST</w:t>
-      </w:r>
-      <w:r>
-        <w:rPr>
-          <w:rFonts w:ascii="Arial" w:hAnsi="Arial" w:cs="Arial"/>
-          <w:sz w:val="20"/>
-          <w:szCs w:val="20"/>
-        </w:rPr>
-        <w:t xml:space="preserve"> contracts, validation, and error semantics that reduced cross-team integration defects.</w:t>
+      <w:proofErr w:type="spellStart"/>
+      <w:r>
+        <w:rPr>
+          <w:rStyle w:val="Strong"/>
+          <w:rFonts w:ascii="Arial" w:hAnsi="Arial" w:cs="Arial"/>
+          <w:sz w:val="18"/>
+        </w:rPr>
+        <w:t>RESTful</w:t>
+      </w:r>
+      <w:proofErr w:type="spellEnd"/>
+      <w:r>
+        <w:rPr>
+          <w:rStyle w:val="Strong"/>
+          <w:rFonts w:ascii="Arial" w:hAnsi="Arial" w:cs="Arial"/>
+          <w:sz w:val="18"/>
+        </w:rPr>
+        <w:t xml:space="preserve"> contracts</w:t>
+      </w:r>
+      <w:r>
+        <w:rPr>
+          <w:rFonts w:ascii="Arial" w:hAnsi="Arial" w:cs="Arial"/>
+          <w:sz w:val="18"/>
+        </w:rPr>
+        <w:t xml:space="preserve">, model validation using </w:t>
+      </w:r>
+      <w:proofErr w:type="spellStart"/>
+      <w:r>
+        <w:rPr>
+          <w:rStyle w:val="Strong"/>
+          <w:rFonts w:ascii="Arial" w:hAnsi="Arial" w:cs="Arial"/>
+          <w:sz w:val="18"/>
+        </w:rPr>
+        <w:t>FluentValidation</w:t>
+      </w:r>
+      <w:proofErr w:type="spellEnd"/>
+      <w:r>
+        <w:rPr>
+          <w:rStyle w:val="Strong"/>
+          <w:rFonts w:ascii="Arial" w:hAnsi="Arial" w:cs="Arial"/>
+          <w:sz w:val="18"/>
+        </w:rPr>
+        <w:t>/</w:t>
+      </w:r>
+      <w:proofErr w:type="spellStart"/>
+      <w:r>
+        <w:rPr>
+          <w:rStyle w:val="Strong"/>
+          <w:rFonts w:ascii="Arial" w:hAnsi="Arial" w:cs="Arial"/>
+          <w:sz w:val="18"/>
+        </w:rPr>
+        <w:t>DataAnnotations</w:t>
+      </w:r>
+      <w:proofErr w:type="spellEnd"/>
+      <w:r>
+        <w:rPr>
+          <w:rFonts w:ascii="Arial" w:hAnsi="Arial" w:cs="Arial"/>
+          <w:sz w:val="18"/>
+        </w:rPr>
+        <w:t>, and standardized error semantics via middleware, reducing cross-team integration defects.</w:t>
       </w:r>
     </w:p>
     <w:p>
@@ -1703,20 +1779,18 @@
         <w:pStyle w:val="NormalWeb"/>
         <w:numPr>
           <w:ilvl w:val="0"/>
-          <w:numId w:val="17"/>
+          <w:numId w:val="24"/>
         </w:numPr>
         <w:jc w:val="both"/>
         <w:rPr>
           <w:rFonts w:ascii="Arial" w:hAnsi="Arial" w:cs="Arial"/>
-          <w:sz w:val="20"/>
-          <w:szCs w:val="20"/>
-        </w:rPr>
-      </w:pPr>
-      <w:r>
-        <w:rPr>
-          <w:rFonts w:ascii="Arial" w:hAnsi="Arial" w:cs="Arial"/>
-          <w:sz w:val="20"/>
-          <w:szCs w:val="20"/>
+          <w:sz w:val="18"/>
+        </w:rPr>
+      </w:pPr>
+      <w:r>
+        <w:rPr>
+          <w:rFonts w:ascii="Arial" w:hAnsi="Arial" w:cs="Arial"/>
+          <w:sz w:val="18"/>
         </w:rPr>
         <w:t xml:space="preserve">Modernized a complex </w:t>
       </w:r>
@@ -1724,18 +1798,16 @@
         <w:rPr>
           <w:rStyle w:val="Strong"/>
           <w:rFonts w:ascii="Arial" w:hAnsi="Arial" w:cs="Arial"/>
-          <w:sz w:val="20"/>
-          <w:szCs w:val="20"/>
+          <w:sz w:val="18"/>
         </w:rPr>
         <w:t>Angular</w:t>
       </w:r>
       <w:r>
         <w:rPr>
           <w:rFonts w:ascii="Arial" w:hAnsi="Arial" w:cs="Arial"/>
-          <w:sz w:val="20"/>
-          <w:szCs w:val="20"/>
-        </w:rPr>
-        <w:t xml:space="preserve"> application with clearer routing/module boundaries, predictable state patterns, and maintainable component contracts for safer iteration.</w:t>
+          <w:sz w:val="18"/>
+        </w:rPr>
+        <w:t xml:space="preserve"> application backed by ASP.NET Core APIs, introducing clearer routing/module boundaries, predictable state patterns, and maintainable component contracts for safer iteration.</w:t>
       </w:r>
     </w:p>
     <w:p>
@@ -1743,39 +1815,51 @@
         <w:pStyle w:val="NormalWeb"/>
         <w:numPr>
           <w:ilvl w:val="0"/>
-          <w:numId w:val="17"/>
+          <w:numId w:val="24"/>
         </w:numPr>
         <w:jc w:val="both"/>
         <w:rPr>
           <w:rFonts w:ascii="Arial" w:hAnsi="Arial" w:cs="Arial"/>
-          <w:sz w:val="20"/>
-          <w:szCs w:val="20"/>
-        </w:rPr>
-      </w:pPr>
-      <w:r>
-        <w:rPr>
-          <w:rFonts w:ascii="Arial" w:hAnsi="Arial" w:cs="Arial"/>
-          <w:sz w:val="20"/>
-          <w:szCs w:val="20"/>
-        </w:rPr>
-        <w:t xml:space="preserve">Standardized </w:t>
-      </w:r>
-      <w:r>
-        <w:rPr>
-          <w:rStyle w:val="Strong"/>
-          <w:rFonts w:ascii="Arial" w:hAnsi="Arial" w:cs="Arial"/>
-          <w:sz w:val="20"/>
-          <w:szCs w:val="20"/>
-        </w:rPr>
-        <w:t>API versioning</w:t>
-      </w:r>
-      <w:r>
-        <w:rPr>
-          <w:rFonts w:ascii="Arial" w:hAnsi="Arial" w:cs="Arial"/>
-          <w:sz w:val="20"/>
-          <w:szCs w:val="20"/>
-        </w:rPr>
-        <w:t xml:space="preserve"> and deprecation playbooks, enabling gradual migrations without breaking consumers and improving release confidence.</w:t>
+          <w:sz w:val="18"/>
+        </w:rPr>
+      </w:pPr>
+      <w:r>
+        <w:rPr>
+          <w:rFonts w:ascii="Arial" w:hAnsi="Arial" w:cs="Arial"/>
+          <w:sz w:val="18"/>
+        </w:rPr>
+        <w:t xml:space="preserve">Standardized API versioning using </w:t>
+      </w:r>
+      <w:r>
+        <w:rPr>
+          <w:rStyle w:val="Strong"/>
+          <w:rFonts w:ascii="Arial" w:hAnsi="Arial" w:cs="Arial"/>
+          <w:sz w:val="18"/>
+        </w:rPr>
+        <w:t>ASP.NET Core API Versioning</w:t>
+      </w:r>
+      <w:r>
+        <w:rPr>
+          <w:rFonts w:ascii="Arial" w:hAnsi="Arial" w:cs="Arial"/>
+          <w:sz w:val="18"/>
+        </w:rPr>
+        <w:t>, Swagger/</w:t>
+      </w:r>
+      <w:proofErr w:type="spellStart"/>
+      <w:r>
+        <w:rPr>
+          <w:rFonts w:ascii="Arial" w:hAnsi="Arial" w:cs="Arial"/>
+          <w:sz w:val="18"/>
+        </w:rPr>
+        <w:t>OpenAPI</w:t>
+      </w:r>
+      <w:proofErr w:type="spellEnd"/>
+      <w:r>
+        <w:rPr>
+          <w:rFonts w:ascii="Arial" w:hAnsi="Arial" w:cs="Arial"/>
+          <w:sz w:val="18"/>
+        </w:rPr>
+        <w:t xml:space="preserve"> documentation, and structured deprecation playbooks, enabling gradual migrations without breaking consumers and improving release confidence.</w:t>
       </w:r>
     </w:p>
     <w:p>
@@ -1783,20 +1867,18 @@
         <w:pStyle w:val="NormalWeb"/>
         <w:numPr>
           <w:ilvl w:val="0"/>
-          <w:numId w:val="17"/>
+          <w:numId w:val="24"/>
         </w:numPr>
         <w:jc w:val="both"/>
         <w:rPr>
           <w:rFonts w:ascii="Arial" w:hAnsi="Arial" w:cs="Arial"/>
-          <w:sz w:val="20"/>
-          <w:szCs w:val="20"/>
-        </w:rPr>
-      </w:pPr>
-      <w:r>
-        <w:rPr>
-          <w:rFonts w:ascii="Arial" w:hAnsi="Arial" w:cs="Arial"/>
-          <w:sz w:val="20"/>
-          <w:szCs w:val="20"/>
+          <w:sz w:val="18"/>
+        </w:rPr>
+      </w:pPr>
+      <w:r>
+        <w:rPr>
+          <w:rFonts w:ascii="Arial" w:hAnsi="Arial" w:cs="Arial"/>
+          <w:sz w:val="18"/>
         </w:rPr>
         <w:t xml:space="preserve">Implemented </w:t>
       </w:r>
@@ -1805,19 +1887,25 @@
         <w:rPr>
           <w:rStyle w:val="Strong"/>
           <w:rFonts w:ascii="Arial" w:hAnsi="Arial" w:cs="Arial"/>
-          <w:sz w:val="20"/>
-          <w:szCs w:val="20"/>
+          <w:sz w:val="18"/>
         </w:rPr>
         <w:t>idempotency</w:t>
       </w:r>
       <w:proofErr w:type="spellEnd"/>
       <w:r>
         <w:rPr>
-          <w:rFonts w:ascii="Arial" w:hAnsi="Arial" w:cs="Arial"/>
-          <w:sz w:val="20"/>
-          <w:szCs w:val="20"/>
-        </w:rPr>
-        <w:t xml:space="preserve"> keys and safe retry behavior on critical write paths, preventing duplicate side effects during transient failures at peak traffic.</w:t>
+          <w:rStyle w:val="Strong"/>
+          <w:rFonts w:ascii="Arial" w:hAnsi="Arial" w:cs="Arial"/>
+          <w:sz w:val="18"/>
+        </w:rPr>
+        <w:t xml:space="preserve"> keys</w:t>
+      </w:r>
+      <w:r>
+        <w:rPr>
+          <w:rFonts w:ascii="Arial" w:hAnsi="Arial" w:cs="Arial"/>
+          <w:sz w:val="18"/>
+        </w:rPr>
+        <w:t xml:space="preserve"> and safe retry behavior on critical write endpoints using middleware and transactional guards, preventing duplicate side effects during transient failures at peak traffic.</w:t>
       </w:r>
     </w:p>
     <w:p>
@@ -1825,20 +1913,18 @@
         <w:pStyle w:val="NormalWeb"/>
         <w:numPr>
           <w:ilvl w:val="0"/>
-          <w:numId w:val="17"/>
+          <w:numId w:val="24"/>
         </w:numPr>
         <w:jc w:val="both"/>
         <w:rPr>
           <w:rFonts w:ascii="Arial" w:hAnsi="Arial" w:cs="Arial"/>
-          <w:sz w:val="20"/>
-          <w:szCs w:val="20"/>
-        </w:rPr>
-      </w:pPr>
-      <w:r>
-        <w:rPr>
-          <w:rFonts w:ascii="Arial" w:hAnsi="Arial" w:cs="Arial"/>
-          <w:sz w:val="20"/>
-          <w:szCs w:val="20"/>
+          <w:sz w:val="18"/>
+        </w:rPr>
+      </w:pPr>
+      <w:r>
+        <w:rPr>
+          <w:rFonts w:ascii="Arial" w:hAnsi="Arial" w:cs="Arial"/>
+          <w:sz w:val="18"/>
         </w:rPr>
         <w:t xml:space="preserve">Tuned </w:t>
       </w:r>
@@ -1847,36 +1933,25 @@
         <w:rPr>
           <w:rStyle w:val="Strong"/>
           <w:rFonts w:ascii="Arial" w:hAnsi="Arial" w:cs="Arial"/>
-          <w:sz w:val="20"/>
-          <w:szCs w:val="20"/>
+          <w:sz w:val="18"/>
         </w:rPr>
         <w:t>PostgreSQL</w:t>
       </w:r>
       <w:proofErr w:type="spellEnd"/>
       <w:r>
         <w:rPr>
-          <w:rFonts w:ascii="Arial" w:hAnsi="Arial" w:cs="Arial"/>
-          <w:sz w:val="20"/>
-          <w:szCs w:val="20"/>
-        </w:rPr>
-        <w:t xml:space="preserve"> and </w:t>
-      </w:r>
-      <w:r>
-        <w:rPr>
-          <w:rStyle w:val="Strong"/>
-          <w:rFonts w:ascii="Arial" w:hAnsi="Arial" w:cs="Arial"/>
-          <w:sz w:val="20"/>
-          <w:szCs w:val="20"/>
-        </w:rPr>
-        <w:t>SQL Server</w:t>
-      </w:r>
-      <w:r>
-        <w:rPr>
-          <w:rFonts w:ascii="Arial" w:hAnsi="Arial" w:cs="Arial"/>
-          <w:sz w:val="20"/>
-          <w:szCs w:val="20"/>
-        </w:rPr>
-        <w:t xml:space="preserve"> hot queries with indexing and pagination strategies, improving p95 latency and reducing database contention.</w:t>
+          <w:rStyle w:val="Strong"/>
+          <w:rFonts w:ascii="Arial" w:hAnsi="Arial" w:cs="Arial"/>
+          <w:sz w:val="18"/>
+        </w:rPr>
+        <w:t xml:space="preserve"> and SQL Server</w:t>
+      </w:r>
+      <w:r>
+        <w:rPr>
+          <w:rFonts w:ascii="Arial" w:hAnsi="Arial" w:cs="Arial"/>
+          <w:sz w:val="18"/>
+        </w:rPr>
+        <w:t xml:space="preserve"> queries using EF Core optimizations, indexing strategies, compiled queries, and pagination patterns, improving p95 latency and reducing database contention.</w:t>
       </w:r>
     </w:p>
     <w:p>
@@ -1884,20 +1959,18 @@
         <w:pStyle w:val="NormalWeb"/>
         <w:numPr>
           <w:ilvl w:val="0"/>
-          <w:numId w:val="17"/>
+          <w:numId w:val="24"/>
         </w:numPr>
         <w:jc w:val="both"/>
         <w:rPr>
           <w:rFonts w:ascii="Arial" w:hAnsi="Arial" w:cs="Arial"/>
-          <w:sz w:val="20"/>
-          <w:szCs w:val="20"/>
-        </w:rPr>
-      </w:pPr>
-      <w:r>
-        <w:rPr>
-          <w:rFonts w:ascii="Arial" w:hAnsi="Arial" w:cs="Arial"/>
-          <w:sz w:val="20"/>
-          <w:szCs w:val="20"/>
+          <w:sz w:val="18"/>
+        </w:rPr>
+      </w:pPr>
+      <w:r>
+        <w:rPr>
+          <w:rFonts w:ascii="Arial" w:hAnsi="Arial" w:cs="Arial"/>
+          <w:sz w:val="18"/>
         </w:rPr>
         <w:t xml:space="preserve">Introduced </w:t>
       </w:r>
@@ -1906,19 +1979,25 @@
         <w:rPr>
           <w:rStyle w:val="Strong"/>
           <w:rFonts w:ascii="Arial" w:hAnsi="Arial" w:cs="Arial"/>
-          <w:sz w:val="20"/>
-          <w:szCs w:val="20"/>
+          <w:sz w:val="18"/>
         </w:rPr>
         <w:t>Redis</w:t>
       </w:r>
       <w:proofErr w:type="spellEnd"/>
       <w:r>
         <w:rPr>
-          <w:rFonts w:ascii="Arial" w:hAnsi="Arial" w:cs="Arial"/>
-          <w:sz w:val="20"/>
-          <w:szCs w:val="20"/>
-        </w:rPr>
-        <w:t xml:space="preserve"> caching with explicit invalidation rules, accelerating read-heavy endpoints while preserving correctness during high write rates.</w:t>
+          <w:rStyle w:val="Strong"/>
+          <w:rFonts w:ascii="Arial" w:hAnsi="Arial" w:cs="Arial"/>
+          <w:sz w:val="18"/>
+        </w:rPr>
+        <w:t xml:space="preserve"> caching</w:t>
+      </w:r>
+      <w:r>
+        <w:rPr>
+          <w:rFonts w:ascii="Arial" w:hAnsi="Arial" w:cs="Arial"/>
+          <w:sz w:val="18"/>
+        </w:rPr>
+        <w:t xml:space="preserve"> via distributed cache abstractions with explicit invalidation policies, accelerating read-heavy endpoints while preserving consistency during high write rates.</w:t>
       </w:r>
     </w:p>
     <w:p>
@@ -1926,37 +2005,67 @@
         <w:pStyle w:val="NormalWeb"/>
         <w:numPr>
           <w:ilvl w:val="0"/>
-          <w:numId w:val="17"/>
+          <w:numId w:val="24"/>
         </w:numPr>
         <w:jc w:val="both"/>
         <w:rPr>
           <w:rFonts w:ascii="Arial" w:hAnsi="Arial" w:cs="Arial"/>
-          <w:sz w:val="20"/>
-          <w:szCs w:val="20"/>
-        </w:rPr>
-      </w:pPr>
-      <w:r>
-        <w:rPr>
-          <w:rFonts w:ascii="Arial" w:hAnsi="Arial" w:cs="Arial"/>
-          <w:sz w:val="20"/>
-          <w:szCs w:val="20"/>
-        </w:rPr>
-        <w:t xml:space="preserve">Built resilient background processing with hosted services and queue-driven workers using </w:t>
-      </w:r>
-      <w:r>
-        <w:rPr>
-          <w:rStyle w:val="Strong"/>
-          <w:rFonts w:ascii="Arial" w:hAnsi="Arial" w:cs="Arial"/>
-          <w:sz w:val="20"/>
-          <w:szCs w:val="20"/>
+          <w:sz w:val="18"/>
+        </w:rPr>
+      </w:pPr>
+      <w:r>
+        <w:rPr>
+          <w:rFonts w:ascii="Arial" w:hAnsi="Arial" w:cs="Arial"/>
+          <w:sz w:val="18"/>
+        </w:rPr>
+        <w:t xml:space="preserve">Built resilient background processing using </w:t>
+      </w:r>
+      <w:proofErr w:type="spellStart"/>
+      <w:r>
+        <w:rPr>
+          <w:rStyle w:val="Strong"/>
+          <w:rFonts w:ascii="Arial" w:hAnsi="Arial" w:cs="Arial"/>
+          <w:sz w:val="18"/>
+        </w:rPr>
+        <w:t>IHostedService</w:t>
+      </w:r>
+      <w:proofErr w:type="spellEnd"/>
+      <w:r>
+        <w:rPr>
+          <w:rFonts w:ascii="Arial" w:hAnsi="Arial" w:cs="Arial"/>
+          <w:sz w:val="18"/>
+        </w:rPr>
+        <w:t xml:space="preserve">, </w:t>
+      </w:r>
+      <w:proofErr w:type="spellStart"/>
+      <w:r>
+        <w:rPr>
+          <w:rStyle w:val="Strong"/>
+          <w:rFonts w:ascii="Arial" w:hAnsi="Arial" w:cs="Arial"/>
+          <w:sz w:val="18"/>
+        </w:rPr>
+        <w:t>BackgroundService</w:t>
+      </w:r>
+      <w:proofErr w:type="spellEnd"/>
+      <w:r>
+        <w:rPr>
+          <w:rFonts w:ascii="Arial" w:hAnsi="Arial" w:cs="Arial"/>
+          <w:sz w:val="18"/>
+        </w:rPr>
+        <w:t xml:space="preserve">, and queue-driven workers integrating </w:t>
+      </w:r>
+      <w:r>
+        <w:rPr>
+          <w:rStyle w:val="Strong"/>
+          <w:rFonts w:ascii="Arial" w:hAnsi="Arial" w:cs="Arial"/>
+          <w:sz w:val="18"/>
         </w:rPr>
         <w:t>AWS SQS/SNS</w:t>
       </w:r>
       <w:r>
         <w:rPr>
           <w:rFonts w:ascii="Arial" w:hAnsi="Arial" w:cs="Arial"/>
-          <w:sz w:val="20"/>
-          <w:szCs w:val="20"/>
+          <w:sz w:val="18"/>
         </w:rPr>
         <w:t xml:space="preserve"> and </w:t>
       </w:r>
@@ -1965,8 +2074,7 @@
         <w:rPr>
           <w:rStyle w:val="Strong"/>
           <w:rFonts w:ascii="Arial" w:hAnsi="Arial" w:cs="Arial"/>
-          <w:sz w:val="20"/>
-          <w:szCs w:val="20"/>
+          <w:sz w:val="18"/>
         </w:rPr>
         <w:t>RabbitMQ</w:t>
       </w:r>
@@ -1974,10 +2082,9 @@
       <w:r>
         <w:rPr>
           <w:rFonts w:ascii="Arial" w:hAnsi="Arial" w:cs="Arial"/>
-          <w:sz w:val="20"/>
-          <w:szCs w:val="20"/>
-        </w:rPr>
-        <w:t>, including DLQs and replay-safe handlers.</w:t>
+          <w:sz w:val="18"/>
+        </w:rPr>
+        <w:t>, implementing DLQs and replay-safe handlers.</w:t>
       </w:r>
     </w:p>
     <w:p>
@@ -1985,64 +2092,56 @@
         <w:pStyle w:val="NormalWeb"/>
         <w:numPr>
           <w:ilvl w:val="0"/>
-          <w:numId w:val="17"/>
+          <w:numId w:val="24"/>
         </w:numPr>
         <w:jc w:val="both"/>
         <w:rPr>
           <w:rFonts w:ascii="Arial" w:hAnsi="Arial" w:cs="Arial"/>
-          <w:sz w:val="20"/>
-          <w:szCs w:val="20"/>
-        </w:rPr>
-      </w:pPr>
-      <w:r>
-        <w:rPr>
-          <w:rFonts w:ascii="Arial" w:hAnsi="Arial" w:cs="Arial"/>
-          <w:sz w:val="20"/>
-          <w:szCs w:val="20"/>
-        </w:rPr>
-        <w:t xml:space="preserve">Implemented event-driven workflows with </w:t>
-      </w:r>
-      <w:r>
-        <w:rPr>
-          <w:rStyle w:val="Strong"/>
-          <w:rFonts w:ascii="Arial" w:hAnsi="Arial" w:cs="Arial"/>
-          <w:sz w:val="20"/>
-          <w:szCs w:val="20"/>
+          <w:sz w:val="18"/>
+        </w:rPr>
+      </w:pPr>
+      <w:r>
+        <w:rPr>
+          <w:rFonts w:ascii="Arial" w:hAnsi="Arial" w:cs="Arial"/>
+          <w:sz w:val="18"/>
+        </w:rPr>
+        <w:t xml:space="preserve">Implemented </w:t>
+      </w:r>
+      <w:r>
+        <w:rPr>
+          <w:rStyle w:val="Strong"/>
+          <w:rFonts w:ascii="Arial" w:hAnsi="Arial" w:cs="Arial"/>
+          <w:sz w:val="18"/>
+        </w:rPr>
+        <w:t>event-driven architectures</w:t>
+      </w:r>
+      <w:r>
+        <w:rPr>
+          <w:rFonts w:ascii="Arial" w:hAnsi="Arial" w:cs="Arial"/>
+          <w:sz w:val="18"/>
+        </w:rPr>
+        <w:t xml:space="preserve"> with </w:t>
+      </w:r>
+      <w:r>
+        <w:rPr>
+          <w:rStyle w:val="Strong"/>
+          <w:rFonts w:ascii="Arial" w:hAnsi="Arial" w:cs="Arial"/>
+          <w:sz w:val="18"/>
         </w:rPr>
         <w:t>Kafka</w:t>
       </w:r>
       <w:r>
         <w:rPr>
           <w:rFonts w:ascii="Arial" w:hAnsi="Arial" w:cs="Arial"/>
-          <w:sz w:val="20"/>
-          <w:szCs w:val="20"/>
-        </w:rPr>
-        <w:t xml:space="preserve"> for long-running pipelines, adding backpressure, </w:t>
-      </w:r>
-      <w:proofErr w:type="gramStart"/>
-      <w:r>
-        <w:rPr>
-          <w:rFonts w:ascii="Arial" w:hAnsi="Arial" w:cs="Arial"/>
-          <w:sz w:val="20"/>
-          <w:szCs w:val="20"/>
-        </w:rPr>
-        <w:t>consumer</w:t>
-      </w:r>
-      <w:proofErr w:type="gramEnd"/>
-      <w:r>
-        <w:rPr>
-          <w:rFonts w:ascii="Arial" w:hAnsi="Arial" w:cs="Arial"/>
-          <w:sz w:val="20"/>
-          <w:szCs w:val="20"/>
-        </w:rPr>
-        <w:t xml:space="preserve"> retry policies, and operational </w:t>
-      </w:r>
-      <w:proofErr w:type="spellStart"/>
-      <w:r>
-        <w:rPr>
-          <w:rFonts w:ascii="Arial" w:hAnsi="Arial" w:cs="Arial"/>
-          <w:sz w:val="20"/>
-          <w:szCs w:val="20"/>
+          <w:sz w:val="18"/>
+        </w:rPr>
+        <w:t xml:space="preserve"> using producer/consumer patterns and outbox strategies, adding backpressure handling, retry policies, and operational </w:t>
+      </w:r>
+      <w:proofErr w:type="spellStart"/>
+      <w:r>
+        <w:rPr>
+          <w:rFonts w:ascii="Arial" w:hAnsi="Arial" w:cs="Arial"/>
+          <w:sz w:val="18"/>
         </w:rPr>
         <w:t>runbooks</w:t>
       </w:r>
@@ -2050,10 +2149,9 @@
       <w:r>
         <w:rPr>
           <w:rFonts w:ascii="Arial" w:hAnsi="Arial" w:cs="Arial"/>
-          <w:sz w:val="20"/>
-          <w:szCs w:val="20"/>
-        </w:rPr>
-        <w:t>.</w:t>
+          <w:sz w:val="18"/>
+        </w:rPr>
+        <w:t xml:space="preserve"> for reliability.</w:t>
       </w:r>
     </w:p>
     <w:p>
@@ -2061,30 +2159,27 @@
         <w:pStyle w:val="NormalWeb"/>
         <w:numPr>
           <w:ilvl w:val="0"/>
-          <w:numId w:val="17"/>
+          <w:numId w:val="24"/>
         </w:numPr>
         <w:jc w:val="both"/>
         <w:rPr>
           <w:rFonts w:ascii="Arial" w:hAnsi="Arial" w:cs="Arial"/>
-          <w:sz w:val="20"/>
-          <w:szCs w:val="20"/>
-        </w:rPr>
-      </w:pPr>
-      <w:r>
-        <w:rPr>
-          <w:rFonts w:ascii="Arial" w:hAnsi="Arial" w:cs="Arial"/>
-          <w:sz w:val="20"/>
-          <w:szCs w:val="20"/>
-        </w:rPr>
-        <w:t xml:space="preserve">Expanded search capabilities by indexing entities into </w:t>
-      </w:r>
-      <w:proofErr w:type="spellStart"/>
-      <w:r>
-        <w:rPr>
-          <w:rStyle w:val="Strong"/>
-          <w:rFonts w:ascii="Arial" w:hAnsi="Arial" w:cs="Arial"/>
-          <w:sz w:val="20"/>
-          <w:szCs w:val="20"/>
+          <w:sz w:val="18"/>
+        </w:rPr>
+      </w:pPr>
+      <w:r>
+        <w:rPr>
+          <w:rFonts w:ascii="Arial" w:hAnsi="Arial" w:cs="Arial"/>
+          <w:sz w:val="18"/>
+        </w:rPr>
+        <w:t xml:space="preserve">Expanded search capabilities by indexing domain entities into </w:t>
+      </w:r>
+      <w:proofErr w:type="spellStart"/>
+      <w:r>
+        <w:rPr>
+          <w:rStyle w:val="Strong"/>
+          <w:rFonts w:ascii="Arial" w:hAnsi="Arial" w:cs="Arial"/>
+          <w:sz w:val="18"/>
         </w:rPr>
         <w:t>Elasticsearch</w:t>
       </w:r>
@@ -2093,18 +2188,16 @@
         <w:rPr>
           <w:rStyle w:val="Strong"/>
           <w:rFonts w:ascii="Arial" w:hAnsi="Arial" w:cs="Arial"/>
-          <w:sz w:val="20"/>
-          <w:szCs w:val="20"/>
+          <w:sz w:val="18"/>
         </w:rPr>
         <w:t>/OpenSearch</w:t>
       </w:r>
       <w:r>
         <w:rPr>
           <w:rFonts w:ascii="Arial" w:hAnsi="Arial" w:cs="Arial"/>
-          <w:sz w:val="20"/>
-          <w:szCs w:val="20"/>
-        </w:rPr>
-        <w:t>, improving filterability and reducing time-to-result for high-volume queries.</w:t>
+          <w:sz w:val="18"/>
+        </w:rPr>
+        <w:t>, improving filterability, aggregation performance, and reducing time-to-result for high-volume queries.</w:t>
       </w:r>
     </w:p>
     <w:p>
@@ -2112,119 +2205,73 @@
         <w:pStyle w:val="NormalWeb"/>
         <w:numPr>
           <w:ilvl w:val="0"/>
-          <w:numId w:val="17"/>
+          <w:numId w:val="24"/>
         </w:numPr>
         <w:jc w:val="both"/>
         <w:rPr>
           <w:rFonts w:ascii="Arial" w:hAnsi="Arial" w:cs="Arial"/>
-          <w:sz w:val="20"/>
-          <w:szCs w:val="20"/>
-        </w:rPr>
-      </w:pPr>
-      <w:r>
-        <w:rPr>
-          <w:rFonts w:ascii="Arial" w:hAnsi="Arial" w:cs="Arial"/>
-          <w:sz w:val="20"/>
-          <w:szCs w:val="20"/>
-        </w:rPr>
-        <w:t xml:space="preserve">Delivered cloud integrations using </w:t>
-      </w:r>
-      <w:r>
-        <w:rPr>
-          <w:rStyle w:val="Strong"/>
-          <w:rFonts w:ascii="Arial" w:hAnsi="Arial" w:cs="Arial"/>
-          <w:sz w:val="20"/>
-          <w:szCs w:val="20"/>
-        </w:rPr>
-        <w:t>AWS</w:t>
-      </w:r>
-      <w:r>
-        <w:rPr>
-          <w:rFonts w:ascii="Arial" w:hAnsi="Arial" w:cs="Arial"/>
-          <w:sz w:val="20"/>
-          <w:szCs w:val="20"/>
-        </w:rPr>
-        <w:t xml:space="preserve"> primitives (</w:t>
-      </w:r>
-      <w:r>
-        <w:rPr>
-          <w:rStyle w:val="Strong"/>
-          <w:rFonts w:ascii="Arial" w:hAnsi="Arial" w:cs="Arial"/>
-          <w:sz w:val="20"/>
-          <w:szCs w:val="20"/>
-        </w:rPr>
-        <w:t>S3</w:t>
-      </w:r>
-      <w:r>
-        <w:rPr>
-          <w:rFonts w:ascii="Arial" w:hAnsi="Arial" w:cs="Arial"/>
-          <w:sz w:val="20"/>
-          <w:szCs w:val="20"/>
+          <w:sz w:val="18"/>
+        </w:rPr>
+      </w:pPr>
+      <w:r>
+        <w:rPr>
+          <w:rFonts w:ascii="Arial" w:hAnsi="Arial" w:cs="Arial"/>
+          <w:sz w:val="18"/>
+        </w:rPr>
+        <w:t xml:space="preserve">Delivered cloud-native integrations using </w:t>
+      </w:r>
+      <w:r>
+        <w:rPr>
+          <w:rStyle w:val="Strong"/>
+          <w:rFonts w:ascii="Arial" w:hAnsi="Arial" w:cs="Arial"/>
+          <w:sz w:val="18"/>
+        </w:rPr>
+        <w:t>AWS services</w:t>
+      </w:r>
+      <w:r>
+        <w:rPr>
+          <w:rFonts w:ascii="Arial" w:hAnsi="Arial" w:cs="Arial"/>
+          <w:sz w:val="18"/>
+        </w:rPr>
+        <w:t xml:space="preserve"> (S3, RDS, </w:t>
+      </w:r>
+      <w:proofErr w:type="spellStart"/>
+      <w:r>
+        <w:rPr>
+          <w:rFonts w:ascii="Arial" w:hAnsi="Arial" w:cs="Arial"/>
+          <w:sz w:val="18"/>
+        </w:rPr>
+        <w:t>DynamoDB</w:t>
+      </w:r>
+      <w:proofErr w:type="spellEnd"/>
+      <w:r>
+        <w:rPr>
+          <w:rFonts w:ascii="Arial" w:hAnsi="Arial" w:cs="Arial"/>
+          <w:sz w:val="18"/>
         </w:rPr>
         <w:t xml:space="preserve">, </w:t>
       </w:r>
-      <w:r>
-        <w:rPr>
-          <w:rStyle w:val="Strong"/>
-          <w:rFonts w:ascii="Arial" w:hAnsi="Arial" w:cs="Arial"/>
-          <w:sz w:val="20"/>
-          <w:szCs w:val="20"/>
-        </w:rPr>
-        <w:t>RDS</w:t>
-      </w:r>
-      <w:r>
-        <w:rPr>
-          <w:rFonts w:ascii="Arial" w:hAnsi="Arial" w:cs="Arial"/>
-          <w:sz w:val="20"/>
-          <w:szCs w:val="20"/>
+      <w:proofErr w:type="spellStart"/>
+      <w:r>
+        <w:rPr>
+          <w:rFonts w:ascii="Arial" w:hAnsi="Arial" w:cs="Arial"/>
+          <w:sz w:val="18"/>
+        </w:rPr>
+        <w:t>ElastiCache</w:t>
+      </w:r>
+      <w:proofErr w:type="spellEnd"/>
+      <w:r>
+        <w:rPr>
+          <w:rFonts w:ascii="Arial" w:hAnsi="Arial" w:cs="Arial"/>
+          <w:sz w:val="18"/>
         </w:rPr>
         <w:t xml:space="preserve">, </w:t>
       </w:r>
       <w:proofErr w:type="spellStart"/>
       <w:r>
         <w:rPr>
-          <w:rStyle w:val="Strong"/>
-          <w:rFonts w:ascii="Arial" w:hAnsi="Arial" w:cs="Arial"/>
-          <w:sz w:val="20"/>
-          <w:szCs w:val="20"/>
-        </w:rPr>
-        <w:t>DynamoDB</w:t>
-      </w:r>
-      <w:proofErr w:type="spellEnd"/>
-      <w:r>
-        <w:rPr>
-          <w:rFonts w:ascii="Arial" w:hAnsi="Arial" w:cs="Arial"/>
-          <w:sz w:val="20"/>
-          <w:szCs w:val="20"/>
-        </w:rPr>
-        <w:t xml:space="preserve">, </w:t>
-      </w:r>
-      <w:proofErr w:type="spellStart"/>
-      <w:r>
-        <w:rPr>
-          <w:rStyle w:val="Strong"/>
-          <w:rFonts w:ascii="Arial" w:hAnsi="Arial" w:cs="Arial"/>
-          <w:sz w:val="20"/>
-          <w:szCs w:val="20"/>
-        </w:rPr>
-        <w:t>ElastiCache</w:t>
-      </w:r>
-      <w:proofErr w:type="spellEnd"/>
-      <w:r>
-        <w:rPr>
-          <w:rFonts w:ascii="Arial" w:hAnsi="Arial" w:cs="Arial"/>
-          <w:sz w:val="20"/>
-          <w:szCs w:val="20"/>
-        </w:rPr>
-        <w:t xml:space="preserve">, </w:t>
-      </w:r>
-      <w:proofErr w:type="spellStart"/>
-      <w:r>
-        <w:rPr>
-          <w:rStyle w:val="Strong"/>
-          <w:rFonts w:ascii="Arial" w:hAnsi="Arial" w:cs="Arial"/>
-          <w:sz w:val="20"/>
-          <w:szCs w:val="20"/>
+          <w:rFonts w:ascii="Arial" w:hAnsi="Arial" w:cs="Arial"/>
+          <w:sz w:val="18"/>
         </w:rPr>
         <w:t>EventBridge</w:t>
       </w:r>
@@ -2232,35 +2279,15 @@
       <w:r>
         <w:rPr>
           <w:rFonts w:ascii="Arial" w:hAnsi="Arial" w:cs="Arial"/>
-          <w:sz w:val="20"/>
-          <w:szCs w:val="20"/>
-        </w:rPr>
-        <w:t xml:space="preserve">, </w:t>
-      </w:r>
-      <w:r>
-        <w:rPr>
-          <w:rStyle w:val="Strong"/>
-          <w:rFonts w:ascii="Arial" w:hAnsi="Arial" w:cs="Arial"/>
-          <w:sz w:val="20"/>
-          <w:szCs w:val="20"/>
-        </w:rPr>
-        <w:t>Step Functions</w:t>
-      </w:r>
-      <w:r>
-        <w:rPr>
-          <w:rFonts w:ascii="Arial" w:hAnsi="Arial" w:cs="Arial"/>
-          <w:sz w:val="20"/>
-          <w:szCs w:val="20"/>
-        </w:rPr>
-        <w:t xml:space="preserve">, </w:t>
+          <w:sz w:val="18"/>
+        </w:rPr>
+        <w:t xml:space="preserve">, Step Functions, </w:t>
       </w:r>
       <w:proofErr w:type="gramStart"/>
       <w:r>
         <w:rPr>
-          <w:rStyle w:val="Strong"/>
-          <w:rFonts w:ascii="Arial" w:hAnsi="Arial" w:cs="Arial"/>
-          <w:sz w:val="20"/>
-          <w:szCs w:val="20"/>
+          <w:rFonts w:ascii="Arial" w:hAnsi="Arial" w:cs="Arial"/>
+          <w:sz w:val="18"/>
         </w:rPr>
         <w:t>IAM</w:t>
       </w:r>
@@ -2268,10 +2295,9 @@
       <w:r>
         <w:rPr>
           <w:rFonts w:ascii="Arial" w:hAnsi="Arial" w:cs="Arial"/>
-          <w:sz w:val="20"/>
-          <w:szCs w:val="20"/>
-        </w:rPr>
-        <w:t>) to support orchestration and secure service-to-service access.</w:t>
+          <w:sz w:val="18"/>
+        </w:rPr>
+        <w:t>), enabling secure service-to-service communication and workflow orchestration.</w:t>
       </w:r>
     </w:p>
     <w:p>
@@ -2279,30 +2305,28 @@
         <w:pStyle w:val="NormalWeb"/>
         <w:numPr>
           <w:ilvl w:val="0"/>
-          <w:numId w:val="17"/>
+          <w:numId w:val="24"/>
         </w:numPr>
         <w:jc w:val="both"/>
         <w:rPr>
           <w:rFonts w:ascii="Arial" w:hAnsi="Arial" w:cs="Arial"/>
-          <w:sz w:val="20"/>
-          <w:szCs w:val="20"/>
-        </w:rPr>
-      </w:pPr>
-      <w:r>
-        <w:rPr>
-          <w:rFonts w:ascii="Arial" w:hAnsi="Arial" w:cs="Arial"/>
-          <w:sz w:val="20"/>
-          <w:szCs w:val="20"/>
-        </w:rPr>
-        <w:t xml:space="preserve">Containerized services with </w:t>
-      </w:r>
-      <w:proofErr w:type="spellStart"/>
-      <w:r>
-        <w:rPr>
-          <w:rStyle w:val="Strong"/>
-          <w:rFonts w:ascii="Arial" w:hAnsi="Arial" w:cs="Arial"/>
-          <w:sz w:val="20"/>
-          <w:szCs w:val="20"/>
+          <w:sz w:val="18"/>
+        </w:rPr>
+      </w:pPr>
+      <w:r>
+        <w:rPr>
+          <w:rFonts w:ascii="Arial" w:hAnsi="Arial" w:cs="Arial"/>
+          <w:sz w:val="18"/>
+        </w:rPr>
+        <w:lastRenderedPageBreak/>
+        <w:t xml:space="preserve">Containerized ASP.NET Core services with </w:t>
+      </w:r>
+      <w:proofErr w:type="spellStart"/>
+      <w:r>
+        <w:rPr>
+          <w:rStyle w:val="Strong"/>
+          <w:rFonts w:ascii="Arial" w:hAnsi="Arial" w:cs="Arial"/>
+          <w:sz w:val="18"/>
         </w:rPr>
         <w:t>Docker</w:t>
       </w:r>
@@ -2310,8 +2334,7 @@
       <w:r>
         <w:rPr>
           <w:rFonts w:ascii="Arial" w:hAnsi="Arial" w:cs="Arial"/>
-          <w:sz w:val="20"/>
-          <w:szCs w:val="20"/>
+          <w:sz w:val="18"/>
         </w:rPr>
         <w:t xml:space="preserve"> and deployed to </w:t>
       </w:r>
@@ -2320,61 +2343,61 @@
         <w:rPr>
           <w:rStyle w:val="Strong"/>
           <w:rFonts w:ascii="Arial" w:hAnsi="Arial" w:cs="Arial"/>
-          <w:sz w:val="20"/>
-          <w:szCs w:val="20"/>
+          <w:sz w:val="18"/>
         </w:rPr>
         <w:t>Kubernetes</w:t>
       </w:r>
       <w:proofErr w:type="spellEnd"/>
       <w:r>
         <w:rPr>
-          <w:rFonts w:ascii="Arial" w:hAnsi="Arial" w:cs="Arial"/>
-          <w:sz w:val="20"/>
-          <w:szCs w:val="20"/>
-        </w:rPr>
-        <w:t xml:space="preserve"> (EKS), packaging workloads with </w:t>
-      </w:r>
-      <w:r>
-        <w:rPr>
-          <w:rStyle w:val="Strong"/>
-          <w:rFonts w:ascii="Arial" w:hAnsi="Arial" w:cs="Arial"/>
-          <w:sz w:val="20"/>
-          <w:szCs w:val="20"/>
+          <w:rStyle w:val="Strong"/>
+          <w:rFonts w:ascii="Arial" w:hAnsi="Arial" w:cs="Arial"/>
+          <w:sz w:val="18"/>
+        </w:rPr>
+        <w:t xml:space="preserve"> (EKS)</w:t>
+      </w:r>
+      <w:r>
+        <w:rPr>
+          <w:rFonts w:ascii="Arial" w:hAnsi="Arial" w:cs="Arial"/>
+          <w:sz w:val="18"/>
+        </w:rPr>
+        <w:t xml:space="preserve">, packaging workloads with </w:t>
+      </w:r>
+      <w:r>
+        <w:rPr>
+          <w:rStyle w:val="Strong"/>
+          <w:rFonts w:ascii="Arial" w:hAnsi="Arial" w:cs="Arial"/>
+          <w:sz w:val="18"/>
         </w:rPr>
         <w:t>Helm</w:t>
       </w:r>
       <w:r>
         <w:rPr>
           <w:rFonts w:ascii="Arial" w:hAnsi="Arial" w:cs="Arial"/>
-          <w:sz w:val="20"/>
-          <w:szCs w:val="20"/>
-        </w:rPr>
-        <w:t xml:space="preserve"> and operating releases via </w:t>
-      </w:r>
-      <w:r>
-        <w:rPr>
-          <w:rStyle w:val="Strong"/>
-          <w:rFonts w:ascii="Arial" w:hAnsi="Arial" w:cs="Arial"/>
-          <w:sz w:val="20"/>
-          <w:szCs w:val="20"/>
+          <w:sz w:val="18"/>
+        </w:rPr>
+        <w:t xml:space="preserve"> and operating releases through </w:t>
+      </w:r>
+      <w:r>
+        <w:rPr>
+          <w:rStyle w:val="Strong"/>
+          <w:rFonts w:ascii="Arial" w:hAnsi="Arial" w:cs="Arial"/>
+          <w:sz w:val="18"/>
         </w:rPr>
         <w:t>Argo CD</w:t>
       </w:r>
       <w:r>
         <w:rPr>
           <w:rFonts w:ascii="Arial" w:hAnsi="Arial" w:cs="Arial"/>
-          <w:sz w:val="20"/>
-          <w:szCs w:val="20"/>
-        </w:rPr>
-        <w:t xml:space="preserve"> and </w:t>
-      </w:r>
-      <w:proofErr w:type="spellStart"/>
-      <w:r>
-        <w:rPr>
-          <w:rStyle w:val="Strong"/>
-          <w:rFonts w:ascii="Arial" w:hAnsi="Arial" w:cs="Arial"/>
-          <w:sz w:val="20"/>
-          <w:szCs w:val="20"/>
+          <w:sz w:val="18"/>
+        </w:rPr>
+        <w:t xml:space="preserve"> with </w:t>
+      </w:r>
+      <w:proofErr w:type="spellStart"/>
+      <w:r>
+        <w:rPr>
+          <w:rFonts w:ascii="Arial" w:hAnsi="Arial" w:cs="Arial"/>
+          <w:sz w:val="18"/>
         </w:rPr>
         <w:t>GitOps</w:t>
       </w:r>
@@ -2382,10 +2405,9 @@
       <w:r>
         <w:rPr>
           <w:rFonts w:ascii="Arial" w:hAnsi="Arial" w:cs="Arial"/>
-          <w:sz w:val="20"/>
-          <w:szCs w:val="20"/>
-        </w:rPr>
-        <w:t xml:space="preserve"> workflows.</w:t>
+          <w:sz w:val="18"/>
+        </w:rPr>
+        <w:t xml:space="preserve"> practices.</w:t>
       </w:r>
     </w:p>
     <w:p>
@@ -2393,22 +2415,19 @@
         <w:pStyle w:val="NormalWeb"/>
         <w:numPr>
           <w:ilvl w:val="0"/>
-          <w:numId w:val="17"/>
+          <w:numId w:val="24"/>
         </w:numPr>
         <w:jc w:val="both"/>
         <w:rPr>
           <w:rFonts w:ascii="Arial" w:hAnsi="Arial" w:cs="Arial"/>
-          <w:sz w:val="20"/>
-          <w:szCs w:val="20"/>
-        </w:rPr>
-      </w:pPr>
-      <w:r>
-        <w:rPr>
-          <w:rFonts w:ascii="Arial" w:hAnsi="Arial" w:cs="Arial"/>
-          <w:sz w:val="20"/>
-          <w:szCs w:val="20"/>
-        </w:rPr>
-        <w:lastRenderedPageBreak/>
+          <w:sz w:val="18"/>
+        </w:rPr>
+      </w:pPr>
+      <w:r>
+        <w:rPr>
+          <w:rFonts w:ascii="Arial" w:hAnsi="Arial" w:cs="Arial"/>
+          <w:sz w:val="18"/>
+        </w:rPr>
         <w:t xml:space="preserve">Codified infrastructure using </w:t>
       </w:r>
       <w:proofErr w:type="spellStart"/>
@@ -2416,17 +2435,16 @@
         <w:rPr>
           <w:rStyle w:val="Strong"/>
           <w:rFonts w:ascii="Arial" w:hAnsi="Arial" w:cs="Arial"/>
-          <w:sz w:val="20"/>
-          <w:szCs w:val="20"/>
+          <w:sz w:val="18"/>
         </w:rPr>
         <w:t>Terraform</w:t>
       </w:r>
       <w:proofErr w:type="spellEnd"/>
       <w:r>
         <w:rPr>
-          <w:rFonts w:ascii="Arial" w:hAnsi="Arial" w:cs="Arial"/>
-          <w:sz w:val="20"/>
-          <w:szCs w:val="20"/>
+          <w:rStyle w:val="Strong"/>
+          <w:rFonts w:ascii="Arial" w:hAnsi="Arial" w:cs="Arial"/>
+          <w:sz w:val="18"/>
         </w:rPr>
         <w:t xml:space="preserve"> and </w:t>
       </w:r>
@@ -2435,8 +2453,7 @@
         <w:rPr>
           <w:rStyle w:val="Strong"/>
           <w:rFonts w:ascii="Arial" w:hAnsi="Arial" w:cs="Arial"/>
-          <w:sz w:val="20"/>
-          <w:szCs w:val="20"/>
+          <w:sz w:val="18"/>
         </w:rPr>
         <w:t>CloudFormation</w:t>
       </w:r>
@@ -2444,17 +2461,30 @@
       <w:r>
         <w:rPr>
           <w:rFonts w:ascii="Arial" w:hAnsi="Arial" w:cs="Arial"/>
-          <w:sz w:val="20"/>
-          <w:szCs w:val="20"/>
-        </w:rPr>
-        <w:t xml:space="preserve">, enforcing least-privilege and consistent environments across </w:t>
-      </w:r>
-      <w:proofErr w:type="spellStart"/>
-      <w:r>
-        <w:rPr>
-          <w:rFonts w:ascii="Arial" w:hAnsi="Arial" w:cs="Arial"/>
-          <w:sz w:val="20"/>
-          <w:szCs w:val="20"/>
+          <w:sz w:val="18"/>
+        </w:rPr>
+        <w:t xml:space="preserve">, enforcing </w:t>
+      </w:r>
+      <w:r>
+        <w:rPr>
+          <w:rStyle w:val="Strong"/>
+          <w:rFonts w:ascii="Arial" w:hAnsi="Arial" w:cs="Arial"/>
+          <w:sz w:val="18"/>
+        </w:rPr>
+        <w:t>least-privilege IAM</w:t>
+      </w:r>
+      <w:r>
+        <w:rPr>
+          <w:rFonts w:ascii="Arial" w:hAnsi="Arial" w:cs="Arial"/>
+          <w:sz w:val="18"/>
+        </w:rPr>
+        <w:t xml:space="preserve">, environment parity, and repeatable infrastructure provisioning across </w:t>
+      </w:r>
+      <w:proofErr w:type="spellStart"/>
+      <w:r>
+        <w:rPr>
+          <w:rFonts w:ascii="Arial" w:hAnsi="Arial" w:cs="Arial"/>
+          <w:sz w:val="18"/>
         </w:rPr>
         <w:t>dev</w:t>
       </w:r>
@@ -2462,8 +2492,7 @@
       <w:r>
         <w:rPr>
           <w:rFonts w:ascii="Arial" w:hAnsi="Arial" w:cs="Arial"/>
-          <w:sz w:val="20"/>
-          <w:szCs w:val="20"/>
+          <w:sz w:val="18"/>
         </w:rPr>
         <w:t>/stage/prod.</w:t>
       </w:r>
@@ -2473,29 +2502,27 @@
         <w:pStyle w:val="NormalWeb"/>
         <w:numPr>
           <w:ilvl w:val="0"/>
-          <w:numId w:val="17"/>
+          <w:numId w:val="24"/>
         </w:numPr>
         <w:jc w:val="both"/>
         <w:rPr>
           <w:rFonts w:ascii="Arial" w:hAnsi="Arial" w:cs="Arial"/>
-          <w:sz w:val="20"/>
-          <w:szCs w:val="20"/>
-        </w:rPr>
-      </w:pPr>
-      <w:r>
-        <w:rPr>
-          <w:rFonts w:ascii="Arial" w:hAnsi="Arial" w:cs="Arial"/>
-          <w:sz w:val="20"/>
-          <w:szCs w:val="20"/>
+          <w:sz w:val="18"/>
+        </w:rPr>
+      </w:pPr>
+      <w:r>
+        <w:rPr>
+          <w:rFonts w:ascii="Arial" w:hAnsi="Arial" w:cs="Arial"/>
+          <w:sz w:val="18"/>
         </w:rPr>
         <w:t xml:space="preserve">Implemented end-to-end </w:t>
       </w:r>
       <w:proofErr w:type="spellStart"/>
       <w:r>
         <w:rPr>
-          <w:rFonts w:ascii="Arial" w:hAnsi="Arial" w:cs="Arial"/>
-          <w:sz w:val="20"/>
-          <w:szCs w:val="20"/>
+          <w:rStyle w:val="Strong"/>
+          <w:rFonts w:ascii="Arial" w:hAnsi="Arial" w:cs="Arial"/>
+          <w:sz w:val="18"/>
         </w:rPr>
         <w:t>observability</w:t>
       </w:r>
@@ -2503,18 +2530,16 @@
       <w:r>
         <w:rPr>
           <w:rFonts w:ascii="Arial" w:hAnsi="Arial" w:cs="Arial"/>
-          <w:sz w:val="20"/>
-          <w:szCs w:val="20"/>
-        </w:rPr>
-        <w:t xml:space="preserve"> with </w:t>
-      </w:r>
-      <w:proofErr w:type="spellStart"/>
-      <w:r>
-        <w:rPr>
-          <w:rStyle w:val="Strong"/>
-          <w:rFonts w:ascii="Arial" w:hAnsi="Arial" w:cs="Arial"/>
-          <w:sz w:val="20"/>
-          <w:szCs w:val="20"/>
+          <w:sz w:val="18"/>
+        </w:rPr>
+        <w:t xml:space="preserve"> using </w:t>
+      </w:r>
+      <w:proofErr w:type="spellStart"/>
+      <w:r>
+        <w:rPr>
+          <w:rStyle w:val="Strong"/>
+          <w:rFonts w:ascii="Arial" w:hAnsi="Arial" w:cs="Arial"/>
+          <w:sz w:val="18"/>
         </w:rPr>
         <w:t>OpenTelemetry</w:t>
       </w:r>
@@ -2522,18 +2547,16 @@
       <w:r>
         <w:rPr>
           <w:rFonts w:ascii="Arial" w:hAnsi="Arial" w:cs="Arial"/>
-          <w:sz w:val="20"/>
-          <w:szCs w:val="20"/>
-        </w:rPr>
-        <w:t xml:space="preserve"> and dashboards in </w:t>
-      </w:r>
-      <w:proofErr w:type="spellStart"/>
-      <w:r>
-        <w:rPr>
-          <w:rStyle w:val="Strong"/>
-          <w:rFonts w:ascii="Arial" w:hAnsi="Arial" w:cs="Arial"/>
-          <w:sz w:val="20"/>
-          <w:szCs w:val="20"/>
+          <w:sz w:val="18"/>
+        </w:rPr>
+        <w:t xml:space="preserve"> with distributed tracing, metrics dashboards in </w:t>
+      </w:r>
+      <w:proofErr w:type="spellStart"/>
+      <w:r>
+        <w:rPr>
+          <w:rStyle w:val="Strong"/>
+          <w:rFonts w:ascii="Arial" w:hAnsi="Arial" w:cs="Arial"/>
+          <w:sz w:val="18"/>
         </w:rPr>
         <w:t>Datadog</w:t>
       </w:r>
@@ -2542,8 +2565,7 @@
         <w:rPr>
           <w:rStyle w:val="Strong"/>
           <w:rFonts w:ascii="Arial" w:hAnsi="Arial" w:cs="Arial"/>
-          <w:sz w:val="20"/>
-          <w:szCs w:val="20"/>
+          <w:sz w:val="18"/>
         </w:rPr>
         <w:t>/</w:t>
       </w:r>
@@ -2552,8 +2574,7 @@
         <w:rPr>
           <w:rStyle w:val="Strong"/>
           <w:rFonts w:ascii="Arial" w:hAnsi="Arial" w:cs="Arial"/>
-          <w:sz w:val="20"/>
-          <w:szCs w:val="20"/>
+          <w:sz w:val="18"/>
         </w:rPr>
         <w:t>Grafana</w:t>
       </w:r>
@@ -2561,35 +2582,31 @@
       <w:r>
         <w:rPr>
           <w:rFonts w:ascii="Arial" w:hAnsi="Arial" w:cs="Arial"/>
-          <w:sz w:val="20"/>
-          <w:szCs w:val="20"/>
-        </w:rPr>
-        <w:t xml:space="preserve">, plus logs routed through </w:t>
-      </w:r>
-      <w:r>
-        <w:rPr>
-          <w:rStyle w:val="Strong"/>
-          <w:rFonts w:ascii="Arial" w:hAnsi="Arial" w:cs="Arial"/>
-          <w:sz w:val="20"/>
-          <w:szCs w:val="20"/>
+          <w:sz w:val="18"/>
+        </w:rPr>
+        <w:t xml:space="preserve">, centralized logging via </w:t>
+      </w:r>
+      <w:r>
+        <w:rPr>
+          <w:rStyle w:val="Strong"/>
+          <w:rFonts w:ascii="Arial" w:hAnsi="Arial" w:cs="Arial"/>
+          <w:sz w:val="18"/>
         </w:rPr>
         <w:t>ELK/EFK</w:t>
       </w:r>
       <w:r>
         <w:rPr>
           <w:rFonts w:ascii="Arial" w:hAnsi="Arial" w:cs="Arial"/>
-          <w:sz w:val="20"/>
-          <w:szCs w:val="20"/>
-        </w:rPr>
-        <w:t xml:space="preserve"> and signals in </w:t>
-      </w:r>
-      <w:proofErr w:type="spellStart"/>
-      <w:r>
-        <w:rPr>
-          <w:rStyle w:val="Strong"/>
-          <w:rFonts w:ascii="Arial" w:hAnsi="Arial" w:cs="Arial"/>
-          <w:sz w:val="20"/>
-          <w:szCs w:val="20"/>
+          <w:sz w:val="18"/>
+        </w:rPr>
+        <w:t xml:space="preserve">, and cloud-native telemetry in </w:t>
+      </w:r>
+      <w:proofErr w:type="spellStart"/>
+      <w:r>
+        <w:rPr>
+          <w:rStyle w:val="Strong"/>
+          <w:rFonts w:ascii="Arial" w:hAnsi="Arial" w:cs="Arial"/>
+          <w:sz w:val="18"/>
         </w:rPr>
         <w:t>CloudWatch</w:t>
       </w:r>
@@ -2597,8 +2614,7 @@
       <w:r>
         <w:rPr>
           <w:rFonts w:ascii="Arial" w:hAnsi="Arial" w:cs="Arial"/>
-          <w:sz w:val="20"/>
-          <w:szCs w:val="20"/>
+          <w:sz w:val="18"/>
         </w:rPr>
         <w:t>.</w:t>
       </w:r>
@@ -2608,37 +2624,33 @@
         <w:pStyle w:val="NormalWeb"/>
         <w:numPr>
           <w:ilvl w:val="0"/>
-          <w:numId w:val="17"/>
+          <w:numId w:val="24"/>
         </w:numPr>
         <w:jc w:val="both"/>
         <w:rPr>
           <w:rFonts w:ascii="Arial" w:hAnsi="Arial" w:cs="Arial"/>
-          <w:sz w:val="20"/>
-          <w:szCs w:val="20"/>
-        </w:rPr>
-      </w:pPr>
-      <w:r>
-        <w:rPr>
-          <w:rFonts w:ascii="Arial" w:hAnsi="Arial" w:cs="Arial"/>
-          <w:sz w:val="20"/>
-          <w:szCs w:val="20"/>
-        </w:rPr>
-        <w:t xml:space="preserve">Strengthened security using </w:t>
-      </w:r>
-      <w:r>
-        <w:rPr>
-          <w:rStyle w:val="Strong"/>
-          <w:rFonts w:ascii="Arial" w:hAnsi="Arial" w:cs="Arial"/>
-          <w:sz w:val="20"/>
-          <w:szCs w:val="20"/>
+          <w:sz w:val="18"/>
+        </w:rPr>
+      </w:pPr>
+      <w:r>
+        <w:rPr>
+          <w:rFonts w:ascii="Arial" w:hAnsi="Arial" w:cs="Arial"/>
+          <w:sz w:val="18"/>
+        </w:rPr>
+        <w:t xml:space="preserve">Strengthened platform security using </w:t>
+      </w:r>
+      <w:r>
+        <w:rPr>
+          <w:rStyle w:val="Strong"/>
+          <w:rFonts w:ascii="Arial" w:hAnsi="Arial" w:cs="Arial"/>
+          <w:sz w:val="18"/>
         </w:rPr>
         <w:t>OAuth2/OIDC</w:t>
       </w:r>
       <w:r>
         <w:rPr>
           <w:rFonts w:ascii="Arial" w:hAnsi="Arial" w:cs="Arial"/>
-          <w:sz w:val="20"/>
-          <w:szCs w:val="20"/>
+          <w:sz w:val="18"/>
         </w:rPr>
         <w:t xml:space="preserve">, </w:t>
       </w:r>
@@ -2646,16 +2658,14 @@
         <w:rPr>
           <w:rStyle w:val="Strong"/>
           <w:rFonts w:ascii="Arial" w:hAnsi="Arial" w:cs="Arial"/>
-          <w:sz w:val="20"/>
-          <w:szCs w:val="20"/>
-        </w:rPr>
-        <w:t>JWT</w:t>
-      </w:r>
-      <w:r>
-        <w:rPr>
-          <w:rFonts w:ascii="Arial" w:hAnsi="Arial" w:cs="Arial"/>
-          <w:sz w:val="20"/>
-          <w:szCs w:val="20"/>
+          <w:sz w:val="18"/>
+        </w:rPr>
+        <w:t>JWT authentication</w:t>
+      </w:r>
+      <w:r>
+        <w:rPr>
+          <w:rFonts w:ascii="Arial" w:hAnsi="Arial" w:cs="Arial"/>
+          <w:sz w:val="18"/>
         </w:rPr>
         <w:t xml:space="preserve">, </w:t>
       </w:r>
@@ -2663,60 +2673,23 @@
         <w:rPr>
           <w:rStyle w:val="Strong"/>
           <w:rFonts w:ascii="Arial" w:hAnsi="Arial" w:cs="Arial"/>
-          <w:sz w:val="20"/>
-          <w:szCs w:val="20"/>
-        </w:rPr>
-        <w:t>RBAC/ABAC</w:t>
-      </w:r>
-      <w:r>
-        <w:rPr>
-          <w:rFonts w:ascii="Arial" w:hAnsi="Arial" w:cs="Arial"/>
-          <w:sz w:val="20"/>
-          <w:szCs w:val="20"/>
-        </w:rPr>
-        <w:t xml:space="preserve">, </w:t>
-      </w:r>
-      <w:r>
-        <w:rPr>
-          <w:rStyle w:val="Strong"/>
-          <w:rFonts w:ascii="Arial" w:hAnsi="Arial" w:cs="Arial"/>
-          <w:sz w:val="20"/>
-          <w:szCs w:val="20"/>
-        </w:rPr>
-        <w:t>rate limiting</w:t>
-      </w:r>
-      <w:r>
-        <w:rPr>
-          <w:rFonts w:ascii="Arial" w:hAnsi="Arial" w:cs="Arial"/>
-          <w:sz w:val="20"/>
-          <w:szCs w:val="20"/>
-        </w:rPr>
-        <w:t xml:space="preserve">, and </w:t>
-      </w:r>
-      <w:r>
-        <w:rPr>
-          <w:rStyle w:val="Strong"/>
-          <w:rFonts w:ascii="Arial" w:hAnsi="Arial" w:cs="Arial"/>
-          <w:sz w:val="20"/>
-          <w:szCs w:val="20"/>
-        </w:rPr>
-        <w:t>audit logging</w:t>
-      </w:r>
-      <w:r>
-        <w:rPr>
-          <w:rFonts w:ascii="Arial" w:hAnsi="Arial" w:cs="Arial"/>
-          <w:sz w:val="20"/>
-          <w:szCs w:val="20"/>
-        </w:rPr>
-        <w:t xml:space="preserve">, integrating enterprise identity via </w:t>
-      </w:r>
-      <w:proofErr w:type="spellStart"/>
-      <w:r>
-        <w:rPr>
-          <w:rStyle w:val="Strong"/>
-          <w:rFonts w:ascii="Arial" w:hAnsi="Arial" w:cs="Arial"/>
-          <w:sz w:val="20"/>
-          <w:szCs w:val="20"/>
+          <w:sz w:val="18"/>
+        </w:rPr>
+        <w:t>RBAC/ABAC authorization policies</w:t>
+      </w:r>
+      <w:r>
+        <w:rPr>
+          <w:rFonts w:ascii="Arial" w:hAnsi="Arial" w:cs="Arial"/>
+          <w:sz w:val="18"/>
+        </w:rPr>
+        <w:t xml:space="preserve">, rate limiting middleware, and structured audit logging, integrating enterprise identity providers such as </w:t>
+      </w:r>
+      <w:proofErr w:type="spellStart"/>
+      <w:r>
+        <w:rPr>
+          <w:rStyle w:val="Strong"/>
+          <w:rFonts w:ascii="Arial" w:hAnsi="Arial" w:cs="Arial"/>
+          <w:sz w:val="18"/>
         </w:rPr>
         <w:t>Okta</w:t>
       </w:r>
@@ -2725,18 +2698,16 @@
         <w:rPr>
           <w:rStyle w:val="Strong"/>
           <w:rFonts w:ascii="Arial" w:hAnsi="Arial" w:cs="Arial"/>
-          <w:sz w:val="20"/>
-          <w:szCs w:val="20"/>
-        </w:rPr>
-        <w:t xml:space="preserve">/Auth0/AWS </w:t>
-      </w:r>
-      <w:proofErr w:type="spellStart"/>
-      <w:r>
-        <w:rPr>
-          <w:rStyle w:val="Strong"/>
-          <w:rFonts w:ascii="Arial" w:hAnsi="Arial" w:cs="Arial"/>
-          <w:sz w:val="20"/>
-          <w:szCs w:val="20"/>
+          <w:sz w:val="18"/>
+        </w:rPr>
+        <w:t xml:space="preserve">, Auth0, and AWS </w:t>
+      </w:r>
+      <w:proofErr w:type="spellStart"/>
+      <w:r>
+        <w:rPr>
+          <w:rStyle w:val="Strong"/>
+          <w:rFonts w:ascii="Arial" w:hAnsi="Arial" w:cs="Arial"/>
+          <w:sz w:val="18"/>
         </w:rPr>
         <w:t>Cognito</w:t>
       </w:r>
@@ -2744,8 +2715,7 @@
       <w:r>
         <w:rPr>
           <w:rFonts w:ascii="Arial" w:hAnsi="Arial" w:cs="Arial"/>
-          <w:sz w:val="20"/>
-          <w:szCs w:val="20"/>
+          <w:sz w:val="18"/>
         </w:rPr>
         <w:t>.</w:t>
       </w:r>
@@ -2755,30 +2725,42 @@
         <w:pStyle w:val="NormalWeb"/>
         <w:numPr>
           <w:ilvl w:val="0"/>
-          <w:numId w:val="17"/>
+          <w:numId w:val="24"/>
         </w:numPr>
         <w:jc w:val="both"/>
         <w:rPr>
           <w:rFonts w:ascii="Arial" w:hAnsi="Arial" w:cs="Arial"/>
-          <w:sz w:val="20"/>
-          <w:szCs w:val="20"/>
-        </w:rPr>
-      </w:pPr>
-      <w:r>
-        <w:rPr>
-          <w:rFonts w:ascii="Arial" w:hAnsi="Arial" w:cs="Arial"/>
-          <w:sz w:val="20"/>
-          <w:szCs w:val="20"/>
-        </w:rPr>
-        <w:t xml:space="preserve">Improved release quality with CI/CD in </w:t>
-      </w:r>
-      <w:proofErr w:type="spellStart"/>
-      <w:r>
-        <w:rPr>
-          <w:rStyle w:val="Strong"/>
-          <w:rFonts w:ascii="Arial" w:hAnsi="Arial" w:cs="Arial"/>
-          <w:sz w:val="20"/>
-          <w:szCs w:val="20"/>
+          <w:sz w:val="18"/>
+        </w:rPr>
+      </w:pPr>
+      <w:r>
+        <w:rPr>
+          <w:rFonts w:ascii="Arial" w:hAnsi="Arial" w:cs="Arial"/>
+          <w:sz w:val="18"/>
+        </w:rPr>
+        <w:t xml:space="preserve">Improved release quality through </w:t>
+      </w:r>
+      <w:r>
+        <w:rPr>
+          <w:rStyle w:val="Strong"/>
+          <w:rFonts w:ascii="Arial" w:hAnsi="Arial" w:cs="Arial"/>
+          <w:sz w:val="18"/>
+        </w:rPr>
+        <w:t>CI/CD pipelines</w:t>
+      </w:r>
+      <w:r>
+        <w:rPr>
+          <w:rFonts w:ascii="Arial" w:hAnsi="Arial" w:cs="Arial"/>
+          <w:sz w:val="18"/>
+        </w:rPr>
+        <w:t xml:space="preserve"> in </w:t>
+      </w:r>
+      <w:proofErr w:type="spellStart"/>
+      <w:r>
+        <w:rPr>
+          <w:rStyle w:val="Strong"/>
+          <w:rFonts w:ascii="Arial" w:hAnsi="Arial" w:cs="Arial"/>
+          <w:sz w:val="18"/>
         </w:rPr>
         <w:t>GitHub</w:t>
       </w:r>
@@ -2787,26 +2769,16 @@
         <w:rPr>
           <w:rStyle w:val="Strong"/>
           <w:rFonts w:ascii="Arial" w:hAnsi="Arial" w:cs="Arial"/>
-          <w:sz w:val="20"/>
-          <w:szCs w:val="20"/>
-        </w:rPr>
-        <w:t xml:space="preserve"> Actions</w:t>
-      </w:r>
-      <w:r>
-        <w:rPr>
-          <w:rFonts w:ascii="Arial" w:hAnsi="Arial" w:cs="Arial"/>
-          <w:sz w:val="20"/>
-          <w:szCs w:val="20"/>
-        </w:rPr>
-        <w:t xml:space="preserve">, </w:t>
-      </w:r>
-      <w:proofErr w:type="spellStart"/>
-      <w:r>
-        <w:rPr>
-          <w:rStyle w:val="Strong"/>
-          <w:rFonts w:ascii="Arial" w:hAnsi="Arial" w:cs="Arial"/>
-          <w:sz w:val="20"/>
-          <w:szCs w:val="20"/>
+          <w:sz w:val="18"/>
+        </w:rPr>
+        <w:t xml:space="preserve"> Actions, </w:t>
+      </w:r>
+      <w:proofErr w:type="spellStart"/>
+      <w:r>
+        <w:rPr>
+          <w:rStyle w:val="Strong"/>
+          <w:rFonts w:ascii="Arial" w:hAnsi="Arial" w:cs="Arial"/>
+          <w:sz w:val="18"/>
         </w:rPr>
         <w:t>GitLab</w:t>
       </w:r>
@@ -2815,84 +2787,67 @@
         <w:rPr>
           <w:rStyle w:val="Strong"/>
           <w:rFonts w:ascii="Arial" w:hAnsi="Arial" w:cs="Arial"/>
-          <w:sz w:val="20"/>
-          <w:szCs w:val="20"/>
-        </w:rPr>
-        <w:t xml:space="preserve"> CI</w:t>
-      </w:r>
-      <w:r>
-        <w:rPr>
-          <w:rFonts w:ascii="Arial" w:hAnsi="Arial" w:cs="Arial"/>
-          <w:sz w:val="20"/>
-          <w:szCs w:val="20"/>
-        </w:rPr>
-        <w:t xml:space="preserve">, and </w:t>
-      </w:r>
-      <w:r>
-        <w:rPr>
-          <w:rStyle w:val="Strong"/>
-          <w:rFonts w:ascii="Arial" w:hAnsi="Arial" w:cs="Arial"/>
-          <w:sz w:val="20"/>
-          <w:szCs w:val="20"/>
-        </w:rPr>
-        <w:t>Jenkins</w:t>
-      </w:r>
-      <w:r>
-        <w:rPr>
-          <w:rFonts w:ascii="Arial" w:hAnsi="Arial" w:cs="Arial"/>
-          <w:sz w:val="20"/>
-          <w:szCs w:val="20"/>
-        </w:rPr>
-        <w:t xml:space="preserve">, adding </w:t>
-      </w:r>
-      <w:r>
-        <w:rPr>
-          <w:rStyle w:val="Strong"/>
-          <w:rFonts w:ascii="Arial" w:hAnsi="Arial" w:cs="Arial"/>
-          <w:sz w:val="20"/>
-          <w:szCs w:val="20"/>
-        </w:rPr>
-        <w:t>Pact-style contract tests</w:t>
-      </w:r>
-      <w:r>
-        <w:rPr>
-          <w:rFonts w:ascii="Arial" w:hAnsi="Arial" w:cs="Arial"/>
-          <w:sz w:val="20"/>
-          <w:szCs w:val="20"/>
-        </w:rPr>
-        <w:t xml:space="preserve">, </w:t>
-      </w:r>
-      <w:r>
-        <w:rPr>
-          <w:rStyle w:val="Strong"/>
-          <w:rFonts w:ascii="Arial" w:hAnsi="Arial" w:cs="Arial"/>
-          <w:sz w:val="20"/>
-          <w:szCs w:val="20"/>
-        </w:rPr>
-        <w:t>Cypress/Playwright</w:t>
-      </w:r>
-      <w:r>
-        <w:rPr>
-          <w:rFonts w:ascii="Arial" w:hAnsi="Arial" w:cs="Arial"/>
-          <w:sz w:val="20"/>
-          <w:szCs w:val="20"/>
-        </w:rPr>
-        <w:t xml:space="preserve"> journeys, and targeted unit testing with </w:t>
-      </w:r>
-      <w:r>
-        <w:rPr>
-          <w:rStyle w:val="Strong"/>
-          <w:rFonts w:ascii="Arial" w:hAnsi="Arial" w:cs="Arial"/>
-          <w:sz w:val="20"/>
-          <w:szCs w:val="20"/>
-        </w:rPr>
-        <w:t>Jest/Mocha/Chai</w:t>
-      </w:r>
-      <w:r>
-        <w:rPr>
-          <w:rFonts w:ascii="Arial" w:hAnsi="Arial" w:cs="Arial"/>
-          <w:sz w:val="20"/>
-          <w:szCs w:val="20"/>
+          <w:sz w:val="18"/>
+        </w:rPr>
+        <w:t xml:space="preserve"> CI, and Jenkins</w:t>
+      </w:r>
+      <w:r>
+        <w:rPr>
+          <w:rFonts w:ascii="Arial" w:hAnsi="Arial" w:cs="Arial"/>
+          <w:sz w:val="18"/>
+        </w:rPr>
+        <w:t xml:space="preserve">, incorporating API contract testing (Pact), end-to-end testing (Cypress/Playwright), and targeted unit/integration testing using </w:t>
+      </w:r>
+      <w:proofErr w:type="spellStart"/>
+      <w:r>
+        <w:rPr>
+          <w:rStyle w:val="Strong"/>
+          <w:rFonts w:ascii="Arial" w:hAnsi="Arial" w:cs="Arial"/>
+          <w:sz w:val="18"/>
+        </w:rPr>
+        <w:t>xUnit</w:t>
+      </w:r>
+      <w:proofErr w:type="spellEnd"/>
+      <w:r>
+        <w:rPr>
+          <w:rStyle w:val="Strong"/>
+          <w:rFonts w:ascii="Arial" w:hAnsi="Arial" w:cs="Arial"/>
+          <w:sz w:val="18"/>
+        </w:rPr>
+        <w:t>/</w:t>
+      </w:r>
+      <w:proofErr w:type="spellStart"/>
+      <w:r>
+        <w:rPr>
+          <w:rStyle w:val="Strong"/>
+          <w:rFonts w:ascii="Arial" w:hAnsi="Arial" w:cs="Arial"/>
+          <w:sz w:val="18"/>
+        </w:rPr>
+        <w:t>NUnit</w:t>
+      </w:r>
+      <w:proofErr w:type="spellEnd"/>
+      <w:r>
+        <w:rPr>
+          <w:rStyle w:val="Strong"/>
+          <w:rFonts w:ascii="Arial" w:hAnsi="Arial" w:cs="Arial"/>
+          <w:sz w:val="18"/>
+        </w:rPr>
+        <w:t xml:space="preserve"> and </w:t>
+      </w:r>
+      <w:proofErr w:type="spellStart"/>
+      <w:r>
+        <w:rPr>
+          <w:rStyle w:val="Strong"/>
+          <w:rFonts w:ascii="Arial" w:hAnsi="Arial" w:cs="Arial"/>
+          <w:sz w:val="18"/>
+        </w:rPr>
+        <w:t>Moq</w:t>
+      </w:r>
+      <w:proofErr w:type="spellEnd"/>
+      <w:r>
+        <w:rPr>
+          <w:rFonts w:ascii="Arial" w:hAnsi="Arial" w:cs="Arial"/>
+          <w:sz w:val="18"/>
         </w:rPr>
         <w:t>.</w:t>
       </w:r>
@@ -2951,13 +2906,13 @@
         <w:jc w:val="both"/>
         <w:rPr>
           <w:rFonts w:ascii="Arial" w:hAnsi="Arial" w:cs="Arial"/>
-          <w:sz w:val="20"/>
-        </w:rPr>
-      </w:pPr>
-      <w:r>
-        <w:rPr>
-          <w:rFonts w:ascii="Arial" w:hAnsi="Arial" w:cs="Arial"/>
-          <w:sz w:val="20"/>
+          <w:sz w:val="18"/>
+        </w:rPr>
+      </w:pPr>
+      <w:r>
+        <w:rPr>
+          <w:rFonts w:ascii="Arial" w:hAnsi="Arial" w:cs="Arial"/>
+          <w:sz w:val="18"/>
         </w:rPr>
         <w:t xml:space="preserve">Owned a shared </w:t>
       </w:r>
@@ -2965,14 +2920,14 @@
         <w:rPr>
           <w:rStyle w:val="Strong"/>
           <w:rFonts w:ascii="Arial" w:hAnsi="Arial" w:cs="Arial"/>
-          <w:sz w:val="20"/>
+          <w:sz w:val="18"/>
         </w:rPr>
         <w:t>.NET REST</w:t>
       </w:r>
       <w:r>
         <w:rPr>
           <w:rFonts w:ascii="Arial" w:hAnsi="Arial" w:cs="Arial"/>
-          <w:sz w:val="20"/>
+          <w:sz w:val="18"/>
         </w:rPr>
         <w:t xml:space="preserve"> API surface for multiple client applications, keeping contracts stable while expanding filtering, pagination, and validation.</w:t>
       </w:r>
@@ -2987,13 +2942,13 @@
         <w:jc w:val="both"/>
         <w:rPr>
           <w:rFonts w:ascii="Arial" w:hAnsi="Arial" w:cs="Arial"/>
-          <w:sz w:val="20"/>
-        </w:rPr>
-      </w:pPr>
-      <w:r>
-        <w:rPr>
-          <w:rFonts w:ascii="Arial" w:hAnsi="Arial" w:cs="Arial"/>
-          <w:sz w:val="20"/>
+          <w:sz w:val="18"/>
+        </w:rPr>
+      </w:pPr>
+      <w:r>
+        <w:rPr>
+          <w:rFonts w:ascii="Arial" w:hAnsi="Arial" w:cs="Arial"/>
+          <w:sz w:val="18"/>
         </w:rPr>
         <w:t xml:space="preserve">Built complex </w:t>
       </w:r>
@@ -3001,14 +2956,14 @@
         <w:rPr>
           <w:rStyle w:val="Strong"/>
           <w:rFonts w:ascii="Arial" w:hAnsi="Arial" w:cs="Arial"/>
-          <w:sz w:val="20"/>
+          <w:sz w:val="18"/>
         </w:rPr>
         <w:t>Angular</w:t>
       </w:r>
       <w:r>
         <w:rPr>
           <w:rFonts w:ascii="Arial" w:hAnsi="Arial" w:cs="Arial"/>
-          <w:sz w:val="20"/>
+          <w:sz w:val="18"/>
         </w:rPr>
         <w:t xml:space="preserve"> workflows with predictable state handling, reusable components, and performance-focused UI paths for daily operations.</w:t>
       </w:r>
@@ -3023,13 +2978,13 @@
         <w:jc w:val="both"/>
         <w:rPr>
           <w:rFonts w:ascii="Arial" w:hAnsi="Arial" w:cs="Arial"/>
-          <w:sz w:val="20"/>
-        </w:rPr>
-      </w:pPr>
-      <w:r>
-        <w:rPr>
-          <w:rFonts w:ascii="Arial" w:hAnsi="Arial" w:cs="Arial"/>
-          <w:sz w:val="20"/>
+          <w:sz w:val="18"/>
+        </w:rPr>
+      </w:pPr>
+      <w:r>
+        <w:rPr>
+          <w:rFonts w:ascii="Arial" w:hAnsi="Arial" w:cs="Arial"/>
+          <w:sz w:val="18"/>
         </w:rPr>
         <w:t xml:space="preserve">Designed schemas and migrations across </w:t>
       </w:r>
@@ -3038,7 +2993,7 @@
         <w:rPr>
           <w:rStyle w:val="Strong"/>
           <w:rFonts w:ascii="Arial" w:hAnsi="Arial" w:cs="Arial"/>
-          <w:sz w:val="20"/>
+          <w:sz w:val="18"/>
         </w:rPr>
         <w:t>PostgreSQL</w:t>
       </w:r>
@@ -3046,7 +3001,7 @@
       <w:r>
         <w:rPr>
           <w:rFonts w:ascii="Arial" w:hAnsi="Arial" w:cs="Arial"/>
-          <w:sz w:val="20"/>
+          <w:sz w:val="18"/>
         </w:rPr>
         <w:t xml:space="preserve"> and </w:t>
       </w:r>
@@ -3054,14 +3009,14 @@
         <w:rPr>
           <w:rStyle w:val="Strong"/>
           <w:rFonts w:ascii="Arial" w:hAnsi="Arial" w:cs="Arial"/>
-          <w:sz w:val="20"/>
+          <w:sz w:val="18"/>
         </w:rPr>
         <w:t>MySQL</w:t>
       </w:r>
       <w:r>
         <w:rPr>
           <w:rFonts w:ascii="Arial" w:hAnsi="Arial" w:cs="Arial"/>
-          <w:sz w:val="20"/>
+          <w:sz w:val="18"/>
         </w:rPr>
         <w:t>, using safe backfills and rollout patterns to minimize production risk.</w:t>
       </w:r>
@@ -3076,13 +3031,13 @@
         <w:jc w:val="both"/>
         <w:rPr>
           <w:rFonts w:ascii="Arial" w:hAnsi="Arial" w:cs="Arial"/>
-          <w:sz w:val="20"/>
-        </w:rPr>
-      </w:pPr>
-      <w:r>
-        <w:rPr>
-          <w:rFonts w:ascii="Arial" w:hAnsi="Arial" w:cs="Arial"/>
-          <w:sz w:val="20"/>
+          <w:sz w:val="18"/>
+        </w:rPr>
+      </w:pPr>
+      <w:r>
+        <w:rPr>
+          <w:rFonts w:ascii="Arial" w:hAnsi="Arial" w:cs="Arial"/>
+          <w:sz w:val="18"/>
         </w:rPr>
         <w:t xml:space="preserve">Implemented cache-backed reads using </w:t>
       </w:r>
@@ -3091,7 +3046,7 @@
         <w:rPr>
           <w:rStyle w:val="Strong"/>
           <w:rFonts w:ascii="Arial" w:hAnsi="Arial" w:cs="Arial"/>
-          <w:sz w:val="20"/>
+          <w:sz w:val="18"/>
         </w:rPr>
         <w:t>Redis</w:t>
       </w:r>
@@ -3099,7 +3054,7 @@
       <w:r>
         <w:rPr>
           <w:rFonts w:ascii="Arial" w:hAnsi="Arial" w:cs="Arial"/>
-          <w:sz w:val="20"/>
+          <w:sz w:val="18"/>
         </w:rPr>
         <w:t xml:space="preserve"> and optimized write throughput with careful indexing, query tuning, and measured performance budgets.</w:t>
       </w:r>
@@ -3114,13 +3069,13 @@
         <w:jc w:val="both"/>
         <w:rPr>
           <w:rFonts w:ascii="Arial" w:hAnsi="Arial" w:cs="Arial"/>
-          <w:sz w:val="20"/>
-        </w:rPr>
-      </w:pPr>
-      <w:r>
-        <w:rPr>
-          <w:rFonts w:ascii="Arial" w:hAnsi="Arial" w:cs="Arial"/>
-          <w:sz w:val="20"/>
+          <w:sz w:val="18"/>
+        </w:rPr>
+      </w:pPr>
+      <w:r>
+        <w:rPr>
+          <w:rFonts w:ascii="Arial" w:hAnsi="Arial" w:cs="Arial"/>
+          <w:sz w:val="18"/>
         </w:rPr>
         <w:t xml:space="preserve">Added </w:t>
       </w:r>
@@ -3128,7 +3083,7 @@
       <w:r>
         <w:rPr>
           <w:rFonts w:ascii="Arial" w:hAnsi="Arial" w:cs="Arial"/>
-          <w:sz w:val="20"/>
+          <w:sz w:val="18"/>
         </w:rPr>
         <w:t>async</w:t>
       </w:r>
@@ -3136,7 +3091,7 @@
       <w:r>
         <w:rPr>
           <w:rFonts w:ascii="Arial" w:hAnsi="Arial" w:cs="Arial"/>
-          <w:sz w:val="20"/>
+          <w:sz w:val="18"/>
         </w:rPr>
         <w:t xml:space="preserve"> processing for long-running tasks using </w:t>
       </w:r>
@@ -3145,7 +3100,7 @@
         <w:rPr>
           <w:rStyle w:val="Strong"/>
           <w:rFonts w:ascii="Arial" w:hAnsi="Arial" w:cs="Arial"/>
-          <w:sz w:val="20"/>
+          <w:sz w:val="18"/>
         </w:rPr>
         <w:t>RabbitMQ</w:t>
       </w:r>
@@ -3153,7 +3108,7 @@
       <w:r>
         <w:rPr>
           <w:rFonts w:ascii="Arial" w:hAnsi="Arial" w:cs="Arial"/>
-          <w:sz w:val="20"/>
+          <w:sz w:val="18"/>
         </w:rPr>
         <w:t xml:space="preserve"> and </w:t>
       </w:r>
@@ -3161,14 +3116,14 @@
         <w:rPr>
           <w:rStyle w:val="Strong"/>
           <w:rFonts w:ascii="Arial" w:hAnsi="Arial" w:cs="Arial"/>
-          <w:sz w:val="20"/>
+          <w:sz w:val="18"/>
         </w:rPr>
         <w:t>AWS SQS/SNS</w:t>
       </w:r>
       <w:r>
         <w:rPr>
           <w:rFonts w:ascii="Arial" w:hAnsi="Arial" w:cs="Arial"/>
-          <w:sz w:val="20"/>
+          <w:sz w:val="18"/>
         </w:rPr>
         <w:t>, including DLQs, replay strategies, and idempotent consumers.</w:t>
       </w:r>
@@ -3183,13 +3138,13 @@
         <w:jc w:val="both"/>
         <w:rPr>
           <w:rFonts w:ascii="Arial" w:hAnsi="Arial" w:cs="Arial"/>
-          <w:sz w:val="20"/>
-        </w:rPr>
-      </w:pPr>
-      <w:r>
-        <w:rPr>
-          <w:rFonts w:ascii="Arial" w:hAnsi="Arial" w:cs="Arial"/>
-          <w:sz w:val="20"/>
+          <w:sz w:val="18"/>
+        </w:rPr>
+      </w:pPr>
+      <w:r>
+        <w:rPr>
+          <w:rFonts w:ascii="Arial" w:hAnsi="Arial" w:cs="Arial"/>
+          <w:sz w:val="18"/>
         </w:rPr>
         <w:t xml:space="preserve">Introduced search-driven UX by integrating </w:t>
       </w:r>
@@ -3198,7 +3153,7 @@
         <w:rPr>
           <w:rStyle w:val="Strong"/>
           <w:rFonts w:ascii="Arial" w:hAnsi="Arial" w:cs="Arial"/>
-          <w:sz w:val="20"/>
+          <w:sz w:val="18"/>
         </w:rPr>
         <w:t>Elasticsearch</w:t>
       </w:r>
@@ -3207,14 +3162,14 @@
         <w:rPr>
           <w:rStyle w:val="Strong"/>
           <w:rFonts w:ascii="Arial" w:hAnsi="Arial" w:cs="Arial"/>
-          <w:sz w:val="20"/>
+          <w:sz w:val="18"/>
         </w:rPr>
         <w:t>/OpenSearch</w:t>
       </w:r>
       <w:r>
         <w:rPr>
           <w:rFonts w:ascii="Arial" w:hAnsi="Arial" w:cs="Arial"/>
-          <w:sz w:val="20"/>
+          <w:sz w:val="18"/>
         </w:rPr>
         <w:t xml:space="preserve"> indexes for operational entities and supporting fast, faceted querying.</w:t>
       </w:r>
@@ -3229,13 +3184,13 @@
         <w:jc w:val="both"/>
         <w:rPr>
           <w:rFonts w:ascii="Arial" w:hAnsi="Arial" w:cs="Arial"/>
-          <w:sz w:val="20"/>
-        </w:rPr>
-      </w:pPr>
-      <w:r>
-        <w:rPr>
-          <w:rFonts w:ascii="Arial" w:hAnsi="Arial" w:cs="Arial"/>
-          <w:sz w:val="20"/>
+          <w:sz w:val="18"/>
+        </w:rPr>
+      </w:pPr>
+      <w:r>
+        <w:rPr>
+          <w:rFonts w:ascii="Arial" w:hAnsi="Arial" w:cs="Arial"/>
+          <w:sz w:val="18"/>
         </w:rPr>
         <w:t xml:space="preserve">Delivered AWS-hosted components using </w:t>
       </w:r>
@@ -3243,14 +3198,14 @@
         <w:rPr>
           <w:rStyle w:val="Strong"/>
           <w:rFonts w:ascii="Arial" w:hAnsi="Arial" w:cs="Arial"/>
-          <w:sz w:val="20"/>
+          <w:sz w:val="18"/>
         </w:rPr>
         <w:t>EC2</w:t>
       </w:r>
       <w:r>
         <w:rPr>
           <w:rFonts w:ascii="Arial" w:hAnsi="Arial" w:cs="Arial"/>
-          <w:sz w:val="20"/>
+          <w:sz w:val="18"/>
         </w:rPr>
         <w:t xml:space="preserve">, </w:t>
       </w:r>
@@ -3258,14 +3213,14 @@
         <w:rPr>
           <w:rStyle w:val="Strong"/>
           <w:rFonts w:ascii="Arial" w:hAnsi="Arial" w:cs="Arial"/>
-          <w:sz w:val="20"/>
+          <w:sz w:val="18"/>
         </w:rPr>
         <w:t>Lambda</w:t>
       </w:r>
       <w:r>
         <w:rPr>
           <w:rFonts w:ascii="Arial" w:hAnsi="Arial" w:cs="Arial"/>
-          <w:sz w:val="20"/>
+          <w:sz w:val="18"/>
         </w:rPr>
         <w:t xml:space="preserve">, </w:t>
       </w:r>
@@ -3273,14 +3228,14 @@
         <w:rPr>
           <w:rStyle w:val="Strong"/>
           <w:rFonts w:ascii="Arial" w:hAnsi="Arial" w:cs="Arial"/>
-          <w:sz w:val="20"/>
+          <w:sz w:val="18"/>
         </w:rPr>
         <w:t>API Gateway</w:t>
       </w:r>
       <w:r>
         <w:rPr>
           <w:rFonts w:ascii="Arial" w:hAnsi="Arial" w:cs="Arial"/>
-          <w:sz w:val="20"/>
+          <w:sz w:val="18"/>
         </w:rPr>
         <w:t xml:space="preserve">, </w:t>
       </w:r>
@@ -3288,14 +3243,14 @@
         <w:rPr>
           <w:rStyle w:val="Strong"/>
           <w:rFonts w:ascii="Arial" w:hAnsi="Arial" w:cs="Arial"/>
-          <w:sz w:val="20"/>
+          <w:sz w:val="18"/>
         </w:rPr>
         <w:t>S3</w:t>
       </w:r>
       <w:r>
         <w:rPr>
           <w:rFonts w:ascii="Arial" w:hAnsi="Arial" w:cs="Arial"/>
-          <w:sz w:val="20"/>
+          <w:sz w:val="18"/>
         </w:rPr>
         <w:t xml:space="preserve">, </w:t>
       </w:r>
@@ -3304,7 +3259,7 @@
         <w:rPr>
           <w:rStyle w:val="Strong"/>
           <w:rFonts w:ascii="Arial" w:hAnsi="Arial" w:cs="Arial"/>
-          <w:sz w:val="20"/>
+          <w:sz w:val="18"/>
         </w:rPr>
         <w:t>CloudFront</w:t>
       </w:r>
@@ -3312,7 +3267,7 @@
       <w:r>
         <w:rPr>
           <w:rFonts w:ascii="Arial" w:hAnsi="Arial" w:cs="Arial"/>
-          <w:sz w:val="20"/>
+          <w:sz w:val="18"/>
         </w:rPr>
         <w:t xml:space="preserve">, and </w:t>
       </w:r>
@@ -3320,14 +3275,14 @@
         <w:rPr>
           <w:rStyle w:val="Strong"/>
           <w:rFonts w:ascii="Arial" w:hAnsi="Arial" w:cs="Arial"/>
-          <w:sz w:val="20"/>
+          <w:sz w:val="18"/>
         </w:rPr>
         <w:t>RDS</w:t>
       </w:r>
       <w:r>
         <w:rPr>
           <w:rFonts w:ascii="Arial" w:hAnsi="Arial" w:cs="Arial"/>
-          <w:sz w:val="20"/>
+          <w:sz w:val="18"/>
         </w:rPr>
         <w:t xml:space="preserve">, focusing on secure networking and least-privilege </w:t>
       </w:r>
@@ -3335,14 +3290,14 @@
         <w:rPr>
           <w:rStyle w:val="Strong"/>
           <w:rFonts w:ascii="Arial" w:hAnsi="Arial" w:cs="Arial"/>
-          <w:sz w:val="20"/>
+          <w:sz w:val="18"/>
         </w:rPr>
         <w:t>IAM</w:t>
       </w:r>
       <w:r>
         <w:rPr>
           <w:rFonts w:ascii="Arial" w:hAnsi="Arial" w:cs="Arial"/>
-          <w:sz w:val="20"/>
+          <w:sz w:val="18"/>
         </w:rPr>
         <w:t>.</w:t>
       </w:r>
@@ -3357,13 +3312,13 @@
         <w:jc w:val="both"/>
         <w:rPr>
           <w:rFonts w:ascii="Arial" w:hAnsi="Arial" w:cs="Arial"/>
-          <w:sz w:val="20"/>
-        </w:rPr>
-      </w:pPr>
-      <w:r>
-        <w:rPr>
-          <w:rFonts w:ascii="Arial" w:hAnsi="Arial" w:cs="Arial"/>
-          <w:sz w:val="20"/>
+          <w:sz w:val="18"/>
+        </w:rPr>
+      </w:pPr>
+      <w:r>
+        <w:rPr>
+          <w:rFonts w:ascii="Arial" w:hAnsi="Arial" w:cs="Arial"/>
+          <w:sz w:val="18"/>
         </w:rPr>
         <w:t>Supported enterprise deployments with Azure components (</w:t>
       </w:r>
@@ -3371,14 +3326,14 @@
         <w:rPr>
           <w:rStyle w:val="Strong"/>
           <w:rFonts w:ascii="Arial" w:hAnsi="Arial" w:cs="Arial"/>
-          <w:sz w:val="20"/>
+          <w:sz w:val="18"/>
         </w:rPr>
         <w:t>AKS</w:t>
       </w:r>
       <w:r>
         <w:rPr>
           <w:rFonts w:ascii="Arial" w:hAnsi="Arial" w:cs="Arial"/>
-          <w:sz w:val="20"/>
+          <w:sz w:val="18"/>
         </w:rPr>
         <w:t xml:space="preserve">, App Service, </w:t>
       </w:r>
@@ -3386,14 +3341,14 @@
         <w:rPr>
           <w:rStyle w:val="Strong"/>
           <w:rFonts w:ascii="Arial" w:hAnsi="Arial" w:cs="Arial"/>
-          <w:sz w:val="20"/>
+          <w:sz w:val="18"/>
         </w:rPr>
         <w:t>Azure SQL</w:t>
       </w:r>
       <w:r>
         <w:rPr>
           <w:rFonts w:ascii="Arial" w:hAnsi="Arial" w:cs="Arial"/>
-          <w:sz w:val="20"/>
+          <w:sz w:val="18"/>
         </w:rPr>
         <w:t xml:space="preserve">, </w:t>
       </w:r>
@@ -3401,14 +3356,14 @@
         <w:rPr>
           <w:rStyle w:val="Strong"/>
           <w:rFonts w:ascii="Arial" w:hAnsi="Arial" w:cs="Arial"/>
-          <w:sz w:val="20"/>
+          <w:sz w:val="18"/>
         </w:rPr>
         <w:t>Service Bus</w:t>
       </w:r>
       <w:r>
         <w:rPr>
           <w:rFonts w:ascii="Arial" w:hAnsi="Arial" w:cs="Arial"/>
-          <w:sz w:val="20"/>
+          <w:sz w:val="18"/>
         </w:rPr>
         <w:t xml:space="preserve">, </w:t>
       </w:r>
@@ -3416,14 +3371,14 @@
         <w:rPr>
           <w:rStyle w:val="Strong"/>
           <w:rFonts w:ascii="Arial" w:hAnsi="Arial" w:cs="Arial"/>
-          <w:sz w:val="20"/>
+          <w:sz w:val="18"/>
         </w:rPr>
         <w:t>Key Vault</w:t>
       </w:r>
       <w:r>
         <w:rPr>
           <w:rFonts w:ascii="Arial" w:hAnsi="Arial" w:cs="Arial"/>
-          <w:sz w:val="20"/>
+          <w:sz w:val="18"/>
         </w:rPr>
         <w:t xml:space="preserve">, </w:t>
       </w:r>
@@ -3432,7 +3387,7 @@
         <w:rPr>
           <w:rStyle w:val="Strong"/>
           <w:rFonts w:ascii="Arial" w:hAnsi="Arial" w:cs="Arial"/>
-          <w:sz w:val="20"/>
+          <w:sz w:val="18"/>
         </w:rPr>
         <w:t>Application</w:t>
       </w:r>
@@ -3441,14 +3396,14 @@
         <w:rPr>
           <w:rStyle w:val="Strong"/>
           <w:rFonts w:ascii="Arial" w:hAnsi="Arial" w:cs="Arial"/>
-          <w:sz w:val="20"/>
+          <w:sz w:val="18"/>
         </w:rPr>
         <w:t xml:space="preserve"> Insights</w:t>
       </w:r>
       <w:r>
         <w:rPr>
           <w:rFonts w:ascii="Arial" w:hAnsi="Arial" w:cs="Arial"/>
-          <w:sz w:val="20"/>
+          <w:sz w:val="18"/>
         </w:rPr>
         <w:t>) to meet customer compliance constraints.</w:t>
       </w:r>
@@ -3463,13 +3418,13 @@
         <w:jc w:val="both"/>
         <w:rPr>
           <w:rFonts w:ascii="Arial" w:hAnsi="Arial" w:cs="Arial"/>
-          <w:sz w:val="20"/>
-        </w:rPr>
-      </w:pPr>
-      <w:r>
-        <w:rPr>
-          <w:rFonts w:ascii="Arial" w:hAnsi="Arial" w:cs="Arial"/>
-          <w:sz w:val="20"/>
+          <w:sz w:val="18"/>
+        </w:rPr>
+      </w:pPr>
+      <w:r>
+        <w:rPr>
+          <w:rFonts w:ascii="Arial" w:hAnsi="Arial" w:cs="Arial"/>
+          <w:sz w:val="18"/>
         </w:rPr>
         <w:t xml:space="preserve">Integrated analytics exports and reporting pipelines with </w:t>
       </w:r>
@@ -3477,14 +3432,14 @@
         <w:rPr>
           <w:rStyle w:val="Strong"/>
           <w:rFonts w:ascii="Arial" w:hAnsi="Arial" w:cs="Arial"/>
-          <w:sz w:val="20"/>
+          <w:sz w:val="18"/>
         </w:rPr>
         <w:t>Redshift</w:t>
       </w:r>
       <w:r>
         <w:rPr>
           <w:rFonts w:ascii="Arial" w:hAnsi="Arial" w:cs="Arial"/>
-          <w:sz w:val="20"/>
+          <w:sz w:val="18"/>
         </w:rPr>
         <w:t xml:space="preserve"> and </w:t>
       </w:r>
@@ -3493,7 +3448,7 @@
         <w:rPr>
           <w:rStyle w:val="Strong"/>
           <w:rFonts w:ascii="Arial" w:hAnsi="Arial" w:cs="Arial"/>
-          <w:sz w:val="20"/>
+          <w:sz w:val="18"/>
         </w:rPr>
         <w:t>BigQuery</w:t>
       </w:r>
@@ -3501,7 +3456,7 @@
       <w:r>
         <w:rPr>
           <w:rFonts w:ascii="Arial" w:hAnsi="Arial" w:cs="Arial"/>
-          <w:sz w:val="20"/>
+          <w:sz w:val="18"/>
         </w:rPr>
         <w:t>, aligning event schemas and improving data quality for downstream consumers.</w:t>
       </w:r>
@@ -3516,13 +3471,13 @@
         <w:jc w:val="both"/>
         <w:rPr>
           <w:rFonts w:ascii="Arial" w:hAnsi="Arial" w:cs="Arial"/>
-          <w:sz w:val="20"/>
-        </w:rPr>
-      </w:pPr>
-      <w:r>
-        <w:rPr>
-          <w:rFonts w:ascii="Arial" w:hAnsi="Arial" w:cs="Arial"/>
-          <w:sz w:val="20"/>
+          <w:sz w:val="18"/>
+        </w:rPr>
+      </w:pPr>
+      <w:r>
+        <w:rPr>
+          <w:rFonts w:ascii="Arial" w:hAnsi="Arial" w:cs="Arial"/>
+          <w:sz w:val="18"/>
         </w:rPr>
         <w:t xml:space="preserve">Standardized </w:t>
       </w:r>
@@ -3530,7 +3485,7 @@
       <w:r>
         <w:rPr>
           <w:rFonts w:ascii="Arial" w:hAnsi="Arial" w:cs="Arial"/>
-          <w:sz w:val="20"/>
+          <w:sz w:val="18"/>
         </w:rPr>
         <w:t>observability</w:t>
       </w:r>
@@ -3538,7 +3493,7 @@
       <w:r>
         <w:rPr>
           <w:rFonts w:ascii="Arial" w:hAnsi="Arial" w:cs="Arial"/>
-          <w:sz w:val="20"/>
+          <w:sz w:val="18"/>
         </w:rPr>
         <w:t xml:space="preserve"> with structured logs, metrics, and traces using </w:t>
       </w:r>
@@ -3547,7 +3502,7 @@
         <w:rPr>
           <w:rStyle w:val="Strong"/>
           <w:rFonts w:ascii="Arial" w:hAnsi="Arial" w:cs="Arial"/>
-          <w:sz w:val="20"/>
+          <w:sz w:val="18"/>
         </w:rPr>
         <w:t>OpenTelemetry</w:t>
       </w:r>
@@ -3555,7 +3510,7 @@
       <w:r>
         <w:rPr>
           <w:rFonts w:ascii="Arial" w:hAnsi="Arial" w:cs="Arial"/>
-          <w:sz w:val="20"/>
+          <w:sz w:val="18"/>
         </w:rPr>
         <w:t xml:space="preserve">, dashboards in </w:t>
       </w:r>
@@ -3564,7 +3519,7 @@
         <w:rPr>
           <w:rStyle w:val="Strong"/>
           <w:rFonts w:ascii="Arial" w:hAnsi="Arial" w:cs="Arial"/>
-          <w:sz w:val="20"/>
+          <w:sz w:val="18"/>
         </w:rPr>
         <w:t>Grafana</w:t>
       </w:r>
@@ -3573,7 +3528,7 @@
         <w:rPr>
           <w:rStyle w:val="Strong"/>
           <w:rFonts w:ascii="Arial" w:hAnsi="Arial" w:cs="Arial"/>
-          <w:sz w:val="20"/>
+          <w:sz w:val="18"/>
         </w:rPr>
         <w:t>/</w:t>
       </w:r>
@@ -3582,7 +3537,7 @@
         <w:rPr>
           <w:rStyle w:val="Strong"/>
           <w:rFonts w:ascii="Arial" w:hAnsi="Arial" w:cs="Arial"/>
-          <w:sz w:val="20"/>
+          <w:sz w:val="18"/>
         </w:rPr>
         <w:t>Datadog</w:t>
       </w:r>
@@ -3590,7 +3545,7 @@
       <w:r>
         <w:rPr>
           <w:rFonts w:ascii="Arial" w:hAnsi="Arial" w:cs="Arial"/>
-          <w:sz w:val="20"/>
+          <w:sz w:val="18"/>
         </w:rPr>
         <w:t>, and incident-ready alerting.</w:t>
       </w:r>
@@ -3605,13 +3560,13 @@
         <w:jc w:val="both"/>
         <w:rPr>
           <w:rFonts w:ascii="Arial" w:hAnsi="Arial" w:cs="Arial"/>
-          <w:sz w:val="20"/>
-        </w:rPr>
-      </w:pPr>
-      <w:r>
-        <w:rPr>
-          <w:rFonts w:ascii="Arial" w:hAnsi="Arial" w:cs="Arial"/>
-          <w:sz w:val="20"/>
+          <w:sz w:val="18"/>
+        </w:rPr>
+      </w:pPr>
+      <w:r>
+        <w:rPr>
+          <w:rFonts w:ascii="Arial" w:hAnsi="Arial" w:cs="Arial"/>
+          <w:sz w:val="18"/>
         </w:rPr>
         <w:t xml:space="preserve">Strengthened </w:t>
       </w:r>
@@ -3619,7 +3574,7 @@
       <w:r>
         <w:rPr>
           <w:rFonts w:ascii="Arial" w:hAnsi="Arial" w:cs="Arial"/>
-          <w:sz w:val="20"/>
+          <w:sz w:val="18"/>
         </w:rPr>
         <w:t>auth</w:t>
       </w:r>
@@ -3627,7 +3582,7 @@
       <w:r>
         <w:rPr>
           <w:rFonts w:ascii="Arial" w:hAnsi="Arial" w:cs="Arial"/>
-          <w:sz w:val="20"/>
+          <w:sz w:val="18"/>
         </w:rPr>
         <w:t xml:space="preserve"> and authorization with </w:t>
       </w:r>
@@ -3635,14 +3590,14 @@
         <w:rPr>
           <w:rStyle w:val="Strong"/>
           <w:rFonts w:ascii="Arial" w:hAnsi="Arial" w:cs="Arial"/>
-          <w:sz w:val="20"/>
+          <w:sz w:val="18"/>
         </w:rPr>
         <w:t>OAuth2/OIDC</w:t>
       </w:r>
       <w:r>
         <w:rPr>
           <w:rFonts w:ascii="Arial" w:hAnsi="Arial" w:cs="Arial"/>
-          <w:sz w:val="20"/>
+          <w:sz w:val="18"/>
         </w:rPr>
         <w:t xml:space="preserve">, </w:t>
       </w:r>
@@ -3650,14 +3605,14 @@
         <w:rPr>
           <w:rStyle w:val="Strong"/>
           <w:rFonts w:ascii="Arial" w:hAnsi="Arial" w:cs="Arial"/>
-          <w:sz w:val="20"/>
+          <w:sz w:val="18"/>
         </w:rPr>
         <w:t>JWT</w:t>
       </w:r>
       <w:r>
         <w:rPr>
           <w:rFonts w:ascii="Arial" w:hAnsi="Arial" w:cs="Arial"/>
-          <w:sz w:val="20"/>
+          <w:sz w:val="18"/>
         </w:rPr>
         <w:t xml:space="preserve">, </w:t>
       </w:r>
@@ -3665,14 +3620,14 @@
         <w:rPr>
           <w:rStyle w:val="Strong"/>
           <w:rFonts w:ascii="Arial" w:hAnsi="Arial" w:cs="Arial"/>
-          <w:sz w:val="20"/>
+          <w:sz w:val="18"/>
         </w:rPr>
         <w:t>RBAC</w:t>
       </w:r>
       <w:r>
         <w:rPr>
           <w:rFonts w:ascii="Arial" w:hAnsi="Arial" w:cs="Arial"/>
-          <w:sz w:val="20"/>
+          <w:sz w:val="18"/>
         </w:rPr>
         <w:t>, and audit trails for sensitive operations and compliance workflows.</w:t>
       </w:r>
@@ -3687,13 +3642,13 @@
         <w:jc w:val="both"/>
         <w:rPr>
           <w:rFonts w:ascii="Arial" w:hAnsi="Arial" w:cs="Arial"/>
-          <w:sz w:val="20"/>
-        </w:rPr>
-      </w:pPr>
-      <w:r>
-        <w:rPr>
-          <w:rFonts w:ascii="Arial" w:hAnsi="Arial" w:cs="Arial"/>
-          <w:sz w:val="20"/>
+          <w:sz w:val="18"/>
+        </w:rPr>
+      </w:pPr>
+      <w:r>
+        <w:rPr>
+          <w:rFonts w:ascii="Arial" w:hAnsi="Arial" w:cs="Arial"/>
+          <w:sz w:val="18"/>
         </w:rPr>
         <w:t xml:space="preserve">Built CI/CD pipelines in </w:t>
       </w:r>
@@ -3701,7 +3656,7 @@
         <w:rPr>
           <w:rStyle w:val="Strong"/>
           <w:rFonts w:ascii="Arial" w:hAnsi="Arial" w:cs="Arial"/>
-          <w:sz w:val="20"/>
+          <w:sz w:val="18"/>
         </w:rPr>
         <w:t xml:space="preserve">Azure </w:t>
       </w:r>
@@ -3710,7 +3665,7 @@
         <w:rPr>
           <w:rStyle w:val="Strong"/>
           <w:rFonts w:ascii="Arial" w:hAnsi="Arial" w:cs="Arial"/>
-          <w:sz w:val="20"/>
+          <w:sz w:val="18"/>
         </w:rPr>
         <w:t>DevOps</w:t>
       </w:r>
@@ -3718,7 +3673,7 @@
       <w:r>
         <w:rPr>
           <w:rFonts w:ascii="Arial" w:hAnsi="Arial" w:cs="Arial"/>
-          <w:sz w:val="20"/>
+          <w:sz w:val="18"/>
         </w:rPr>
         <w:t xml:space="preserve"> and </w:t>
       </w:r>
@@ -3727,7 +3682,7 @@
         <w:rPr>
           <w:rStyle w:val="Strong"/>
           <w:rFonts w:ascii="Arial" w:hAnsi="Arial" w:cs="Arial"/>
-          <w:sz w:val="20"/>
+          <w:sz w:val="18"/>
         </w:rPr>
         <w:t>CircleCI</w:t>
       </w:r>
@@ -3735,7 +3690,7 @@
       <w:r>
         <w:rPr>
           <w:rFonts w:ascii="Arial" w:hAnsi="Arial" w:cs="Arial"/>
-          <w:sz w:val="20"/>
+          <w:sz w:val="18"/>
         </w:rPr>
         <w:t xml:space="preserve">, enforcing build gates, automated checks, and consistent release packaging with </w:t>
       </w:r>
@@ -3744,7 +3699,7 @@
         <w:rPr>
           <w:rStyle w:val="Strong"/>
           <w:rFonts w:ascii="Arial" w:hAnsi="Arial" w:cs="Arial"/>
-          <w:sz w:val="20"/>
+          <w:sz w:val="18"/>
         </w:rPr>
         <w:t>Docker</w:t>
       </w:r>
@@ -3752,7 +3707,7 @@
       <w:r>
         <w:rPr>
           <w:rFonts w:ascii="Arial" w:hAnsi="Arial" w:cs="Arial"/>
-          <w:sz w:val="20"/>
+          <w:sz w:val="18"/>
         </w:rPr>
         <w:t>.</w:t>
       </w:r>
@@ -3767,13 +3722,13 @@
         <w:jc w:val="both"/>
         <w:rPr>
           <w:rFonts w:ascii="Arial" w:hAnsi="Arial" w:cs="Arial"/>
-          <w:sz w:val="20"/>
-        </w:rPr>
-      </w:pPr>
-      <w:r>
-        <w:rPr>
-          <w:rFonts w:ascii="Arial" w:hAnsi="Arial" w:cs="Arial"/>
-          <w:sz w:val="20"/>
+          <w:sz w:val="18"/>
+        </w:rPr>
+      </w:pPr>
+      <w:r>
+        <w:rPr>
+          <w:rFonts w:ascii="Arial" w:hAnsi="Arial" w:cs="Arial"/>
+          <w:sz w:val="18"/>
         </w:rPr>
         <w:t>Improved reliability of external integrations with timeouts, retries, circuit-style safeguards, and clear error contracts for predictable client behavior.</w:t>
       </w:r>
@@ -3843,13 +3798,13 @@
         <w:jc w:val="both"/>
         <w:rPr>
           <w:rFonts w:ascii="Arial" w:hAnsi="Arial" w:cs="Arial"/>
-          <w:sz w:val="20"/>
-        </w:rPr>
-      </w:pPr>
-      <w:r>
-        <w:rPr>
-          <w:rFonts w:ascii="Arial" w:hAnsi="Arial" w:cs="Arial"/>
-          <w:sz w:val="20"/>
+          <w:sz w:val="18"/>
+        </w:rPr>
+      </w:pPr>
+      <w:r>
+        <w:rPr>
+          <w:rFonts w:ascii="Arial" w:hAnsi="Arial" w:cs="Arial"/>
+          <w:sz w:val="18"/>
         </w:rPr>
         <w:t xml:space="preserve">Delivered customer-facing modules using </w:t>
       </w:r>
@@ -3857,14 +3812,14 @@
         <w:rPr>
           <w:rStyle w:val="Strong"/>
           <w:rFonts w:ascii="Arial" w:hAnsi="Arial" w:cs="Arial"/>
-          <w:sz w:val="20"/>
+          <w:sz w:val="18"/>
         </w:rPr>
         <w:t>.NET</w:t>
       </w:r>
       <w:r>
         <w:rPr>
           <w:rFonts w:ascii="Arial" w:hAnsi="Arial" w:cs="Arial"/>
-          <w:sz w:val="20"/>
+          <w:sz w:val="18"/>
         </w:rPr>
         <w:t xml:space="preserve"> backend services and evolving UI patterns, improving usability while maintaining behavior parity with legacy flows.</w:t>
       </w:r>
@@ -3879,13 +3834,13 @@
         <w:jc w:val="both"/>
         <w:rPr>
           <w:rFonts w:ascii="Arial" w:hAnsi="Arial" w:cs="Arial"/>
-          <w:sz w:val="20"/>
-        </w:rPr>
-      </w:pPr>
-      <w:r>
-        <w:rPr>
-          <w:rFonts w:ascii="Arial" w:hAnsi="Arial" w:cs="Arial"/>
-          <w:sz w:val="20"/>
+          <w:sz w:val="18"/>
+        </w:rPr>
+      </w:pPr>
+      <w:r>
+        <w:rPr>
+          <w:rFonts w:ascii="Arial" w:hAnsi="Arial" w:cs="Arial"/>
+          <w:sz w:val="18"/>
         </w:rPr>
         <w:t xml:space="preserve">Implemented well-structured </w:t>
       </w:r>
@@ -3893,14 +3848,14 @@
         <w:rPr>
           <w:rStyle w:val="Strong"/>
           <w:rFonts w:ascii="Arial" w:hAnsi="Arial" w:cs="Arial"/>
-          <w:sz w:val="20"/>
+          <w:sz w:val="18"/>
         </w:rPr>
         <w:t>REST</w:t>
       </w:r>
       <w:r>
         <w:rPr>
           <w:rFonts w:ascii="Arial" w:hAnsi="Arial" w:cs="Arial"/>
-          <w:sz w:val="20"/>
+          <w:sz w:val="18"/>
         </w:rPr>
         <w:t xml:space="preserve"> endpoints with consistent validation and error handling, reducing ambiguous support cases and production triage time.</w:t>
       </w:r>
@@ -3915,43 +3870,35 @@
         <w:jc w:val="both"/>
         <w:rPr>
           <w:rFonts w:ascii="Arial" w:hAnsi="Arial" w:cs="Arial"/>
-          <w:sz w:val="20"/>
-        </w:rPr>
-      </w:pPr>
-      <w:r>
-        <w:rPr>
-          <w:rFonts w:ascii="Arial" w:hAnsi="Arial" w:cs="Arial"/>
-          <w:sz w:val="20"/>
-        </w:rPr>
-        <w:t xml:space="preserve">Built and optimized relational data models in </w:t>
-      </w:r>
-      <w:r>
-        <w:rPr>
-          <w:rStyle w:val="Strong"/>
-          <w:rFonts w:ascii="Arial" w:hAnsi="Arial" w:cs="Arial"/>
-          <w:sz w:val="20"/>
-        </w:rPr>
-        <w:t>SQL Server</w:t>
-      </w:r>
-      <w:r>
-        <w:rPr>
-          <w:rFonts w:ascii="Arial" w:hAnsi="Arial" w:cs="Arial"/>
-          <w:sz w:val="20"/>
-        </w:rPr>
-        <w:t xml:space="preserve"> and </w:t>
-      </w:r>
-      <w:r>
-        <w:rPr>
-          <w:rStyle w:val="Strong"/>
-          <w:rFonts w:ascii="Arial" w:hAnsi="Arial" w:cs="Arial"/>
-          <w:sz w:val="20"/>
+          <w:sz w:val="18"/>
+        </w:rPr>
+      </w:pPr>
+      <w:r>
+        <w:rPr>
+          <w:rFonts w:ascii="Arial" w:hAnsi="Arial" w:cs="Arial"/>
+          <w:sz w:val="18"/>
+        </w:rPr>
+        <w:t>Built and optimized relational data</w:t>
+      </w:r>
+      <w:r>
+        <w:rPr>
+          <w:rFonts w:ascii="Arial" w:hAnsi="Arial" w:cs="Arial"/>
+          <w:sz w:val="18"/>
+        </w:rPr>
+        <w:t xml:space="preserve"> models in </w:t>
+      </w:r>
+      <w:r>
+        <w:rPr>
+          <w:rStyle w:val="Strong"/>
+          <w:rFonts w:ascii="Arial" w:hAnsi="Arial" w:cs="Arial"/>
+          <w:sz w:val="18"/>
         </w:rPr>
         <w:t>MySQL</w:t>
       </w:r>
       <w:r>
         <w:rPr>
           <w:rFonts w:ascii="Arial" w:hAnsi="Arial" w:cs="Arial"/>
-          <w:sz w:val="20"/>
+          <w:sz w:val="18"/>
         </w:rPr>
         <w:t>, applying indexing strategies and query tuning for operational reporting.</w:t>
       </w:r>
@@ -3966,13 +3913,13 @@
         <w:jc w:val="both"/>
         <w:rPr>
           <w:rFonts w:ascii="Arial" w:hAnsi="Arial" w:cs="Arial"/>
-          <w:sz w:val="20"/>
-        </w:rPr>
-      </w:pPr>
-      <w:r>
-        <w:rPr>
-          <w:rFonts w:ascii="Arial" w:hAnsi="Arial" w:cs="Arial"/>
-          <w:sz w:val="20"/>
+          <w:sz w:val="18"/>
+        </w:rPr>
+      </w:pPr>
+      <w:r>
+        <w:rPr>
+          <w:rFonts w:ascii="Arial" w:hAnsi="Arial" w:cs="Arial"/>
+          <w:sz w:val="18"/>
         </w:rPr>
         <w:t xml:space="preserve">Introduced caching for expensive reads using </w:t>
       </w:r>
@@ -3981,7 +3928,7 @@
         <w:rPr>
           <w:rStyle w:val="Strong"/>
           <w:rFonts w:ascii="Arial" w:hAnsi="Arial" w:cs="Arial"/>
-          <w:sz w:val="20"/>
+          <w:sz w:val="18"/>
         </w:rPr>
         <w:t>Redis</w:t>
       </w:r>
@@ -3989,7 +3936,7 @@
       <w:r>
         <w:rPr>
           <w:rFonts w:ascii="Arial" w:hAnsi="Arial" w:cs="Arial"/>
-          <w:sz w:val="20"/>
+          <w:sz w:val="18"/>
         </w:rPr>
         <w:t>, improving responsiveness for high-traffic screens without compromising data correctness.</w:t>
       </w:r>
@@ -4004,13 +3951,13 @@
         <w:jc w:val="both"/>
         <w:rPr>
           <w:rFonts w:ascii="Arial" w:hAnsi="Arial" w:cs="Arial"/>
-          <w:sz w:val="20"/>
-        </w:rPr>
-      </w:pPr>
-      <w:r>
-        <w:rPr>
-          <w:rFonts w:ascii="Arial" w:hAnsi="Arial" w:cs="Arial"/>
-          <w:sz w:val="20"/>
+          <w:sz w:val="18"/>
+        </w:rPr>
+      </w:pPr>
+      <w:r>
+        <w:rPr>
+          <w:rFonts w:ascii="Arial" w:hAnsi="Arial" w:cs="Arial"/>
+          <w:sz w:val="18"/>
         </w:rPr>
         <w:t>Implemented background jobs and scheduled workflows, coordinating asynchronous processing through queues and durable execution patterns.</w:t>
       </w:r>
@@ -4025,13 +3972,13 @@
         <w:jc w:val="both"/>
         <w:rPr>
           <w:rFonts w:ascii="Arial" w:hAnsi="Arial" w:cs="Arial"/>
-          <w:sz w:val="20"/>
-        </w:rPr>
-      </w:pPr>
-      <w:r>
-        <w:rPr>
-          <w:rFonts w:ascii="Arial" w:hAnsi="Arial" w:cs="Arial"/>
-          <w:sz w:val="20"/>
+          <w:sz w:val="18"/>
+        </w:rPr>
+      </w:pPr>
+      <w:r>
+        <w:rPr>
+          <w:rFonts w:ascii="Arial" w:hAnsi="Arial" w:cs="Arial"/>
+          <w:sz w:val="18"/>
         </w:rPr>
         <w:t xml:space="preserve">Added early search and filtering capabilities using </w:t>
       </w:r>
@@ -4040,7 +3987,7 @@
         <w:rPr>
           <w:rStyle w:val="Strong"/>
           <w:rFonts w:ascii="Arial" w:hAnsi="Arial" w:cs="Arial"/>
-          <w:sz w:val="20"/>
+          <w:sz w:val="18"/>
         </w:rPr>
         <w:t>Elasticsearch</w:t>
       </w:r>
@@ -4048,7 +3995,7 @@
       <w:r>
         <w:rPr>
           <w:rFonts w:ascii="Arial" w:hAnsi="Arial" w:cs="Arial"/>
-          <w:sz w:val="20"/>
+          <w:sz w:val="18"/>
         </w:rPr>
         <w:t>, enabling fast lookups across large operational datasets.</w:t>
       </w:r>
@@ -4063,13 +4010,13 @@
         <w:jc w:val="both"/>
         <w:rPr>
           <w:rFonts w:ascii="Arial" w:hAnsi="Arial" w:cs="Arial"/>
-          <w:sz w:val="20"/>
-        </w:rPr>
-      </w:pPr>
-      <w:r>
-        <w:rPr>
-          <w:rFonts w:ascii="Arial" w:hAnsi="Arial" w:cs="Arial"/>
-          <w:sz w:val="20"/>
+          <w:sz w:val="18"/>
+        </w:rPr>
+      </w:pPr>
+      <w:r>
+        <w:rPr>
+          <w:rFonts w:ascii="Arial" w:hAnsi="Arial" w:cs="Arial"/>
+          <w:sz w:val="18"/>
         </w:rPr>
         <w:t xml:space="preserve">Established reliable deployments with </w:t>
       </w:r>
@@ -4077,14 +4024,14 @@
         <w:rPr>
           <w:rStyle w:val="Strong"/>
           <w:rFonts w:ascii="Arial" w:hAnsi="Arial" w:cs="Arial"/>
-          <w:sz w:val="20"/>
+          <w:sz w:val="18"/>
         </w:rPr>
         <w:t>Jenkins</w:t>
       </w:r>
       <w:r>
         <w:rPr>
           <w:rFonts w:ascii="Arial" w:hAnsi="Arial" w:cs="Arial"/>
-          <w:sz w:val="20"/>
+          <w:sz w:val="18"/>
         </w:rPr>
         <w:t xml:space="preserve"> pipelines, automating builds, tests, and staged releases with clear rollback steps.</w:t>
       </w:r>
@@ -4099,13 +4046,13 @@
         <w:jc w:val="both"/>
         <w:rPr>
           <w:rFonts w:ascii="Arial" w:hAnsi="Arial" w:cs="Arial"/>
-          <w:sz w:val="20"/>
-        </w:rPr>
-      </w:pPr>
-      <w:r>
-        <w:rPr>
-          <w:rFonts w:ascii="Arial" w:hAnsi="Arial" w:cs="Arial"/>
-          <w:sz w:val="20"/>
+          <w:sz w:val="18"/>
+        </w:rPr>
+      </w:pPr>
+      <w:r>
+        <w:rPr>
+          <w:rFonts w:ascii="Arial" w:hAnsi="Arial" w:cs="Arial"/>
+          <w:sz w:val="18"/>
         </w:rPr>
         <w:t xml:space="preserve">Containerized select services with </w:t>
       </w:r>
@@ -4114,7 +4061,7 @@
         <w:rPr>
           <w:rStyle w:val="Strong"/>
           <w:rFonts w:ascii="Arial" w:hAnsi="Arial" w:cs="Arial"/>
-          <w:sz w:val="20"/>
+          <w:sz w:val="18"/>
         </w:rPr>
         <w:t>Docker</w:t>
       </w:r>
@@ -4122,7 +4069,7 @@
       <w:r>
         <w:rPr>
           <w:rFonts w:ascii="Arial" w:hAnsi="Arial" w:cs="Arial"/>
-          <w:sz w:val="20"/>
+          <w:sz w:val="18"/>
         </w:rPr>
         <w:t xml:space="preserve"> to reduce “works on my machine” issues and standardize environment parity across teams.</w:t>
       </w:r>
@@ -4137,15 +4084,14 @@
         <w:jc w:val="both"/>
         <w:rPr>
           <w:rFonts w:ascii="Arial" w:hAnsi="Arial" w:cs="Arial"/>
-          <w:sz w:val="20"/>
-        </w:rPr>
-      </w:pPr>
-      <w:r>
-        <w:rPr>
-          <w:rFonts w:ascii="Arial" w:hAnsi="Arial" w:cs="Arial"/>
-          <w:sz w:val="20"/>
-        </w:rPr>
-        <w:lastRenderedPageBreak/>
+          <w:sz w:val="18"/>
+        </w:rPr>
+      </w:pPr>
+      <w:r>
+        <w:rPr>
+          <w:rFonts w:ascii="Arial" w:hAnsi="Arial" w:cs="Arial"/>
+          <w:sz w:val="18"/>
+        </w:rPr>
         <w:t>Improved monitoring via structured logging and actionable alerts, making failures diagnosable without deep production access.</w:t>
       </w:r>
     </w:p>
@@ -4159,13 +4105,13 @@
         <w:jc w:val="both"/>
         <w:rPr>
           <w:rFonts w:ascii="Arial" w:hAnsi="Arial" w:cs="Arial"/>
-          <w:sz w:val="20"/>
-        </w:rPr>
-      </w:pPr>
-      <w:r>
-        <w:rPr>
-          <w:rFonts w:ascii="Arial" w:hAnsi="Arial" w:cs="Arial"/>
-          <w:sz w:val="20"/>
+          <w:sz w:val="18"/>
+        </w:rPr>
+      </w:pPr>
+      <w:r>
+        <w:rPr>
+          <w:rFonts w:ascii="Arial" w:hAnsi="Arial" w:cs="Arial"/>
+          <w:sz w:val="18"/>
         </w:rPr>
         <w:t>Partnered with QA/product to clarify acceptance criteria early, reducing late churn and improving delivery predictability.</w:t>
       </w:r>
@@ -4180,13 +4126,13 @@
         <w:jc w:val="both"/>
         <w:rPr>
           <w:rFonts w:ascii="Arial" w:hAnsi="Arial" w:cs="Arial"/>
-          <w:sz w:val="20"/>
-        </w:rPr>
-      </w:pPr>
-      <w:r>
-        <w:rPr>
-          <w:rFonts w:ascii="Arial" w:hAnsi="Arial" w:cs="Arial"/>
-          <w:sz w:val="20"/>
+          <w:sz w:val="18"/>
+        </w:rPr>
+      </w:pPr>
+      <w:r>
+        <w:rPr>
+          <w:rFonts w:ascii="Arial" w:hAnsi="Arial" w:cs="Arial"/>
+          <w:sz w:val="18"/>
         </w:rPr>
         <w:t>Implemented secure access controls with role-based checks and audit-friendly logging to protect sensitive actions.</w:t>
       </w:r>
@@ -4201,6 +4147,7 @@
           <w:sz w:val="25"/>
           <w:szCs w:val="25"/>
         </w:rPr>
+        <w:lastRenderedPageBreak/>
         <w:t>Software Engineer Intern</w:t>
       </w:r>
     </w:p>
@@ -4231,20 +4178,35 @@
         <w:pStyle w:val="NormalWeb"/>
         <w:numPr>
           <w:ilvl w:val="0"/>
-          <w:numId w:val="20"/>
+          <w:numId w:val="27"/>
         </w:numPr>
         <w:jc w:val="both"/>
         <w:rPr>
           <w:rFonts w:ascii="Arial" w:hAnsi="Arial" w:cs="Arial"/>
-          <w:sz w:val="20"/>
-        </w:rPr>
-      </w:pPr>
-      <w:r>
-        <w:rPr>
-          <w:rFonts w:ascii="Arial" w:hAnsi="Arial" w:cs="Arial"/>
-          <w:sz w:val="20"/>
-        </w:rPr>
-        <w:t>Shipped UI enhancements behind review gates, improving reliability and maintainability for a web-facing product area.</w:t>
+          <w:sz w:val="18"/>
+        </w:rPr>
+      </w:pPr>
+      <w:r>
+        <w:rPr>
+          <w:rFonts w:ascii="Arial" w:hAnsi="Arial" w:cs="Arial"/>
+          <w:sz w:val="18"/>
+        </w:rPr>
+        <w:t xml:space="preserve">Delivered UI enhancements in an </w:t>
+      </w:r>
+      <w:r>
+        <w:rPr>
+          <w:rStyle w:val="Strong"/>
+          <w:rFonts w:ascii="Arial" w:hAnsi="Arial" w:cs="Arial"/>
+          <w:sz w:val="18"/>
+        </w:rPr>
+        <w:t>ASP.NET MVC 4/5</w:t>
+      </w:r>
+      <w:r>
+        <w:rPr>
+          <w:rFonts w:ascii="Arial" w:hAnsi="Arial" w:cs="Arial"/>
+          <w:sz w:val="18"/>
+        </w:rPr>
+        <w:t xml:space="preserve"> web application behind structured review gates, improving reliability, code maintainability, and safe incremental releases for a customer-facing product area.</w:t>
       </w:r>
     </w:p>
     <w:p>
@@ -4252,20 +4214,35 @@
         <w:pStyle w:val="NormalWeb"/>
         <w:numPr>
           <w:ilvl w:val="0"/>
-          <w:numId w:val="20"/>
+          <w:numId w:val="27"/>
         </w:numPr>
         <w:jc w:val="both"/>
         <w:rPr>
           <w:rFonts w:ascii="Arial" w:hAnsi="Arial" w:cs="Arial"/>
-          <w:sz w:val="20"/>
-        </w:rPr>
-      </w:pPr>
-      <w:r>
-        <w:rPr>
-          <w:rFonts w:ascii="Arial" w:hAnsi="Arial" w:cs="Arial"/>
-          <w:sz w:val="20"/>
-        </w:rPr>
-        <w:t>Built small internal endpoints with careful input validation, enabling safe reuse by multiple internal consumers.</w:t>
+          <w:sz w:val="18"/>
+        </w:rPr>
+      </w:pPr>
+      <w:r>
+        <w:rPr>
+          <w:rFonts w:ascii="Arial" w:hAnsi="Arial" w:cs="Arial"/>
+          <w:sz w:val="18"/>
+        </w:rPr>
+        <w:t xml:space="preserve">Built internal </w:t>
+      </w:r>
+      <w:r>
+        <w:rPr>
+          <w:rStyle w:val="Strong"/>
+          <w:rFonts w:ascii="Arial" w:hAnsi="Arial" w:cs="Arial"/>
+          <w:sz w:val="18"/>
+        </w:rPr>
+        <w:t>ASP.NET Web API 2</w:t>
+      </w:r>
+      <w:r>
+        <w:rPr>
+          <w:rFonts w:ascii="Arial" w:hAnsi="Arial" w:cs="Arial"/>
+          <w:sz w:val="18"/>
+        </w:rPr>
+        <w:t xml:space="preserve"> endpoints with strict input validation using model binding and Data Annotations, enabling secure reuse by multiple internal systems and reducing duplication.</w:t>
       </w:r>
     </w:p>
     <w:p>
@@ -4273,20 +4250,51 @@
         <w:pStyle w:val="NormalWeb"/>
         <w:numPr>
           <w:ilvl w:val="0"/>
-          <w:numId w:val="20"/>
+          <w:numId w:val="27"/>
         </w:numPr>
         <w:jc w:val="both"/>
         <w:rPr>
           <w:rFonts w:ascii="Arial" w:hAnsi="Arial" w:cs="Arial"/>
-          <w:sz w:val="20"/>
-        </w:rPr>
-      </w:pPr>
-      <w:r>
-        <w:rPr>
-          <w:rFonts w:ascii="Arial" w:hAnsi="Arial" w:cs="Arial"/>
-          <w:sz w:val="20"/>
-        </w:rPr>
-        <w:t>Improved debugging and triage by strengthening logs and repro steps, reducing time-to-root-cause during incidents.</w:t>
+          <w:sz w:val="18"/>
+        </w:rPr>
+      </w:pPr>
+      <w:r>
+        <w:rPr>
+          <w:rFonts w:ascii="Arial" w:hAnsi="Arial" w:cs="Arial"/>
+          <w:sz w:val="18"/>
+        </w:rPr>
+        <w:t>Improved debugging and incident triage by enhancing structured logging (log4net/</w:t>
+      </w:r>
+      <w:proofErr w:type="spellStart"/>
+      <w:r>
+        <w:rPr>
+          <w:rFonts w:ascii="Arial" w:hAnsi="Arial" w:cs="Arial"/>
+          <w:sz w:val="18"/>
+        </w:rPr>
+        <w:t>NLog</w:t>
+      </w:r>
+      <w:proofErr w:type="spellEnd"/>
+      <w:r>
+        <w:rPr>
+          <w:rFonts w:ascii="Arial" w:hAnsi="Arial" w:cs="Arial"/>
+          <w:sz w:val="18"/>
+        </w:rPr>
+        <w:t xml:space="preserve">) and documenting reproducible scenarios, reducing time-to-root-cause during production issues hosted on </w:t>
+      </w:r>
+      <w:r>
+        <w:rPr>
+          <w:rStyle w:val="Strong"/>
+          <w:rFonts w:ascii="Arial" w:hAnsi="Arial" w:cs="Arial"/>
+          <w:sz w:val="18"/>
+        </w:rPr>
+        <w:t>IIS</w:t>
+      </w:r>
+      <w:r>
+        <w:rPr>
+          <w:rFonts w:ascii="Arial" w:hAnsi="Arial" w:cs="Arial"/>
+          <w:sz w:val="18"/>
+        </w:rPr>
+        <w:t>.</w:t>
       </w:r>
     </w:p>
     <w:p>
@@ -4294,20 +4302,20 @@
         <w:pStyle w:val="NormalWeb"/>
         <w:numPr>
           <w:ilvl w:val="0"/>
-          <w:numId w:val="20"/>
+          <w:numId w:val="27"/>
         </w:numPr>
         <w:jc w:val="both"/>
         <w:rPr>
           <w:rFonts w:ascii="Arial" w:hAnsi="Arial" w:cs="Arial"/>
-          <w:sz w:val="20"/>
-        </w:rPr>
-      </w:pPr>
-      <w:r>
-        <w:rPr>
-          <w:rFonts w:ascii="Arial" w:hAnsi="Arial" w:cs="Arial"/>
-          <w:sz w:val="20"/>
-        </w:rPr>
-        <w:t>Collaborated cross-functionally to clarify edge cases early, helping the team ship changes that matched real user intent.</w:t>
+          <w:sz w:val="18"/>
+        </w:rPr>
+      </w:pPr>
+      <w:r>
+        <w:rPr>
+          <w:rFonts w:ascii="Arial" w:hAnsi="Arial" w:cs="Arial"/>
+          <w:sz w:val="18"/>
+        </w:rPr>
+        <w:t>Collaborated cross-functionally with QA and product stakeholders to clarify edge cases early, refining controller logic and validation rules to ensure behavior aligned with real user workflows.</w:t>
       </w:r>
     </w:p>
     <w:p>
@@ -4315,16 +4323,19 @@
         <w:pStyle w:val="NormalWeb"/>
         <w:numPr>
           <w:ilvl w:val="0"/>
-          <w:numId w:val="20"/>
+          <w:numId w:val="27"/>
         </w:numPr>
         <w:jc w:val="both"/>
-      </w:pPr>
-      <w:r>
-        <w:rPr>
-          <w:rFonts w:ascii="Arial" w:hAnsi="Arial" w:cs="Arial"/>
-          <w:sz w:val="20"/>
-        </w:rPr>
-        <w:t>Documented development workflows and common issues, improving onboarding and reducing repeated friction.</w:t>
+        <w:rPr>
+          <w:sz w:val="22"/>
+        </w:rPr>
+      </w:pPr>
+      <w:r>
+        <w:rPr>
+          <w:rFonts w:ascii="Arial" w:hAnsi="Arial" w:cs="Arial"/>
+          <w:sz w:val="18"/>
+        </w:rPr>
+        <w:t>Documented development workflows, local IIS setup steps, deployment processes, and common production pitfalls, improving onboarding speed and reducing repeated environment-related friction across the team.</w:t>
       </w:r>
     </w:p>
     <w:p>
@@ -4391,11 +4402,13 @@
         <w:jc w:val="both"/>
         <w:rPr>
           <w:rFonts w:ascii="Arial" w:hAnsi="Arial" w:cs="Arial"/>
-        </w:rPr>
-      </w:pPr>
-      <w:r>
-        <w:rPr>
-          <w:rFonts w:ascii="Arial" w:hAnsi="Arial" w:cs="Arial"/>
+          <w:sz w:val="18"/>
+        </w:rPr>
+      </w:pPr>
+      <w:r>
+        <w:rPr>
+          <w:rFonts w:ascii="Arial" w:hAnsi="Arial" w:cs="Arial"/>
+          <w:sz w:val="18"/>
         </w:rPr>
         <w:t xml:space="preserve">Focused on strong foundations in </w:t>
       </w:r>
@@ -4403,12 +4416,14 @@
         <w:rPr>
           <w:rStyle w:val="Strong"/>
           <w:rFonts w:ascii="Arial" w:hAnsi="Arial" w:cs="Arial"/>
+          <w:sz w:val="18"/>
         </w:rPr>
         <w:t>software engineering</w:t>
       </w:r>
       <w:r>
         <w:rPr>
           <w:rFonts w:ascii="Arial" w:hAnsi="Arial" w:cs="Arial"/>
+          <w:sz w:val="18"/>
         </w:rPr>
         <w:t xml:space="preserve">, </w:t>
       </w:r>
@@ -4416,12 +4431,14 @@
         <w:rPr>
           <w:rStyle w:val="Strong"/>
           <w:rFonts w:ascii="Arial" w:hAnsi="Arial" w:cs="Arial"/>
+          <w:sz w:val="18"/>
         </w:rPr>
         <w:t>systems design</w:t>
       </w:r>
       <w:r>
         <w:rPr>
           <w:rFonts w:ascii="Arial" w:hAnsi="Arial" w:cs="Arial"/>
+          <w:sz w:val="18"/>
         </w:rPr>
         <w:t xml:space="preserve">, and </w:t>
       </w:r>
@@ -4429,12 +4446,14 @@
         <w:rPr>
           <w:rStyle w:val="Strong"/>
           <w:rFonts w:ascii="Arial" w:hAnsi="Arial" w:cs="Arial"/>
+          <w:sz w:val="18"/>
         </w:rPr>
         <w:t>data structures</w:t>
       </w:r>
       <w:r>
         <w:rPr>
           <w:rFonts w:ascii="Arial" w:hAnsi="Arial" w:cs="Arial"/>
+          <w:sz w:val="18"/>
         </w:rPr>
         <w:t>, with project work emphasizing practical, production-oriented problem solving.</w:t>
       </w:r>
@@ -4473,7 +4492,7 @@
         <w:rPr>
           <w:rFonts w:ascii="Arial" w:hAnsi="Arial" w:cs="Arial"/>
           <w:color w:val="auto"/>
-          <w:sz w:val="20"/>
+          <w:sz w:val="18"/>
           <w:szCs w:val="20"/>
         </w:rPr>
       </w:pPr>
@@ -4483,7 +4502,7 @@
           <w:rFonts w:ascii="Arial" w:hAnsi="Arial" w:cs="Arial"/>
           <w:bCs w:val="0"/>
           <w:color w:val="auto"/>
-          <w:sz w:val="20"/>
+          <w:sz w:val="18"/>
           <w:szCs w:val="20"/>
         </w:rPr>
         <w:t>Workflow Orchestrator &amp; Audit Console</w:t>
@@ -4494,56 +4513,50 @@
         <w:pStyle w:val="NormalWeb"/>
         <w:numPr>
           <w:ilvl w:val="0"/>
-          <w:numId w:val="22"/>
+          <w:numId w:val="28"/>
         </w:numPr>
         <w:jc w:val="both"/>
         <w:rPr>
           <w:rFonts w:ascii="Arial" w:hAnsi="Arial" w:cs="Arial"/>
-          <w:sz w:val="20"/>
-          <w:szCs w:val="20"/>
-        </w:rPr>
-      </w:pPr>
-      <w:r>
-        <w:rPr>
-          <w:rFonts w:ascii="Arial" w:hAnsi="Arial" w:cs="Arial"/>
-          <w:sz w:val="20"/>
-          <w:szCs w:val="20"/>
-        </w:rPr>
-        <w:t xml:space="preserve">Built a secure operations console combining </w:t>
-      </w:r>
-      <w:r>
-        <w:rPr>
-          <w:rStyle w:val="Strong"/>
-          <w:rFonts w:ascii="Arial" w:hAnsi="Arial" w:cs="Arial"/>
-          <w:sz w:val="20"/>
-          <w:szCs w:val="20"/>
+          <w:sz w:val="18"/>
+        </w:rPr>
+      </w:pPr>
+      <w:r>
+        <w:rPr>
+          <w:rFonts w:ascii="Arial" w:hAnsi="Arial" w:cs="Arial"/>
+          <w:sz w:val="18"/>
+        </w:rPr>
+        <w:t xml:space="preserve">Built a secure operations console powered by </w:t>
+      </w:r>
+      <w:r>
+        <w:rPr>
+          <w:rStyle w:val="Strong"/>
+          <w:rFonts w:ascii="Arial" w:hAnsi="Arial" w:cs="Arial"/>
+          <w:sz w:val="18"/>
+        </w:rPr>
+        <w:t>ASP.NET Core Web API</w:t>
+      </w:r>
+      <w:r>
+        <w:rPr>
+          <w:rFonts w:ascii="Arial" w:hAnsi="Arial" w:cs="Arial"/>
+          <w:sz w:val="18"/>
+        </w:rPr>
+        <w:t xml:space="preserve"> and an </w:t>
+      </w:r>
+      <w:r>
+        <w:rPr>
+          <w:rStyle w:val="Strong"/>
+          <w:rFonts w:ascii="Arial" w:hAnsi="Arial" w:cs="Arial"/>
+          <w:sz w:val="18"/>
         </w:rPr>
         <w:t>Angular</w:t>
       </w:r>
       <w:r>
         <w:rPr>
           <w:rFonts w:ascii="Arial" w:hAnsi="Arial" w:cs="Arial"/>
-          <w:sz w:val="20"/>
-          <w:szCs w:val="20"/>
-        </w:rPr>
-        <w:t xml:space="preserve"> UI patterns with </w:t>
-      </w:r>
-      <w:r>
-        <w:rPr>
-          <w:rStyle w:val="Strong"/>
-          <w:rFonts w:ascii="Arial" w:hAnsi="Arial" w:cs="Arial"/>
-          <w:sz w:val="20"/>
-          <w:szCs w:val="20"/>
-        </w:rPr>
-        <w:t>.NET</w:t>
-      </w:r>
-      <w:r>
-        <w:rPr>
-          <w:rFonts w:ascii="Arial" w:hAnsi="Arial" w:cs="Arial"/>
-          <w:sz w:val="20"/>
-          <w:szCs w:val="20"/>
-        </w:rPr>
-        <w:t xml:space="preserve"> APIs to orchestrate long-running workflows with clear status, retries, and operator controls.</w:t>
+          <w:sz w:val="18"/>
+        </w:rPr>
+        <w:t xml:space="preserve"> frontend to orchestrate long-running workflows, exposing structured status endpoints, retry controls, and operator-driven recovery actions.</w:t>
       </w:r>
     </w:p>
     <w:p>
@@ -4551,37 +4564,33 @@
         <w:pStyle w:val="NormalWeb"/>
         <w:numPr>
           <w:ilvl w:val="0"/>
-          <w:numId w:val="22"/>
+          <w:numId w:val="28"/>
         </w:numPr>
         <w:jc w:val="both"/>
         <w:rPr>
           <w:rFonts w:ascii="Arial" w:hAnsi="Arial" w:cs="Arial"/>
-          <w:sz w:val="20"/>
-          <w:szCs w:val="20"/>
-        </w:rPr>
-      </w:pPr>
-      <w:r>
-        <w:rPr>
-          <w:rFonts w:ascii="Arial" w:hAnsi="Arial" w:cs="Arial"/>
-          <w:sz w:val="20"/>
-          <w:szCs w:val="20"/>
-        </w:rPr>
-        <w:t xml:space="preserve">Implemented queue-based execution with </w:t>
-      </w:r>
-      <w:r>
-        <w:rPr>
-          <w:rStyle w:val="Strong"/>
-          <w:rFonts w:ascii="Arial" w:hAnsi="Arial" w:cs="Arial"/>
-          <w:sz w:val="20"/>
-          <w:szCs w:val="20"/>
+          <w:sz w:val="18"/>
+        </w:rPr>
+      </w:pPr>
+      <w:r>
+        <w:rPr>
+          <w:rFonts w:ascii="Arial" w:hAnsi="Arial" w:cs="Arial"/>
+          <w:sz w:val="18"/>
+        </w:rPr>
+        <w:t xml:space="preserve">Implemented queue-driven execution using </w:t>
+      </w:r>
+      <w:r>
+        <w:rPr>
+          <w:rStyle w:val="Strong"/>
+          <w:rFonts w:ascii="Arial" w:hAnsi="Arial" w:cs="Arial"/>
+          <w:sz w:val="18"/>
         </w:rPr>
         <w:t>AWS SQS/SNS</w:t>
       </w:r>
       <w:r>
         <w:rPr>
           <w:rFonts w:ascii="Arial" w:hAnsi="Arial" w:cs="Arial"/>
-          <w:sz w:val="20"/>
-          <w:szCs w:val="20"/>
+          <w:sz w:val="18"/>
         </w:rPr>
         <w:t xml:space="preserve"> and </w:t>
       </w:r>
@@ -4589,26 +4598,57 @@
         <w:rPr>
           <w:rStyle w:val="Strong"/>
           <w:rFonts w:ascii="Arial" w:hAnsi="Arial" w:cs="Arial"/>
-          <w:sz w:val="20"/>
-          <w:szCs w:val="20"/>
+          <w:sz w:val="18"/>
         </w:rPr>
         <w:t>Kafka</w:t>
       </w:r>
       <w:r>
         <w:rPr>
           <w:rFonts w:ascii="Arial" w:hAnsi="Arial" w:cs="Arial"/>
-          <w:sz w:val="20"/>
-          <w:szCs w:val="20"/>
-        </w:rPr>
-        <w:t xml:space="preserve">, adding </w:t>
-      </w:r>
-      <w:proofErr w:type="spellStart"/>
-      <w:r>
-        <w:rPr>
-          <w:rStyle w:val="Strong"/>
-          <w:rFonts w:ascii="Arial" w:hAnsi="Arial" w:cs="Arial"/>
-          <w:sz w:val="20"/>
-          <w:szCs w:val="20"/>
+          <w:sz w:val="18"/>
+        </w:rPr>
+        <w:t xml:space="preserve">, integrating background workers via </w:t>
+      </w:r>
+      <w:proofErr w:type="spellStart"/>
+      <w:r>
+        <w:rPr>
+          <w:rStyle w:val="Strong"/>
+          <w:rFonts w:ascii="Arial" w:hAnsi="Arial" w:cs="Arial"/>
+          <w:sz w:val="18"/>
+        </w:rPr>
+        <w:t>IHostedService</w:t>
+      </w:r>
+      <w:proofErr w:type="spellEnd"/>
+      <w:r>
+        <w:rPr>
+          <w:rStyle w:val="Strong"/>
+          <w:rFonts w:ascii="Arial" w:hAnsi="Arial" w:cs="Arial"/>
+          <w:sz w:val="18"/>
+        </w:rPr>
+        <w:t>/</w:t>
+      </w:r>
+      <w:proofErr w:type="spellStart"/>
+      <w:r>
+        <w:rPr>
+          <w:rStyle w:val="Strong"/>
+          <w:rFonts w:ascii="Arial" w:hAnsi="Arial" w:cs="Arial"/>
+          <w:sz w:val="18"/>
+        </w:rPr>
+        <w:t>BackgroundService</w:t>
+      </w:r>
+      <w:proofErr w:type="spellEnd"/>
+      <w:r>
+        <w:rPr>
+          <w:rFonts w:ascii="Arial" w:hAnsi="Arial" w:cs="Arial"/>
+          <w:sz w:val="18"/>
+        </w:rPr>
+        <w:t xml:space="preserve">, with </w:t>
+      </w:r>
+      <w:proofErr w:type="spellStart"/>
+      <w:r>
+        <w:rPr>
+          <w:rFonts w:ascii="Arial" w:hAnsi="Arial" w:cs="Arial"/>
+          <w:sz w:val="18"/>
         </w:rPr>
         <w:t>idempotency</w:t>
       </w:r>
@@ -4616,10 +4656,9 @@
       <w:r>
         <w:rPr>
           <w:rFonts w:ascii="Arial" w:hAnsi="Arial" w:cs="Arial"/>
-          <w:sz w:val="20"/>
-          <w:szCs w:val="20"/>
-        </w:rPr>
-        <w:t>, DLQs, and replay tooling for safe recovery.</w:t>
+          <w:sz w:val="18"/>
+        </w:rPr>
+        <w:t xml:space="preserve"> handling, DLQs, and replay-safe processing for resilient recovery.</w:t>
       </w:r>
     </w:p>
     <w:p>
@@ -4627,118 +4666,70 @@
         <w:pStyle w:val="NormalWeb"/>
         <w:numPr>
           <w:ilvl w:val="0"/>
-          <w:numId w:val="22"/>
+          <w:numId w:val="28"/>
         </w:numPr>
         <w:jc w:val="both"/>
         <w:rPr>
           <w:rFonts w:ascii="Arial" w:hAnsi="Arial" w:cs="Arial"/>
-          <w:sz w:val="20"/>
-          <w:szCs w:val="20"/>
-        </w:rPr>
-      </w:pPr>
-      <w:r>
-        <w:rPr>
-          <w:rFonts w:ascii="Arial" w:hAnsi="Arial" w:cs="Arial"/>
-          <w:sz w:val="20"/>
-          <w:szCs w:val="20"/>
-        </w:rPr>
-        <w:t xml:space="preserve">Added durable storage in </w:t>
-      </w:r>
-      <w:proofErr w:type="spellStart"/>
-      <w:r>
-        <w:rPr>
-          <w:rStyle w:val="Strong"/>
-          <w:rFonts w:ascii="Arial" w:hAnsi="Arial" w:cs="Arial"/>
-          <w:sz w:val="20"/>
-          <w:szCs w:val="20"/>
+          <w:sz w:val="18"/>
+        </w:rPr>
+      </w:pPr>
+      <w:r>
+        <w:rPr>
+          <w:rFonts w:ascii="Arial" w:hAnsi="Arial" w:cs="Arial"/>
+          <w:sz w:val="18"/>
+        </w:rPr>
+        <w:t xml:space="preserve">Designed durable persistence using </w:t>
+      </w:r>
+      <w:proofErr w:type="spellStart"/>
+      <w:r>
+        <w:rPr>
+          <w:rStyle w:val="Strong"/>
+          <w:rFonts w:ascii="Arial" w:hAnsi="Arial" w:cs="Arial"/>
+          <w:sz w:val="18"/>
         </w:rPr>
         <w:t>PostgreSQL</w:t>
       </w:r>
       <w:proofErr w:type="spellEnd"/>
       <w:r>
         <w:rPr>
-          <w:rFonts w:ascii="Arial" w:hAnsi="Arial" w:cs="Arial"/>
-          <w:sz w:val="20"/>
-          <w:szCs w:val="20"/>
-        </w:rPr>
-        <w:t xml:space="preserve"> with caching via </w:t>
-      </w:r>
-      <w:proofErr w:type="spellStart"/>
-      <w:r>
-        <w:rPr>
-          <w:rStyle w:val="Strong"/>
-          <w:rFonts w:ascii="Arial" w:hAnsi="Arial" w:cs="Arial"/>
-          <w:sz w:val="20"/>
-          <w:szCs w:val="20"/>
+          <w:rStyle w:val="Strong"/>
+          <w:rFonts w:ascii="Arial" w:hAnsi="Arial" w:cs="Arial"/>
+          <w:sz w:val="18"/>
+        </w:rPr>
+        <w:t xml:space="preserve"> with EF Core</w:t>
+      </w:r>
+      <w:r>
+        <w:rPr>
+          <w:rFonts w:ascii="Arial" w:hAnsi="Arial" w:cs="Arial"/>
+          <w:sz w:val="18"/>
+        </w:rPr>
+        <w:t xml:space="preserve">, optimized transactional boundaries, and introduced </w:t>
+      </w:r>
+      <w:proofErr w:type="spellStart"/>
+      <w:r>
+        <w:rPr>
+          <w:rStyle w:val="Strong"/>
+          <w:rFonts w:ascii="Arial" w:hAnsi="Arial" w:cs="Arial"/>
+          <w:sz w:val="18"/>
         </w:rPr>
         <w:t>Redis</w:t>
       </w:r>
       <w:proofErr w:type="spellEnd"/>
       <w:r>
         <w:rPr>
-          <w:rFonts w:ascii="Arial" w:hAnsi="Arial" w:cs="Arial"/>
-          <w:sz w:val="20"/>
-          <w:szCs w:val="20"/>
-        </w:rPr>
-        <w:t xml:space="preserve">, and integrated traceability using </w:t>
-      </w:r>
-      <w:proofErr w:type="spellStart"/>
-      <w:r>
-        <w:rPr>
-          <w:rStyle w:val="Strong"/>
-          <w:rFonts w:ascii="Arial" w:hAnsi="Arial" w:cs="Arial"/>
-          <w:sz w:val="20"/>
-          <w:szCs w:val="20"/>
-        </w:rPr>
-        <w:t>OpenTelemetry</w:t>
-      </w:r>
-      <w:proofErr w:type="spellEnd"/>
-      <w:r>
-        <w:rPr>
-          <w:rFonts w:ascii="Arial" w:hAnsi="Arial" w:cs="Arial"/>
-          <w:sz w:val="20"/>
-          <w:szCs w:val="20"/>
-        </w:rPr>
-        <w:t xml:space="preserve"> with dashboards in </w:t>
-      </w:r>
-      <w:proofErr w:type="spellStart"/>
-      <w:r>
-        <w:rPr>
-          <w:rStyle w:val="Strong"/>
-          <w:rFonts w:ascii="Arial" w:hAnsi="Arial" w:cs="Arial"/>
-          <w:sz w:val="20"/>
-          <w:szCs w:val="20"/>
-        </w:rPr>
-        <w:t>Datadog</w:t>
-      </w:r>
-      <w:proofErr w:type="spellEnd"/>
-      <w:r>
-        <w:rPr>
-          <w:rStyle w:val="Strong"/>
-          <w:rFonts w:ascii="Arial" w:hAnsi="Arial" w:cs="Arial"/>
-          <w:sz w:val="20"/>
-          <w:szCs w:val="20"/>
-        </w:rPr>
-        <w:t>/</w:t>
-      </w:r>
-      <w:proofErr w:type="spellStart"/>
-      <w:r>
-        <w:rPr>
-          <w:rStyle w:val="Strong"/>
-          <w:rFonts w:ascii="Arial" w:hAnsi="Arial" w:cs="Arial"/>
-          <w:sz w:val="20"/>
-          <w:szCs w:val="20"/>
-        </w:rPr>
-        <w:t>Grafana</w:t>
-      </w:r>
-      <w:proofErr w:type="spellEnd"/>
-      <w:r>
-        <w:rPr>
-          <w:rFonts w:ascii="Arial" w:hAnsi="Arial" w:cs="Arial"/>
-          <w:sz w:val="20"/>
-          <w:szCs w:val="20"/>
-        </w:rPr>
-        <w:t>.</w:t>
+          <w:rStyle w:val="Strong"/>
+          <w:rFonts w:ascii="Arial" w:hAnsi="Arial" w:cs="Arial"/>
+          <w:sz w:val="18"/>
+        </w:rPr>
+        <w:t xml:space="preserve"> distributed caching</w:t>
+      </w:r>
+      <w:r>
+        <w:rPr>
+          <w:rFonts w:ascii="Arial" w:hAnsi="Arial" w:cs="Arial"/>
+          <w:sz w:val="18"/>
+        </w:rPr>
+        <w:t xml:space="preserve"> for fast state lookups while preserving consistency across workflow transitions.</w:t>
       </w:r>
     </w:p>
     <w:p>
@@ -4746,100 +4737,144 @@
         <w:pStyle w:val="NormalWeb"/>
         <w:numPr>
           <w:ilvl w:val="0"/>
-          <w:numId w:val="22"/>
+          <w:numId w:val="28"/>
         </w:numPr>
         <w:jc w:val="both"/>
         <w:rPr>
           <w:rFonts w:ascii="Arial" w:hAnsi="Arial" w:cs="Arial"/>
-          <w:sz w:val="20"/>
-          <w:szCs w:val="20"/>
-        </w:rPr>
-      </w:pPr>
-      <w:r>
-        <w:rPr>
-          <w:rFonts w:ascii="Arial" w:hAnsi="Arial" w:cs="Arial"/>
-          <w:sz w:val="20"/>
-          <w:szCs w:val="20"/>
-        </w:rPr>
-        <w:t xml:space="preserve">Enforced </w:t>
-      </w:r>
-      <w:r>
-        <w:rPr>
-          <w:rStyle w:val="Strong"/>
-          <w:rFonts w:ascii="Arial" w:hAnsi="Arial" w:cs="Arial"/>
-          <w:sz w:val="20"/>
-          <w:szCs w:val="20"/>
-        </w:rPr>
-        <w:t>OAuth2/OIDC</w:t>
-      </w:r>
-      <w:r>
-        <w:rPr>
-          <w:rFonts w:ascii="Arial" w:hAnsi="Arial" w:cs="Arial"/>
-          <w:sz w:val="20"/>
-          <w:szCs w:val="20"/>
-        </w:rPr>
-        <w:t xml:space="preserve"> sign-in, </w:t>
-      </w:r>
-      <w:r>
-        <w:rPr>
-          <w:rStyle w:val="Strong"/>
-          <w:rFonts w:ascii="Arial" w:hAnsi="Arial" w:cs="Arial"/>
-          <w:sz w:val="20"/>
-          <w:szCs w:val="20"/>
-        </w:rPr>
-        <w:t>JWT</w:t>
-      </w:r>
-      <w:r>
-        <w:rPr>
-          <w:rFonts w:ascii="Arial" w:hAnsi="Arial" w:cs="Arial"/>
-          <w:sz w:val="20"/>
-          <w:szCs w:val="20"/>
-        </w:rPr>
-        <w:t xml:space="preserve"> validation, </w:t>
-      </w:r>
-      <w:r>
-        <w:rPr>
-          <w:rStyle w:val="Strong"/>
-          <w:rFonts w:ascii="Arial" w:hAnsi="Arial" w:cs="Arial"/>
-          <w:sz w:val="20"/>
-          <w:szCs w:val="20"/>
-        </w:rPr>
-        <w:t>RBAC/ABAC</w:t>
-      </w:r>
-      <w:r>
-        <w:rPr>
-          <w:rFonts w:ascii="Arial" w:hAnsi="Arial" w:cs="Arial"/>
-          <w:sz w:val="20"/>
-          <w:szCs w:val="20"/>
-        </w:rPr>
-        <w:t xml:space="preserve"> authorization, and </w:t>
-      </w:r>
-      <w:r>
-        <w:rPr>
-          <w:rStyle w:val="Strong"/>
-          <w:rFonts w:ascii="Arial" w:hAnsi="Arial" w:cs="Arial"/>
-          <w:sz w:val="20"/>
-          <w:szCs w:val="20"/>
-        </w:rPr>
-        <w:t>audit logging</w:t>
-      </w:r>
-      <w:r>
-        <w:rPr>
-          <w:rFonts w:ascii="Arial" w:hAnsi="Arial" w:cs="Arial"/>
-          <w:sz w:val="20"/>
-          <w:szCs w:val="20"/>
-        </w:rPr>
-        <w:t xml:space="preserve"> aligned to compliance requirements.</w:t>
+          <w:sz w:val="18"/>
+        </w:rPr>
+      </w:pPr>
+      <w:r>
+        <w:rPr>
+          <w:rFonts w:ascii="Arial" w:hAnsi="Arial" w:cs="Arial"/>
+          <w:sz w:val="18"/>
+        </w:rPr>
+        <w:t xml:space="preserve">Integrated distributed tracing and metrics using </w:t>
+      </w:r>
+      <w:proofErr w:type="spellStart"/>
+      <w:r>
+        <w:rPr>
+          <w:rStyle w:val="Strong"/>
+          <w:rFonts w:ascii="Arial" w:hAnsi="Arial" w:cs="Arial"/>
+          <w:sz w:val="18"/>
+        </w:rPr>
+        <w:t>OpenTelemetry</w:t>
+      </w:r>
+      <w:proofErr w:type="spellEnd"/>
+      <w:r>
+        <w:rPr>
+          <w:rFonts w:ascii="Arial" w:hAnsi="Arial" w:cs="Arial"/>
+          <w:sz w:val="18"/>
+        </w:rPr>
+        <w:t xml:space="preserve">, with centralized dashboards in </w:t>
+      </w:r>
+      <w:proofErr w:type="spellStart"/>
+      <w:r>
+        <w:rPr>
+          <w:rStyle w:val="Strong"/>
+          <w:rFonts w:ascii="Arial" w:hAnsi="Arial" w:cs="Arial"/>
+          <w:sz w:val="18"/>
+        </w:rPr>
+        <w:t>Datadog</w:t>
+      </w:r>
+      <w:proofErr w:type="spellEnd"/>
+      <w:r>
+        <w:rPr>
+          <w:rStyle w:val="Strong"/>
+          <w:rFonts w:ascii="Arial" w:hAnsi="Arial" w:cs="Arial"/>
+          <w:sz w:val="18"/>
+        </w:rPr>
+        <w:t xml:space="preserve"> and </w:t>
+      </w:r>
+      <w:proofErr w:type="spellStart"/>
+      <w:r>
+        <w:rPr>
+          <w:rStyle w:val="Strong"/>
+          <w:rFonts w:ascii="Arial" w:hAnsi="Arial" w:cs="Arial"/>
+          <w:sz w:val="18"/>
+        </w:rPr>
+        <w:t>Grafana</w:t>
+      </w:r>
+      <w:proofErr w:type="spellEnd"/>
+      <w:r>
+        <w:rPr>
+          <w:rFonts w:ascii="Arial" w:hAnsi="Arial" w:cs="Arial"/>
+          <w:sz w:val="18"/>
+        </w:rPr>
+        <w:t>, plus structured logging pipelines for full workflow traceability.</w:t>
       </w:r>
     </w:p>
     <w:p>
       <w:pPr>
+        <w:pStyle w:val="NormalWeb"/>
+        <w:numPr>
+          <w:ilvl w:val="0"/>
+          <w:numId w:val="28"/>
+        </w:numPr>
+        <w:jc w:val="both"/>
+      </w:pPr>
+      <w:r>
+        <w:rPr>
+          <w:rFonts w:ascii="Arial" w:hAnsi="Arial" w:cs="Arial"/>
+          <w:sz w:val="18"/>
+        </w:rPr>
+        <w:t xml:space="preserve">Enforced secure access using </w:t>
+      </w:r>
+      <w:r>
+        <w:rPr>
+          <w:rStyle w:val="Strong"/>
+          <w:rFonts w:ascii="Arial" w:hAnsi="Arial" w:cs="Arial"/>
+          <w:sz w:val="18"/>
+        </w:rPr>
+        <w:t>OAuth2/OIDC authentication</w:t>
+      </w:r>
+      <w:r>
+        <w:rPr>
+          <w:rFonts w:ascii="Arial" w:hAnsi="Arial" w:cs="Arial"/>
+          <w:sz w:val="18"/>
+        </w:rPr>
+        <w:t xml:space="preserve">, </w:t>
+      </w:r>
+      <w:r>
+        <w:rPr>
+          <w:rStyle w:val="Strong"/>
+          <w:rFonts w:ascii="Arial" w:hAnsi="Arial" w:cs="Arial"/>
+          <w:sz w:val="18"/>
+        </w:rPr>
+        <w:t>JWT bearer validation</w:t>
+      </w:r>
+      <w:r>
+        <w:rPr>
+          <w:rFonts w:ascii="Arial" w:hAnsi="Arial" w:cs="Arial"/>
+          <w:sz w:val="18"/>
+        </w:rPr>
+        <w:t xml:space="preserve">, policy-based </w:t>
+      </w:r>
+      <w:r>
+        <w:rPr>
+          <w:rStyle w:val="Strong"/>
+          <w:rFonts w:ascii="Arial" w:hAnsi="Arial" w:cs="Arial"/>
+          <w:sz w:val="18"/>
+        </w:rPr>
+        <w:t>RBAC/ABAC authorization</w:t>
+      </w:r>
+      <w:r>
+        <w:rPr>
+          <w:rFonts w:ascii="Arial" w:hAnsi="Arial" w:cs="Arial"/>
+          <w:sz w:val="18"/>
+        </w:rPr>
+        <w:t>, and structured audit logging middleware aligned with enterprise compliance requirements.</w:t>
+      </w:r>
+    </w:p>
+    <w:p>
+      <w:pPr>
         <w:pStyle w:val="Heading3"/>
         <w:jc w:val="both"/>
         <w:rPr>
           <w:rFonts w:ascii="Arial" w:hAnsi="Arial" w:cs="Arial"/>
           <w:color w:val="auto"/>
-          <w:sz w:val="20"/>
+          <w:sz w:val="18"/>
           <w:szCs w:val="20"/>
         </w:rPr>
       </w:pPr>
@@ -4849,7 +4884,7 @@
           <w:rFonts w:ascii="Arial" w:hAnsi="Arial" w:cs="Arial"/>
           <w:bCs w:val="0"/>
           <w:color w:val="auto"/>
-          <w:sz w:val="20"/>
+          <w:sz w:val="18"/>
           <w:szCs w:val="20"/>
         </w:rPr>
         <w:t>Search &amp; Analytics Export Pipeline</w:t>
@@ -4865,15 +4900,14 @@
         <w:jc w:val="both"/>
         <w:rPr>
           <w:rFonts w:ascii="Arial" w:hAnsi="Arial" w:cs="Arial"/>
-          <w:sz w:val="20"/>
+          <w:sz w:val="18"/>
           <w:szCs w:val="20"/>
         </w:rPr>
       </w:pPr>
-      <w:bookmarkStart w:id="0" w:name="_GoBack"/>
-      <w:r>
-        <w:rPr>
-          <w:rFonts w:ascii="Arial" w:hAnsi="Arial" w:cs="Arial"/>
-          <w:sz w:val="20"/>
+      <w:r>
+        <w:rPr>
+          <w:rFonts w:ascii="Arial" w:hAnsi="Arial" w:cs="Arial"/>
+          <w:sz w:val="18"/>
           <w:szCs w:val="20"/>
         </w:rPr>
         <w:t xml:space="preserve">Implemented a high-volume indexing pipeline into </w:t>
@@ -4883,7 +4917,7 @@
         <w:rPr>
           <w:rStyle w:val="Strong"/>
           <w:rFonts w:ascii="Arial" w:hAnsi="Arial" w:cs="Arial"/>
-          <w:sz w:val="20"/>
+          <w:sz w:val="18"/>
           <w:szCs w:val="20"/>
         </w:rPr>
         <w:t>Elasticsearch</w:t>
@@ -4893,7 +4927,7 @@
         <w:rPr>
           <w:rStyle w:val="Strong"/>
           <w:rFonts w:ascii="Arial" w:hAnsi="Arial" w:cs="Arial"/>
-          <w:sz w:val="20"/>
+          <w:sz w:val="18"/>
           <w:szCs w:val="20"/>
         </w:rPr>
         <w:t>/OpenSearch</w:t>
@@ -4901,7 +4935,7 @@
       <w:r>
         <w:rPr>
           <w:rFonts w:ascii="Arial" w:hAnsi="Arial" w:cs="Arial"/>
-          <w:sz w:val="20"/>
+          <w:sz w:val="18"/>
           <w:szCs w:val="20"/>
         </w:rPr>
         <w:t xml:space="preserve"> to power faceted search, relevance tuning, and fast filtering for core entities.</w:t>
@@ -4917,14 +4951,14 @@
         <w:jc w:val="both"/>
         <w:rPr>
           <w:rFonts w:ascii="Arial" w:hAnsi="Arial" w:cs="Arial"/>
-          <w:sz w:val="20"/>
+          <w:sz w:val="18"/>
           <w:szCs w:val="20"/>
         </w:rPr>
       </w:pPr>
       <w:r>
         <w:rPr>
           <w:rFonts w:ascii="Arial" w:hAnsi="Arial" w:cs="Arial"/>
-          <w:sz w:val="20"/>
+          <w:sz w:val="18"/>
           <w:szCs w:val="20"/>
         </w:rPr>
         <w:t xml:space="preserve">Delivered export workflows to </w:t>
@@ -4933,7 +4967,7 @@
         <w:rPr>
           <w:rStyle w:val="Strong"/>
           <w:rFonts w:ascii="Arial" w:hAnsi="Arial" w:cs="Arial"/>
-          <w:sz w:val="20"/>
+          <w:sz w:val="18"/>
           <w:szCs w:val="20"/>
         </w:rPr>
         <w:t>S3/Cloud Storage</w:t>
@@ -4941,7 +4975,7 @@
       <w:r>
         <w:rPr>
           <w:rFonts w:ascii="Arial" w:hAnsi="Arial" w:cs="Arial"/>
-          <w:sz w:val="20"/>
+          <w:sz w:val="18"/>
           <w:szCs w:val="20"/>
         </w:rPr>
         <w:t xml:space="preserve"> and analytics sinks (</w:t>
@@ -4950,7 +4984,7 @@
         <w:rPr>
           <w:rStyle w:val="Strong"/>
           <w:rFonts w:ascii="Arial" w:hAnsi="Arial" w:cs="Arial"/>
-          <w:sz w:val="20"/>
+          <w:sz w:val="18"/>
           <w:szCs w:val="20"/>
         </w:rPr>
         <w:t>Redshift/</w:t>
@@ -4960,7 +4994,7 @@
         <w:rPr>
           <w:rStyle w:val="Strong"/>
           <w:rFonts w:ascii="Arial" w:hAnsi="Arial" w:cs="Arial"/>
-          <w:sz w:val="20"/>
+          <w:sz w:val="18"/>
           <w:szCs w:val="20"/>
         </w:rPr>
         <w:t>BigQuery</w:t>
@@ -4969,7 +5003,7 @@
       <w:r>
         <w:rPr>
           <w:rFonts w:ascii="Arial" w:hAnsi="Arial" w:cs="Arial"/>
-          <w:sz w:val="20"/>
+          <w:sz w:val="18"/>
           <w:szCs w:val="20"/>
         </w:rPr>
         <w:t>), standardizing schemas and improving downstream reporting reliability.</w:t>
@@ -4985,14 +5019,14 @@
         <w:jc w:val="both"/>
         <w:rPr>
           <w:rFonts w:ascii="Arial" w:hAnsi="Arial" w:cs="Arial"/>
-          <w:sz w:val="20"/>
+          <w:sz w:val="18"/>
           <w:szCs w:val="20"/>
         </w:rPr>
       </w:pPr>
       <w:r>
         <w:rPr>
           <w:rFonts w:ascii="Arial" w:hAnsi="Arial" w:cs="Arial"/>
-          <w:sz w:val="20"/>
+          <w:sz w:val="18"/>
           <w:szCs w:val="20"/>
         </w:rPr>
         <w:t xml:space="preserve">Automated quality gates with </w:t>
@@ -5001,7 +5035,7 @@
         <w:rPr>
           <w:rStyle w:val="Strong"/>
           <w:rFonts w:ascii="Arial" w:hAnsi="Arial" w:cs="Arial"/>
-          <w:sz w:val="20"/>
+          <w:sz w:val="18"/>
           <w:szCs w:val="20"/>
         </w:rPr>
         <w:t>Pact-style contract tests</w:t>
@@ -5009,7 +5043,7 @@
       <w:r>
         <w:rPr>
           <w:rFonts w:ascii="Arial" w:hAnsi="Arial" w:cs="Arial"/>
-          <w:sz w:val="20"/>
+          <w:sz w:val="18"/>
           <w:szCs w:val="20"/>
         </w:rPr>
         <w:t xml:space="preserve">, UI/API checks using </w:t>
@@ -5018,7 +5052,7 @@
         <w:rPr>
           <w:rStyle w:val="Strong"/>
           <w:rFonts w:ascii="Arial" w:hAnsi="Arial" w:cs="Arial"/>
-          <w:sz w:val="20"/>
+          <w:sz w:val="18"/>
           <w:szCs w:val="20"/>
         </w:rPr>
         <w:t>Cypress/Playwright</w:t>
@@ -5026,7 +5060,7 @@
       <w:r>
         <w:rPr>
           <w:rFonts w:ascii="Arial" w:hAnsi="Arial" w:cs="Arial"/>
-          <w:sz w:val="20"/>
+          <w:sz w:val="18"/>
           <w:szCs w:val="20"/>
         </w:rPr>
         <w:t xml:space="preserve">, and CI/CD pipelines in </w:t>
@@ -5036,7 +5070,7 @@
         <w:rPr>
           <w:rStyle w:val="Strong"/>
           <w:rFonts w:ascii="Arial" w:hAnsi="Arial" w:cs="Arial"/>
-          <w:sz w:val="20"/>
+          <w:sz w:val="18"/>
           <w:szCs w:val="20"/>
         </w:rPr>
         <w:t>GitHub</w:t>
@@ -5046,7 +5080,7 @@
         <w:rPr>
           <w:rStyle w:val="Strong"/>
           <w:rFonts w:ascii="Arial" w:hAnsi="Arial" w:cs="Arial"/>
-          <w:sz w:val="20"/>
+          <w:sz w:val="18"/>
           <w:szCs w:val="20"/>
         </w:rPr>
         <w:t xml:space="preserve"> Actions/</w:t>
@@ -5056,7 +5090,7 @@
         <w:rPr>
           <w:rStyle w:val="Strong"/>
           <w:rFonts w:ascii="Arial" w:hAnsi="Arial" w:cs="Arial"/>
-          <w:sz w:val="20"/>
+          <w:sz w:val="18"/>
           <w:szCs w:val="20"/>
         </w:rPr>
         <w:t>GitLab</w:t>
@@ -5066,7 +5100,7 @@
         <w:rPr>
           <w:rStyle w:val="Strong"/>
           <w:rFonts w:ascii="Arial" w:hAnsi="Arial" w:cs="Arial"/>
-          <w:sz w:val="20"/>
+          <w:sz w:val="18"/>
           <w:szCs w:val="20"/>
         </w:rPr>
         <w:t xml:space="preserve"> CI</w:t>
@@ -5074,12 +5108,11 @@
       <w:r>
         <w:rPr>
           <w:rFonts w:ascii="Arial" w:hAnsi="Arial" w:cs="Arial"/>
-          <w:sz w:val="20"/>
+          <w:sz w:val="18"/>
           <w:szCs w:val="20"/>
         </w:rPr>
         <w:t>.</w:t>
       </w:r>
-      <w:bookmarkEnd w:id="0"/>
     </w:p>
     <w:sectPr>
       <w:pgSz w:w="11906" w:h="16838"/>
@@ -5207,6 +5240,155 @@
     </w:lvl>
   </w:abstractNum>
   <w:abstractNum w:abstractNumId="1">
+    <w:nsid w:val="03186CC3"/>
+    <w:multiLevelType w:val="multilevel"/>
+    <w:tmpl w:val="716A7568"/>
+    <w:lvl w:ilvl="0">
+      <w:start w:val="1"/>
+      <w:numFmt w:val="bullet"/>
+      <w:lvlText w:val=""/>
+      <w:lvlJc w:val="left"/>
+      <w:pPr>
+        <w:tabs>
+          <w:tab w:val="num" w:pos="720"/>
+        </w:tabs>
+        <w:ind w:left="720" w:hanging="360"/>
+      </w:pPr>
+      <w:rPr>
+        <w:rFonts w:ascii="Symbol" w:hAnsi="Symbol" w:hint="default"/>
+        <w:sz w:val="20"/>
+      </w:rPr>
+    </w:lvl>
+    <w:lvl w:ilvl="1" w:tentative="1">
+      <w:start w:val="1"/>
+      <w:numFmt w:val="bullet"/>
+      <w:lvlText w:val="o"/>
+      <w:lvlJc w:val="left"/>
+      <w:pPr>
+        <w:tabs>
+          <w:tab w:val="num" w:pos="1440"/>
+        </w:tabs>
+        <w:ind w:left="1440" w:hanging="360"/>
+      </w:pPr>
+      <w:rPr>
+        <w:rFonts w:ascii="Courier New" w:hAnsi="Courier New" w:hint="default"/>
+        <w:sz w:val="20"/>
+      </w:rPr>
+    </w:lvl>
+    <w:lvl w:ilvl="2" w:tentative="1">
+      <w:start w:val="1"/>
+      <w:numFmt w:val="bullet"/>
+      <w:lvlText w:val=""/>
+      <w:lvlJc w:val="left"/>
+      <w:pPr>
+        <w:tabs>
+          <w:tab w:val="num" w:pos="2160"/>
+        </w:tabs>
+        <w:ind w:left="2160" w:hanging="360"/>
+      </w:pPr>
+      <w:rPr>
+        <w:rFonts w:ascii="Wingdings" w:hAnsi="Wingdings" w:hint="default"/>
+        <w:sz w:val="20"/>
+      </w:rPr>
+    </w:lvl>
+    <w:lvl w:ilvl="3" w:tentative="1">
+      <w:start w:val="1"/>
+      <w:numFmt w:val="bullet"/>
+      <w:lvlText w:val=""/>
+      <w:lvlJc w:val="left"/>
+      <w:pPr>
+        <w:tabs>
+          <w:tab w:val="num" w:pos="2880"/>
+        </w:tabs>
+        <w:ind w:left="2880" w:hanging="360"/>
+      </w:pPr>
+      <w:rPr>
+        <w:rFonts w:ascii="Wingdings" w:hAnsi="Wingdings" w:hint="default"/>
+        <w:sz w:val="20"/>
+      </w:rPr>
+    </w:lvl>
+    <w:lvl w:ilvl="4" w:tentative="1">
+      <w:start w:val="1"/>
+      <w:numFmt w:val="bullet"/>
+      <w:lvlText w:val=""/>
+      <w:lvlJc w:val="left"/>
+      <w:pPr>
+        <w:tabs>
+          <w:tab w:val="num" w:pos="3600"/>
+        </w:tabs>
+        <w:ind w:left="3600" w:hanging="360"/>
+      </w:pPr>
+      <w:rPr>
+        <w:rFonts w:ascii="Wingdings" w:hAnsi="Wingdings" w:hint="default"/>
+        <w:sz w:val="20"/>
+      </w:rPr>
+    </w:lvl>
+    <w:lvl w:ilvl="5" w:tentative="1">
+      <w:start w:val="1"/>
+      <w:numFmt w:val="bullet"/>
+      <w:lvlText w:val=""/>
+      <w:lvlJc w:val="left"/>
+      <w:pPr>
+        <w:tabs>
+          <w:tab w:val="num" w:pos="4320"/>
+        </w:tabs>
+        <w:ind w:left="4320" w:hanging="360"/>
+      </w:pPr>
+      <w:rPr>
+        <w:rFonts w:ascii="Wingdings" w:hAnsi="Wingdings" w:hint="default"/>
+        <w:sz w:val="20"/>
+      </w:rPr>
+    </w:lvl>
+    <w:lvl w:ilvl="6" w:tentative="1">
+      <w:start w:val="1"/>
+      <w:numFmt w:val="bullet"/>
+      <w:lvlText w:val=""/>
+      <w:lvlJc w:val="left"/>
+      <w:pPr>
+        <w:tabs>
+          <w:tab w:val="num" w:pos="5040"/>
+        </w:tabs>
+        <w:ind w:left="5040" w:hanging="360"/>
+      </w:pPr>
+      <w:rPr>
+        <w:rFonts w:ascii="Wingdings" w:hAnsi="Wingdings" w:hint="default"/>
+        <w:sz w:val="20"/>
+      </w:rPr>
+    </w:lvl>
+    <w:lvl w:ilvl="7" w:tentative="1">
+      <w:start w:val="1"/>
+      <w:numFmt w:val="bullet"/>
+      <w:lvlText w:val=""/>
+      <w:lvlJc w:val="left"/>
+      <w:pPr>
+        <w:tabs>
+          <w:tab w:val="num" w:pos="5760"/>
+        </w:tabs>
+        <w:ind w:left="5760" w:hanging="360"/>
+      </w:pPr>
+      <w:rPr>
+        <w:rFonts w:ascii="Wingdings" w:hAnsi="Wingdings" w:hint="default"/>
+        <w:sz w:val="20"/>
+      </w:rPr>
+    </w:lvl>
+    <w:lvl w:ilvl="8" w:tentative="1">
+      <w:start w:val="1"/>
+      <w:numFmt w:val="bullet"/>
+      <w:lvlText w:val=""/>
+      <w:lvlJc w:val="left"/>
+      <w:pPr>
+        <w:tabs>
+          <w:tab w:val="num" w:pos="6480"/>
+        </w:tabs>
+        <w:ind w:left="6480" w:hanging="360"/>
+      </w:pPr>
+      <w:rPr>
+        <w:rFonts w:ascii="Wingdings" w:hAnsi="Wingdings" w:hint="default"/>
+        <w:sz w:val="20"/>
+      </w:rPr>
+    </w:lvl>
+  </w:abstractNum>
+  <w:abstractNum w:abstractNumId="2">
     <w:nsid w:val="073D71D1"/>
     <w:multiLevelType w:val="hybridMultilevel"/>
     <w:tmpl w:val="53E041FA"/>
@@ -5319,7 +5501,7 @@
       </w:rPr>
     </w:lvl>
   </w:abstractNum>
-  <w:abstractNum w:abstractNumId="2">
+  <w:abstractNum w:abstractNumId="3">
     <w:nsid w:val="07C42B05"/>
     <w:multiLevelType w:val="multilevel"/>
     <w:tmpl w:val="3C74B51E"/>
@@ -5468,7 +5650,120 @@
       </w:rPr>
     </w:lvl>
   </w:abstractNum>
-  <w:abstractNum w:abstractNumId="3">
+  <w:abstractNum w:abstractNumId="4">
+    <w:nsid w:val="09A7052A"/>
+    <w:multiLevelType w:val="hybridMultilevel"/>
+    <w:tmpl w:val="858CF062"/>
+    <w:lvl w:ilvl="0" w:tplc="D320F798">
+      <w:start w:val="1"/>
+      <w:numFmt w:val="bullet"/>
+      <w:lvlText w:val="-"/>
+      <w:lvlJc w:val="left"/>
+      <w:pPr>
+        <w:ind w:left="360" w:hanging="360"/>
+      </w:pPr>
+      <w:rPr>
+        <w:rFonts w:ascii="Yu Gothic" w:eastAsia="Yu Gothic" w:hAnsi="Yu Gothic" w:hint="eastAsia"/>
+      </w:rPr>
+    </w:lvl>
+    <w:lvl w:ilvl="1" w:tplc="04090003" w:tentative="1">
+      <w:start w:val="1"/>
+      <w:numFmt w:val="bullet"/>
+      <w:lvlText w:val="o"/>
+      <w:lvlJc w:val="left"/>
+      <w:pPr>
+        <w:ind w:left="1080" w:hanging="360"/>
+      </w:pPr>
+      <w:rPr>
+        <w:rFonts w:ascii="Courier New" w:hAnsi="Courier New" w:cs="Courier New" w:hint="default"/>
+      </w:rPr>
+    </w:lvl>
+    <w:lvl w:ilvl="2" w:tplc="04090005" w:tentative="1">
+      <w:start w:val="1"/>
+      <w:numFmt w:val="bullet"/>
+      <w:lvlText w:val=""/>
+      <w:lvlJc w:val="left"/>
+      <w:pPr>
+        <w:ind w:left="1800" w:hanging="360"/>
+      </w:pPr>
+      <w:rPr>
+        <w:rFonts w:ascii="Wingdings" w:hAnsi="Wingdings" w:hint="default"/>
+      </w:rPr>
+    </w:lvl>
+    <w:lvl w:ilvl="3" w:tplc="04090001" w:tentative="1">
+      <w:start w:val="1"/>
+      <w:numFmt w:val="bullet"/>
+      <w:lvlText w:val=""/>
+      <w:lvlJc w:val="left"/>
+      <w:pPr>
+        <w:ind w:left="2520" w:hanging="360"/>
+      </w:pPr>
+      <w:rPr>
+        <w:rFonts w:ascii="Symbol" w:hAnsi="Symbol" w:hint="default"/>
+      </w:rPr>
+    </w:lvl>
+    <w:lvl w:ilvl="4" w:tplc="04090003" w:tentative="1">
+      <w:start w:val="1"/>
+      <w:numFmt w:val="bullet"/>
+      <w:lvlText w:val="o"/>
+      <w:lvlJc w:val="left"/>
+      <w:pPr>
+        <w:ind w:left="3240" w:hanging="360"/>
+      </w:pPr>
+      <w:rPr>
+        <w:rFonts w:ascii="Courier New" w:hAnsi="Courier New" w:cs="Courier New" w:hint="default"/>
+      </w:rPr>
+    </w:lvl>
+    <w:lvl w:ilvl="5" w:tplc="04090005" w:tentative="1">
+      <w:start w:val="1"/>
+      <w:numFmt w:val="bullet"/>
+      <w:lvlText w:val=""/>
+      <w:lvlJc w:val="left"/>
+      <w:pPr>
+        <w:ind w:left="3960" w:hanging="360"/>
+      </w:pPr>
+      <w:rPr>
+        <w:rFonts w:ascii="Wingdings" w:hAnsi="Wingdings" w:hint="default"/>
+      </w:rPr>
+    </w:lvl>
+    <w:lvl w:ilvl="6" w:tplc="04090001" w:tentative="1">
+      <w:start w:val="1"/>
+      <w:numFmt w:val="bullet"/>
+      <w:lvlText w:val=""/>
+      <w:lvlJc w:val="left"/>
+      <w:pPr>
+        <w:ind w:left="4680" w:hanging="360"/>
+      </w:pPr>
+      <w:rPr>
+        <w:rFonts w:ascii="Symbol" w:hAnsi="Symbol" w:hint="default"/>
+      </w:rPr>
+    </w:lvl>
+    <w:lvl w:ilvl="7" w:tplc="04090003" w:tentative="1">
+      <w:start w:val="1"/>
+      <w:numFmt w:val="bullet"/>
+      <w:lvlText w:val="o"/>
+      <w:lvlJc w:val="left"/>
+      <w:pPr>
+        <w:ind w:left="5400" w:hanging="360"/>
+      </w:pPr>
+      <w:rPr>
+        <w:rFonts w:ascii="Courier New" w:hAnsi="Courier New" w:cs="Courier New" w:hint="default"/>
+      </w:rPr>
+    </w:lvl>
+    <w:lvl w:ilvl="8" w:tplc="04090005" w:tentative="1">
+      <w:start w:val="1"/>
+      <w:numFmt w:val="bullet"/>
+      <w:lvlText w:val=""/>
+      <w:lvlJc w:val="left"/>
+      <w:pPr>
+        <w:ind w:left="6120" w:hanging="360"/>
+      </w:pPr>
+      <w:rPr>
+        <w:rFonts w:ascii="Wingdings" w:hAnsi="Wingdings" w:hint="default"/>
+      </w:rPr>
+    </w:lvl>
+  </w:abstractNum>
+  <w:abstractNum w:abstractNumId="5">
     <w:nsid w:val="0D3D029A"/>
     <w:multiLevelType w:val="hybridMultilevel"/>
     <w:tmpl w:val="108072AC"/>
@@ -5581,7 +5876,156 @@
       </w:rPr>
     </w:lvl>
   </w:abstractNum>
-  <w:abstractNum w:abstractNumId="4">
+  <w:abstractNum w:abstractNumId="6">
+    <w:nsid w:val="13055B94"/>
+    <w:multiLevelType w:val="multilevel"/>
+    <w:tmpl w:val="08AC2676"/>
+    <w:lvl w:ilvl="0">
+      <w:start w:val="1"/>
+      <w:numFmt w:val="bullet"/>
+      <w:lvlText w:val="-"/>
+      <w:lvlJc w:val="left"/>
+      <w:pPr>
+        <w:tabs>
+          <w:tab w:val="num" w:pos="360"/>
+        </w:tabs>
+        <w:ind w:left="360" w:hanging="360"/>
+      </w:pPr>
+      <w:rPr>
+        <w:rFonts w:ascii="Yu Gothic" w:eastAsia="Yu Gothic" w:hAnsi="Yu Gothic" w:hint="eastAsia"/>
+        <w:sz w:val="20"/>
+      </w:rPr>
+    </w:lvl>
+    <w:lvl w:ilvl="1" w:tentative="1">
+      <w:start w:val="1"/>
+      <w:numFmt w:val="bullet"/>
+      <w:lvlText w:val="o"/>
+      <w:lvlJc w:val="left"/>
+      <w:pPr>
+        <w:tabs>
+          <w:tab w:val="num" w:pos="1080"/>
+        </w:tabs>
+        <w:ind w:left="1080" w:hanging="360"/>
+      </w:pPr>
+      <w:rPr>
+        <w:rFonts w:ascii="Courier New" w:hAnsi="Courier New" w:hint="default"/>
+        <w:sz w:val="20"/>
+      </w:rPr>
+    </w:lvl>
+    <w:lvl w:ilvl="2" w:tentative="1">
+      <w:start w:val="1"/>
+      <w:numFmt w:val="bullet"/>
+      <w:lvlText w:val=""/>
+      <w:lvlJc w:val="left"/>
+      <w:pPr>
+        <w:tabs>
+          <w:tab w:val="num" w:pos="1800"/>
+        </w:tabs>
+        <w:ind w:left="1800" w:hanging="360"/>
+      </w:pPr>
+      <w:rPr>
+        <w:rFonts w:ascii="Wingdings" w:hAnsi="Wingdings" w:hint="default"/>
+        <w:sz w:val="20"/>
+      </w:rPr>
+    </w:lvl>
+    <w:lvl w:ilvl="3" w:tentative="1">
+      <w:start w:val="1"/>
+      <w:numFmt w:val="bullet"/>
+      <w:lvlText w:val=""/>
+      <w:lvlJc w:val="left"/>
+      <w:pPr>
+        <w:tabs>
+          <w:tab w:val="num" w:pos="2520"/>
+        </w:tabs>
+        <w:ind w:left="2520" w:hanging="360"/>
+      </w:pPr>
+      <w:rPr>
+        <w:rFonts w:ascii="Wingdings" w:hAnsi="Wingdings" w:hint="default"/>
+        <w:sz w:val="20"/>
+      </w:rPr>
+    </w:lvl>
+    <w:lvl w:ilvl="4" w:tentative="1">
+      <w:start w:val="1"/>
+      <w:numFmt w:val="bullet"/>
+      <w:lvlText w:val=""/>
+      <w:lvlJc w:val="left"/>
+      <w:pPr>
+        <w:tabs>
+          <w:tab w:val="num" w:pos="3240"/>
+        </w:tabs>
+        <w:ind w:left="3240" w:hanging="360"/>
+      </w:pPr>
+      <w:rPr>
+        <w:rFonts w:ascii="Wingdings" w:hAnsi="Wingdings" w:hint="default"/>
+        <w:sz w:val="20"/>
+      </w:rPr>
+    </w:lvl>
+    <w:lvl w:ilvl="5" w:tentative="1">
+      <w:start w:val="1"/>
+      <w:numFmt w:val="bullet"/>
+      <w:lvlText w:val=""/>
+      <w:lvlJc w:val="left"/>
+      <w:pPr>
+        <w:tabs>
+          <w:tab w:val="num" w:pos="3960"/>
+        </w:tabs>
+        <w:ind w:left="3960" w:hanging="360"/>
+      </w:pPr>
+      <w:rPr>
+        <w:rFonts w:ascii="Wingdings" w:hAnsi="Wingdings" w:hint="default"/>
+        <w:sz w:val="20"/>
+      </w:rPr>
+    </w:lvl>
+    <w:lvl w:ilvl="6" w:tentative="1">
+      <w:start w:val="1"/>
+      <w:numFmt w:val="bullet"/>
+      <w:lvlText w:val=""/>
+      <w:lvlJc w:val="left"/>
+      <w:pPr>
+        <w:tabs>
+          <w:tab w:val="num" w:pos="4680"/>
+        </w:tabs>
+        <w:ind w:left="4680" w:hanging="360"/>
+      </w:pPr>
+      <w:rPr>
+        <w:rFonts w:ascii="Wingdings" w:hAnsi="Wingdings" w:hint="default"/>
+        <w:sz w:val="20"/>
+      </w:rPr>
+    </w:lvl>
+    <w:lvl w:ilvl="7" w:tentative="1">
+      <w:start w:val="1"/>
+      <w:numFmt w:val="bullet"/>
+      <w:lvlText w:val=""/>
+      <w:lvlJc w:val="left"/>
+      <w:pPr>
+        <w:tabs>
+          <w:tab w:val="num" w:pos="5400"/>
+        </w:tabs>
+        <w:ind w:left="5400" w:hanging="360"/>
+      </w:pPr>
+      <w:rPr>
+        <w:rFonts w:ascii="Wingdings" w:hAnsi="Wingdings" w:hint="default"/>
+        <w:sz w:val="20"/>
+      </w:rPr>
+    </w:lvl>
+    <w:lvl w:ilvl="8" w:tentative="1">
+      <w:start w:val="1"/>
+      <w:numFmt w:val="bullet"/>
+      <w:lvlText w:val=""/>
+      <w:lvlJc w:val="left"/>
+      <w:pPr>
+        <w:tabs>
+          <w:tab w:val="num" w:pos="6120"/>
+        </w:tabs>
+        <w:ind w:left="6120" w:hanging="360"/>
+      </w:pPr>
+      <w:rPr>
+        <w:rFonts w:ascii="Wingdings" w:hAnsi="Wingdings" w:hint="default"/>
+        <w:sz w:val="20"/>
+      </w:rPr>
+    </w:lvl>
+  </w:abstractNum>
+  <w:abstractNum w:abstractNumId="7">
     <w:nsid w:val="13A43CCB"/>
     <w:multiLevelType w:val="multilevel"/>
     <w:tmpl w:val="E07A57F2"/>
@@ -5730,7 +6174,7 @@
       </w:rPr>
     </w:lvl>
   </w:abstractNum>
-  <w:abstractNum w:abstractNumId="5">
+  <w:abstractNum w:abstractNumId="8">
     <w:nsid w:val="1D0D2C2C"/>
     <w:multiLevelType w:val="hybridMultilevel"/>
     <w:tmpl w:val="90A22AC8"/>
@@ -5843,7 +6287,7 @@
       </w:rPr>
     </w:lvl>
   </w:abstractNum>
-  <w:abstractNum w:abstractNumId="6">
+  <w:abstractNum w:abstractNumId="9">
     <w:nsid w:val="28977484"/>
     <w:multiLevelType w:val="multilevel"/>
     <w:tmpl w:val="DE4C9550"/>
@@ -5992,7 +6436,7 @@
       </w:rPr>
     </w:lvl>
   </w:abstractNum>
-  <w:abstractNum w:abstractNumId="7">
+  <w:abstractNum w:abstractNumId="10">
     <w:nsid w:val="28A33453"/>
     <w:multiLevelType w:val="multilevel"/>
     <w:tmpl w:val="0BF27CE6"/>
@@ -6141,7 +6585,7 @@
       </w:rPr>
     </w:lvl>
   </w:abstractNum>
-  <w:abstractNum w:abstractNumId="8">
+  <w:abstractNum w:abstractNumId="11">
     <w:nsid w:val="2AEA0276"/>
     <w:multiLevelType w:val="hybridMultilevel"/>
     <w:tmpl w:val="2C1A3808"/>
@@ -6254,7 +6698,7 @@
       </w:rPr>
     </w:lvl>
   </w:abstractNum>
-  <w:abstractNum w:abstractNumId="9">
+  <w:abstractNum w:abstractNumId="12">
     <w:nsid w:val="2C13109A"/>
     <w:multiLevelType w:val="hybridMultilevel"/>
     <w:tmpl w:val="3034835C"/>
@@ -6367,7 +6811,7 @@
       </w:rPr>
     </w:lvl>
   </w:abstractNum>
-  <w:abstractNum w:abstractNumId="10">
+  <w:abstractNum w:abstractNumId="13">
     <w:nsid w:val="30D479E8"/>
     <w:multiLevelType w:val="hybridMultilevel"/>
     <w:tmpl w:val="34982A86"/>
@@ -6480,7 +6924,233 @@
       </w:rPr>
     </w:lvl>
   </w:abstractNum>
-  <w:abstractNum w:abstractNumId="11">
+  <w:abstractNum w:abstractNumId="14">
+    <w:nsid w:val="31C10782"/>
+    <w:multiLevelType w:val="hybridMultilevel"/>
+    <w:tmpl w:val="214CAEFE"/>
+    <w:lvl w:ilvl="0" w:tplc="90CC8EC6">
+      <w:start w:val="2009"/>
+      <w:numFmt w:val="bullet"/>
+      <w:lvlText w:val=""/>
+      <w:lvlJc w:val="left"/>
+      <w:pPr>
+        <w:ind w:left="720" w:hanging="360"/>
+      </w:pPr>
+      <w:rPr>
+        <w:rFonts w:ascii="Symbol" w:eastAsia="Times New Roman" w:hAnsi="Symbol" w:cs="Times New Roman" w:hint="default"/>
+      </w:rPr>
+    </w:lvl>
+    <w:lvl w:ilvl="1" w:tplc="04090003" w:tentative="1">
+      <w:start w:val="1"/>
+      <w:numFmt w:val="bullet"/>
+      <w:lvlText w:val="o"/>
+      <w:lvlJc w:val="left"/>
+      <w:pPr>
+        <w:ind w:left="1440" w:hanging="360"/>
+      </w:pPr>
+      <w:rPr>
+        <w:rFonts w:ascii="Courier New" w:hAnsi="Courier New" w:cs="Courier New" w:hint="default"/>
+      </w:rPr>
+    </w:lvl>
+    <w:lvl w:ilvl="2" w:tplc="04090005" w:tentative="1">
+      <w:start w:val="1"/>
+      <w:numFmt w:val="bullet"/>
+      <w:lvlText w:val=""/>
+      <w:lvlJc w:val="left"/>
+      <w:pPr>
+        <w:ind w:left="2160" w:hanging="360"/>
+      </w:pPr>
+      <w:rPr>
+        <w:rFonts w:ascii="Wingdings" w:hAnsi="Wingdings" w:hint="default"/>
+      </w:rPr>
+    </w:lvl>
+    <w:lvl w:ilvl="3" w:tplc="04090001" w:tentative="1">
+      <w:start w:val="1"/>
+      <w:numFmt w:val="bullet"/>
+      <w:lvlText w:val=""/>
+      <w:lvlJc w:val="left"/>
+      <w:pPr>
+        <w:ind w:left="2880" w:hanging="360"/>
+      </w:pPr>
+      <w:rPr>
+        <w:rFonts w:ascii="Symbol" w:hAnsi="Symbol" w:hint="default"/>
+      </w:rPr>
+    </w:lvl>
+    <w:lvl w:ilvl="4" w:tplc="04090003" w:tentative="1">
+      <w:start w:val="1"/>
+      <w:numFmt w:val="bullet"/>
+      <w:lvlText w:val="o"/>
+      <w:lvlJc w:val="left"/>
+      <w:pPr>
+        <w:ind w:left="3600" w:hanging="360"/>
+      </w:pPr>
+      <w:rPr>
+        <w:rFonts w:ascii="Courier New" w:hAnsi="Courier New" w:cs="Courier New" w:hint="default"/>
+      </w:rPr>
+    </w:lvl>
+    <w:lvl w:ilvl="5" w:tplc="04090005" w:tentative="1">
+      <w:start w:val="1"/>
+      <w:numFmt w:val="bullet"/>
+      <w:lvlText w:val=""/>
+      <w:lvlJc w:val="left"/>
+      <w:pPr>
+        <w:ind w:left="4320" w:hanging="360"/>
+      </w:pPr>
+      <w:rPr>
+        <w:rFonts w:ascii="Wingdings" w:hAnsi="Wingdings" w:hint="default"/>
+      </w:rPr>
+    </w:lvl>
+    <w:lvl w:ilvl="6" w:tplc="04090001" w:tentative="1">
+      <w:start w:val="1"/>
+      <w:numFmt w:val="bullet"/>
+      <w:lvlText w:val=""/>
+      <w:lvlJc w:val="left"/>
+      <w:pPr>
+        <w:ind w:left="5040" w:hanging="360"/>
+      </w:pPr>
+      <w:rPr>
+        <w:rFonts w:ascii="Symbol" w:hAnsi="Symbol" w:hint="default"/>
+      </w:rPr>
+    </w:lvl>
+    <w:lvl w:ilvl="7" w:tplc="04090003" w:tentative="1">
+      <w:start w:val="1"/>
+      <w:numFmt w:val="bullet"/>
+      <w:lvlText w:val="o"/>
+      <w:lvlJc w:val="left"/>
+      <w:pPr>
+        <w:ind w:left="5760" w:hanging="360"/>
+      </w:pPr>
+      <w:rPr>
+        <w:rFonts w:ascii="Courier New" w:hAnsi="Courier New" w:cs="Courier New" w:hint="default"/>
+      </w:rPr>
+    </w:lvl>
+    <w:lvl w:ilvl="8" w:tplc="04090005" w:tentative="1">
+      <w:start w:val="1"/>
+      <w:numFmt w:val="bullet"/>
+      <w:lvlText w:val=""/>
+      <w:lvlJc w:val="left"/>
+      <w:pPr>
+        <w:ind w:left="6480" w:hanging="360"/>
+      </w:pPr>
+      <w:rPr>
+        <w:rFonts w:ascii="Wingdings" w:hAnsi="Wingdings" w:hint="default"/>
+      </w:rPr>
+    </w:lvl>
+  </w:abstractNum>
+  <w:abstractNum w:abstractNumId="15">
+    <w:nsid w:val="3D61785D"/>
+    <w:multiLevelType w:val="hybridMultilevel"/>
+    <w:tmpl w:val="8EE429FA"/>
+    <w:lvl w:ilvl="0" w:tplc="D320F798">
+      <w:start w:val="1"/>
+      <w:numFmt w:val="bullet"/>
+      <w:lvlText w:val="-"/>
+      <w:lvlJc w:val="left"/>
+      <w:pPr>
+        <w:ind w:left="360" w:hanging="360"/>
+      </w:pPr>
+      <w:rPr>
+        <w:rFonts w:ascii="Yu Gothic" w:eastAsia="Yu Gothic" w:hAnsi="Yu Gothic" w:hint="eastAsia"/>
+      </w:rPr>
+    </w:lvl>
+    <w:lvl w:ilvl="1" w:tplc="04090003" w:tentative="1">
+      <w:start w:val="1"/>
+      <w:numFmt w:val="bullet"/>
+      <w:lvlText w:val="o"/>
+      <w:lvlJc w:val="left"/>
+      <w:pPr>
+        <w:ind w:left="1080" w:hanging="360"/>
+      </w:pPr>
+      <w:rPr>
+        <w:rFonts w:ascii="Courier New" w:hAnsi="Courier New" w:cs="Courier New" w:hint="default"/>
+      </w:rPr>
+    </w:lvl>
+    <w:lvl w:ilvl="2" w:tplc="04090005" w:tentative="1">
+      <w:start w:val="1"/>
+      <w:numFmt w:val="bullet"/>
+      <w:lvlText w:val=""/>
+      <w:lvlJc w:val="left"/>
+      <w:pPr>
+        <w:ind w:left="1800" w:hanging="360"/>
+      </w:pPr>
+      <w:rPr>
+        <w:rFonts w:ascii="Wingdings" w:hAnsi="Wingdings" w:hint="default"/>
+      </w:rPr>
+    </w:lvl>
+    <w:lvl w:ilvl="3" w:tplc="04090001" w:tentative="1">
+      <w:start w:val="1"/>
+      <w:numFmt w:val="bullet"/>
+      <w:lvlText w:val=""/>
+      <w:lvlJc w:val="left"/>
+      <w:pPr>
+        <w:ind w:left="2520" w:hanging="360"/>
+      </w:pPr>
+      <w:rPr>
+        <w:rFonts w:ascii="Symbol" w:hAnsi="Symbol" w:hint="default"/>
+      </w:rPr>
+    </w:lvl>
+    <w:lvl w:ilvl="4" w:tplc="04090003" w:tentative="1">
+      <w:start w:val="1"/>
+      <w:numFmt w:val="bullet"/>
+      <w:lvlText w:val="o"/>
+      <w:lvlJc w:val="left"/>
+      <w:pPr>
+        <w:ind w:left="3240" w:hanging="360"/>
+      </w:pPr>
+      <w:rPr>
+        <w:rFonts w:ascii="Courier New" w:hAnsi="Courier New" w:cs="Courier New" w:hint="default"/>
+      </w:rPr>
+    </w:lvl>
+    <w:lvl w:ilvl="5" w:tplc="04090005" w:tentative="1">
+      <w:start w:val="1"/>
+      <w:numFmt w:val="bullet"/>
+      <w:lvlText w:val=""/>
+      <w:lvlJc w:val="left"/>
+      <w:pPr>
+        <w:ind w:left="3960" w:hanging="360"/>
+      </w:pPr>
+      <w:rPr>
+        <w:rFonts w:ascii="Wingdings" w:hAnsi="Wingdings" w:hint="default"/>
+      </w:rPr>
+    </w:lvl>
+    <w:lvl w:ilvl="6" w:tplc="04090001" w:tentative="1">
+      <w:start w:val="1"/>
+      <w:numFmt w:val="bullet"/>
+      <w:lvlText w:val=""/>
+      <w:lvlJc w:val="left"/>
+      <w:pPr>
+        <w:ind w:left="4680" w:hanging="360"/>
+      </w:pPr>
+      <w:rPr>
+        <w:rFonts w:ascii="Symbol" w:hAnsi="Symbol" w:hint="default"/>
+      </w:rPr>
+    </w:lvl>
+    <w:lvl w:ilvl="7" w:tplc="04090003" w:tentative="1">
+      <w:start w:val="1"/>
+      <w:numFmt w:val="bullet"/>
+      <w:lvlText w:val="o"/>
+      <w:lvlJc w:val="left"/>
+      <w:pPr>
+        <w:ind w:left="5400" w:hanging="360"/>
+      </w:pPr>
+      <w:rPr>
+        <w:rFonts w:ascii="Courier New" w:hAnsi="Courier New" w:cs="Courier New" w:hint="default"/>
+      </w:rPr>
+    </w:lvl>
+    <w:lvl w:ilvl="8" w:tplc="04090005" w:tentative="1">
+      <w:start w:val="1"/>
+      <w:numFmt w:val="bullet"/>
+      <w:lvlText w:val=""/>
+      <w:lvlJc w:val="left"/>
+      <w:pPr>
+        <w:ind w:left="6120" w:hanging="360"/>
+      </w:pPr>
+      <w:rPr>
+        <w:rFonts w:ascii="Wingdings" w:hAnsi="Wingdings" w:hint="default"/>
+      </w:rPr>
+    </w:lvl>
+  </w:abstractNum>
+  <w:abstractNum w:abstractNumId="16">
     <w:nsid w:val="4437432A"/>
     <w:multiLevelType w:val="hybridMultilevel"/>
     <w:tmpl w:val="C2B89AFE"/>
@@ -6593,7 +7263,7 @@
       </w:rPr>
     </w:lvl>
   </w:abstractNum>
-  <w:abstractNum w:abstractNumId="12">
+  <w:abstractNum w:abstractNumId="17">
     <w:nsid w:val="4B960F97"/>
     <w:multiLevelType w:val="multilevel"/>
     <w:tmpl w:val="B0B6C0D0"/>
@@ -6742,7 +7412,7 @@
       </w:rPr>
     </w:lvl>
   </w:abstractNum>
-  <w:abstractNum w:abstractNumId="13">
+  <w:abstractNum w:abstractNumId="18">
     <w:nsid w:val="4D711C20"/>
     <w:multiLevelType w:val="hybridMultilevel"/>
     <w:tmpl w:val="692EA838"/>
@@ -6855,7 +7525,7 @@
       </w:rPr>
     </w:lvl>
   </w:abstractNum>
-  <w:abstractNum w:abstractNumId="14">
+  <w:abstractNum w:abstractNumId="19">
     <w:nsid w:val="519208CD"/>
     <w:multiLevelType w:val="multilevel"/>
     <w:tmpl w:val="8BE6A0C8"/>
@@ -7004,7 +7674,7 @@
       </w:rPr>
     </w:lvl>
   </w:abstractNum>
-  <w:abstractNum w:abstractNumId="15">
+  <w:abstractNum w:abstractNumId="20">
     <w:nsid w:val="55D34F2E"/>
     <w:multiLevelType w:val="hybridMultilevel"/>
     <w:tmpl w:val="BD10BC5C"/>
@@ -7116,7 +7786,7 @@
       </w:rPr>
     </w:lvl>
   </w:abstractNum>
-  <w:abstractNum w:abstractNumId="16">
+  <w:abstractNum w:abstractNumId="21">
     <w:nsid w:val="58625F5E"/>
     <w:multiLevelType w:val="multilevel"/>
     <w:tmpl w:val="DD5A870E"/>
@@ -7265,7 +7935,7 @@
       </w:rPr>
     </w:lvl>
   </w:abstractNum>
-  <w:abstractNum w:abstractNumId="17">
+  <w:abstractNum w:abstractNumId="22">
     <w:nsid w:val="5F2C594B"/>
     <w:multiLevelType w:val="hybridMultilevel"/>
     <w:tmpl w:val="7B3ACF4A"/>
@@ -7377,7 +8047,7 @@
       </w:rPr>
     </w:lvl>
   </w:abstractNum>
-  <w:abstractNum w:abstractNumId="18">
+  <w:abstractNum w:abstractNumId="23">
     <w:nsid w:val="610D0CEA"/>
     <w:multiLevelType w:val="hybridMultilevel"/>
     <w:tmpl w:val="EE140532"/>
@@ -7489,7 +8159,7 @@
       </w:rPr>
     </w:lvl>
   </w:abstractNum>
-  <w:abstractNum w:abstractNumId="19">
+  <w:abstractNum w:abstractNumId="24">
     <w:nsid w:val="6D5112CB"/>
     <w:multiLevelType w:val="hybridMultilevel"/>
     <w:tmpl w:val="56E2B5FC"/>
@@ -7575,7 +8245,7 @@
       </w:pPr>
     </w:lvl>
   </w:abstractNum>
-  <w:abstractNum w:abstractNumId="20">
+  <w:abstractNum w:abstractNumId="25">
     <w:nsid w:val="72E4703C"/>
     <w:multiLevelType w:val="multilevel"/>
     <w:tmpl w:val="1DD26C2E"/>
@@ -7724,7 +8394,120 @@
       </w:rPr>
     </w:lvl>
   </w:abstractNum>
-  <w:abstractNum w:abstractNumId="21">
+  <w:abstractNum w:abstractNumId="26">
+    <w:nsid w:val="73846051"/>
+    <w:multiLevelType w:val="hybridMultilevel"/>
+    <w:tmpl w:val="2D06CB7E"/>
+    <w:lvl w:ilvl="0" w:tplc="90CC8EC6">
+      <w:start w:val="2009"/>
+      <w:numFmt w:val="bullet"/>
+      <w:lvlText w:val=""/>
+      <w:lvlJc w:val="left"/>
+      <w:pPr>
+        <w:ind w:left="720" w:hanging="360"/>
+      </w:pPr>
+      <w:rPr>
+        <w:rFonts w:ascii="Symbol" w:eastAsia="Times New Roman" w:hAnsi="Symbol" w:cs="Times New Roman" w:hint="default"/>
+      </w:rPr>
+    </w:lvl>
+    <w:lvl w:ilvl="1" w:tplc="04090003" w:tentative="1">
+      <w:start w:val="1"/>
+      <w:numFmt w:val="bullet"/>
+      <w:lvlText w:val="o"/>
+      <w:lvlJc w:val="left"/>
+      <w:pPr>
+        <w:ind w:left="1440" w:hanging="360"/>
+      </w:pPr>
+      <w:rPr>
+        <w:rFonts w:ascii="Courier New" w:hAnsi="Courier New" w:cs="Courier New" w:hint="default"/>
+      </w:rPr>
+    </w:lvl>
+    <w:lvl w:ilvl="2" w:tplc="04090005" w:tentative="1">
+      <w:start w:val="1"/>
+      <w:numFmt w:val="bullet"/>
+      <w:lvlText w:val=""/>
+      <w:lvlJc w:val="left"/>
+      <w:pPr>
+        <w:ind w:left="2160" w:hanging="360"/>
+      </w:pPr>
+      <w:rPr>
+        <w:rFonts w:ascii="Wingdings" w:hAnsi="Wingdings" w:hint="default"/>
+      </w:rPr>
+    </w:lvl>
+    <w:lvl w:ilvl="3" w:tplc="04090001" w:tentative="1">
+      <w:start w:val="1"/>
+      <w:numFmt w:val="bullet"/>
+      <w:lvlText w:val=""/>
+      <w:lvlJc w:val="left"/>
+      <w:pPr>
+        <w:ind w:left="2880" w:hanging="360"/>
+      </w:pPr>
+      <w:rPr>
+        <w:rFonts w:ascii="Symbol" w:hAnsi="Symbol" w:hint="default"/>
+      </w:rPr>
+    </w:lvl>
+    <w:lvl w:ilvl="4" w:tplc="04090003" w:tentative="1">
+      <w:start w:val="1"/>
+      <w:numFmt w:val="bullet"/>
+      <w:lvlText w:val="o"/>
+      <w:lvlJc w:val="left"/>
+      <w:pPr>
+        <w:ind w:left="3600" w:hanging="360"/>
+      </w:pPr>
+      <w:rPr>
+        <w:rFonts w:ascii="Courier New" w:hAnsi="Courier New" w:cs="Courier New" w:hint="default"/>
+      </w:rPr>
+    </w:lvl>
+    <w:lvl w:ilvl="5" w:tplc="04090005" w:tentative="1">
+      <w:start w:val="1"/>
+      <w:numFmt w:val="bullet"/>
+      <w:lvlText w:val=""/>
+      <w:lvlJc w:val="left"/>
+      <w:pPr>
+        <w:ind w:left="4320" w:hanging="360"/>
+      </w:pPr>
+      <w:rPr>
+        <w:rFonts w:ascii="Wingdings" w:hAnsi="Wingdings" w:hint="default"/>
+      </w:rPr>
+    </w:lvl>
+    <w:lvl w:ilvl="6" w:tplc="04090001" w:tentative="1">
+      <w:start w:val="1"/>
+      <w:numFmt w:val="bullet"/>
+      <w:lvlText w:val=""/>
+      <w:lvlJc w:val="left"/>
+      <w:pPr>
+        <w:ind w:left="5040" w:hanging="360"/>
+      </w:pPr>
+      <w:rPr>
+        <w:rFonts w:ascii="Symbol" w:hAnsi="Symbol" w:hint="default"/>
+      </w:rPr>
+    </w:lvl>
+    <w:lvl w:ilvl="7" w:tplc="04090003" w:tentative="1">
+      <w:start w:val="1"/>
+      <w:numFmt w:val="bullet"/>
+      <w:lvlText w:val="o"/>
+      <w:lvlJc w:val="left"/>
+      <w:pPr>
+        <w:ind w:left="5760" w:hanging="360"/>
+      </w:pPr>
+      <w:rPr>
+        <w:rFonts w:ascii="Courier New" w:hAnsi="Courier New" w:cs="Courier New" w:hint="default"/>
+      </w:rPr>
+    </w:lvl>
+    <w:lvl w:ilvl="8" w:tplc="04090005" w:tentative="1">
+      <w:start w:val="1"/>
+      <w:numFmt w:val="bullet"/>
+      <w:lvlText w:val=""/>
+      <w:lvlJc w:val="left"/>
+      <w:pPr>
+        <w:ind w:left="6480" w:hanging="360"/>
+      </w:pPr>
+      <w:rPr>
+        <w:rFonts w:ascii="Wingdings" w:hAnsi="Wingdings" w:hint="default"/>
+      </w:rPr>
+    </w:lvl>
+  </w:abstractNum>
+  <w:abstractNum w:abstractNumId="27">
     <w:nsid w:val="746B0190"/>
     <w:multiLevelType w:val="multilevel"/>
     <w:tmpl w:val="2A320454"/>
@@ -7873,7 +8656,7 @@
       </w:rPr>
     </w:lvl>
   </w:abstractNum>
-  <w:abstractNum w:abstractNumId="22">
+  <w:abstractNum w:abstractNumId="28">
     <w:nsid w:val="74D01B64"/>
     <w:multiLevelType w:val="hybridMultilevel"/>
     <w:tmpl w:val="E63877FC"/>
@@ -7987,76 +8770,94 @@
     </w:lvl>
   </w:abstractNum>
   <w:num w:numId="1">
-    <w:abstractNumId w:val="19"/>
+    <w:abstractNumId w:val="24"/>
     <w:lvlOverride w:ilvl="0">
       <w:startOverride w:val="1"/>
     </w:lvlOverride>
   </w:num>
   <w:num w:numId="2">
-    <w:abstractNumId w:val="5"/>
+    <w:abstractNumId w:val="8"/>
   </w:num>
   <w:num w:numId="3">
     <w:abstractNumId w:val="0"/>
   </w:num>
   <w:num w:numId="4">
+    <w:abstractNumId w:val="22"/>
+  </w:num>
+  <w:num w:numId="5">
+    <w:abstractNumId w:val="16"/>
+  </w:num>
+  <w:num w:numId="6">
+    <w:abstractNumId w:val="20"/>
+  </w:num>
+  <w:num w:numId="7">
+    <w:abstractNumId w:val="28"/>
+  </w:num>
+  <w:num w:numId="8">
+    <w:abstractNumId w:val="23"/>
+  </w:num>
+  <w:num w:numId="9">
+    <w:abstractNumId w:val="10"/>
+  </w:num>
+  <w:num w:numId="10">
+    <w:abstractNumId w:val="25"/>
+  </w:num>
+  <w:num w:numId="11">
+    <w:abstractNumId w:val="18"/>
+  </w:num>
+  <w:num w:numId="12">
+    <w:abstractNumId w:val="19"/>
+  </w:num>
+  <w:num w:numId="13">
     <w:abstractNumId w:val="17"/>
   </w:num>
-  <w:num w:numId="5">
+  <w:num w:numId="14">
+    <w:abstractNumId w:val="9"/>
+  </w:num>
+  <w:num w:numId="15">
+    <w:abstractNumId w:val="21"/>
+  </w:num>
+  <w:num w:numId="16">
+    <w:abstractNumId w:val="12"/>
+  </w:num>
+  <w:num w:numId="17">
+    <w:abstractNumId w:val="2"/>
+  </w:num>
+  <w:num w:numId="18">
+    <w:abstractNumId w:val="13"/>
+  </w:num>
+  <w:num w:numId="19">
     <w:abstractNumId w:val="11"/>
   </w:num>
-  <w:num w:numId="6">
+  <w:num w:numId="20">
+    <w:abstractNumId w:val="7"/>
+  </w:num>
+  <w:num w:numId="21">
+    <w:abstractNumId w:val="5"/>
+  </w:num>
+  <w:num w:numId="22">
+    <w:abstractNumId w:val="27"/>
+  </w:num>
+  <w:num w:numId="23">
+    <w:abstractNumId w:val="3"/>
+  </w:num>
+  <w:num w:numId="24">
     <w:abstractNumId w:val="15"/>
   </w:num>
-  <w:num w:numId="7">
-    <w:abstractNumId w:val="22"/>
+  <w:num w:numId="25">
+    <w:abstractNumId w:val="26"/>
   </w:num>
-  <w:num w:numId="8">
-    <w:abstractNumId w:val="18"/>
+  <w:num w:numId="26">
+    <w:abstractNumId w:val="1"/>
   </w:num>
-  <w:num w:numId="9">
-    <w:abstractNumId w:val="7"/>
-  </w:num>
-  <w:num w:numId="10">
-    <w:abstractNumId w:val="20"/>
-  </w:num>
-  <w:num w:numId="11">
-    <w:abstractNumId w:val="13"/>
-  </w:num>
-  <w:num w:numId="12">
-    <w:abstractNumId w:val="14"/>
-  </w:num>
-  <w:num w:numId="13">
-    <w:abstractNumId w:val="12"/>
-  </w:num>
-  <w:num w:numId="14">
+  <w:num w:numId="27">
     <w:abstractNumId w:val="6"/>
   </w:num>
-  <w:num w:numId="15">
-    <w:abstractNumId w:val="16"/>
-  </w:num>
-  <w:num w:numId="16">
-    <w:abstractNumId w:val="9"/>
-  </w:num>
-  <w:num w:numId="17">
-    <w:abstractNumId w:val="1"/>
-  </w:num>
-  <w:num w:numId="18">
-    <w:abstractNumId w:val="10"/>
-  </w:num>
-  <w:num w:numId="19">
-    <w:abstractNumId w:val="8"/>
-  </w:num>
-  <w:num w:numId="20">
+  <w:num w:numId="28">
     <w:abstractNumId w:val="4"/>
   </w:num>
-  <w:num w:numId="21">
-    <w:abstractNumId w:val="3"/>
-  </w:num>
-  <w:num w:numId="22">
-    <w:abstractNumId w:val="21"/>
-  </w:num>
-  <w:num w:numId="23">
-    <w:abstractNumId w:val="2"/>
+  <w:num w:numId="29">
+    <w:abstractNumId w:val="14"/>
   </w:num>
 </w:numbering>
 </file>
